--- a/00 - DESARROLLO ANGULAR.docx
+++ b/00 - DESARROLLO ANGULAR.docx
@@ -38750,8 +38750,319 @@
           <w:szCs w:val="28"/>
         </w:rPr>
       </w:pPr>
+    </w:p>
+    <w:p>
+      <w:pPr>
+        <w:spacing w:after="0" w:line="240" w:lineRule="auto"/>
+        <w:rPr>
+          <w:rFonts w:ascii="Verdana" w:hAnsi="Verdana"/>
+          <w:sz w:val="28"/>
+          <w:szCs w:val="28"/>
+        </w:rPr>
+      </w:pPr>
+    </w:p>
+    <w:p>
+      <w:pPr>
+        <w:spacing w:after="0" w:line="240" w:lineRule="auto"/>
+        <w:rPr>
+          <w:rFonts w:ascii="Verdana" w:hAnsi="Verdana"/>
+          <w:sz w:val="28"/>
+          <w:szCs w:val="28"/>
+        </w:rPr>
+      </w:pPr>
+    </w:p>
+    <w:p>
+      <w:pPr>
+        <w:spacing w:after="0" w:line="240" w:lineRule="auto"/>
+        <w:rPr>
+          <w:rFonts w:ascii="Verdana" w:hAnsi="Verdana"/>
+          <w:sz w:val="28"/>
+          <w:szCs w:val="28"/>
+        </w:rPr>
+      </w:pPr>
+    </w:p>
+    <w:p>
+      <w:pPr>
+        <w:spacing w:after="0" w:line="240" w:lineRule="auto"/>
+        <w:rPr>
+          <w:rFonts w:ascii="Verdana" w:hAnsi="Verdana"/>
+          <w:sz w:val="28"/>
+          <w:szCs w:val="28"/>
+        </w:rPr>
+      </w:pPr>
+    </w:p>
+    <w:p>
+      <w:pPr>
+        <w:spacing w:after="0" w:line="240" w:lineRule="auto"/>
+        <w:rPr>
+          <w:rFonts w:ascii="Verdana" w:hAnsi="Verdana"/>
+          <w:sz w:val="28"/>
+          <w:szCs w:val="28"/>
+        </w:rPr>
+      </w:pPr>
+    </w:p>
+    <w:p>
+      <w:pPr>
+        <w:spacing w:after="0" w:line="240" w:lineRule="auto"/>
+        <w:rPr>
+          <w:rFonts w:ascii="Verdana" w:hAnsi="Verdana"/>
+          <w:sz w:val="28"/>
+          <w:szCs w:val="28"/>
+        </w:rPr>
+      </w:pPr>
+    </w:p>
+    <w:p>
+      <w:pPr>
+        <w:spacing w:after="0" w:line="240" w:lineRule="auto"/>
+        <w:rPr>
+          <w:rFonts w:ascii="Verdana" w:hAnsi="Verdana"/>
+          <w:sz w:val="28"/>
+          <w:szCs w:val="28"/>
+        </w:rPr>
+      </w:pPr>
+    </w:p>
+    <w:p>
+      <w:pPr>
+        <w:spacing w:after="0" w:line="240" w:lineRule="auto"/>
+        <w:rPr>
+          <w:rFonts w:ascii="Verdana" w:hAnsi="Verdana"/>
+          <w:sz w:val="28"/>
+          <w:szCs w:val="28"/>
+        </w:rPr>
+      </w:pPr>
+    </w:p>
+    <w:p>
+      <w:pPr>
+        <w:spacing w:after="0" w:line="240" w:lineRule="auto"/>
+        <w:rPr>
+          <w:rFonts w:ascii="Verdana" w:hAnsi="Verdana"/>
+          <w:sz w:val="28"/>
+          <w:szCs w:val="28"/>
+        </w:rPr>
+      </w:pPr>
+    </w:p>
+    <w:p>
+      <w:pPr>
+        <w:spacing w:after="0" w:line="240" w:lineRule="auto"/>
+        <w:rPr>
+          <w:rFonts w:ascii="Verdana" w:hAnsi="Verdana"/>
+          <w:sz w:val="28"/>
+          <w:szCs w:val="28"/>
+        </w:rPr>
+      </w:pPr>
+      <w:r>
+        <w:rPr>
+          <w:rFonts w:ascii="Verdana" w:hAnsi="Verdana"/>
+          <w:sz w:val="28"/>
+          <w:szCs w:val="28"/>
+        </w:rPr>
+        <w:t>Necesito realizar lo mismo de hoy para cerrar los conceptos.</w:t>
+      </w:r>
+    </w:p>
+    <w:p>
+      <w:pPr>
+        <w:spacing w:after="0" w:line="240" w:lineRule="auto"/>
+        <w:rPr>
+          <w:rFonts w:ascii="Verdana" w:hAnsi="Verdana"/>
+          <w:sz w:val="28"/>
+          <w:szCs w:val="28"/>
+        </w:rPr>
+      </w:pPr>
+    </w:p>
+    <w:p>
+      <w:pPr>
+        <w:pStyle w:val="Prrafodelista"/>
+        <w:numPr>
+          <w:ilvl w:val="0"/>
+          <w:numId w:val="29"/>
+        </w:numPr>
+        <w:spacing w:after="0" w:line="240" w:lineRule="auto"/>
+        <w:rPr>
+          <w:rFonts w:ascii="Verdana" w:hAnsi="Verdana"/>
+          <w:sz w:val="28"/>
+          <w:szCs w:val="28"/>
+        </w:rPr>
+      </w:pPr>
+      <w:r>
+        <w:rPr>
+          <w:rFonts w:ascii="Verdana" w:hAnsi="Verdana"/>
+          <w:sz w:val="28"/>
+          <w:szCs w:val="28"/>
+        </w:rPr>
+        <w:t xml:space="preserve">Crear un nuevo proyecto llamado </w:t>
+      </w:r>
+      <w:proofErr w:type="spellStart"/>
+      <w:r>
+        <w:rPr>
+          <w:rFonts w:ascii="Verdana" w:hAnsi="Verdana"/>
+          <w:b/>
+          <w:sz w:val="28"/>
+          <w:szCs w:val="28"/>
+        </w:rPr>
+        <w:t>angularrutas</w:t>
+      </w:r>
+      <w:proofErr w:type="spellEnd"/>
+    </w:p>
+    <w:p>
+      <w:pPr>
+        <w:pStyle w:val="Prrafodelista"/>
+        <w:numPr>
+          <w:ilvl w:val="0"/>
+          <w:numId w:val="29"/>
+        </w:numPr>
+        <w:spacing w:after="0" w:line="240" w:lineRule="auto"/>
+        <w:rPr>
+          <w:rFonts w:ascii="Verdana" w:hAnsi="Verdana"/>
+          <w:sz w:val="28"/>
+          <w:szCs w:val="28"/>
+        </w:rPr>
+      </w:pPr>
+      <w:r>
+        <w:rPr>
+          <w:rFonts w:ascii="Verdana" w:hAnsi="Verdana"/>
+          <w:sz w:val="28"/>
+          <w:szCs w:val="28"/>
+        </w:rPr>
+        <w:t xml:space="preserve">Creamos dos componentes: </w:t>
+      </w:r>
+      <w:proofErr w:type="spellStart"/>
+      <w:r>
+        <w:rPr>
+          <w:rFonts w:ascii="Verdana" w:hAnsi="Verdana"/>
+          <w:b/>
+          <w:sz w:val="28"/>
+          <w:szCs w:val="28"/>
+        </w:rPr>
+        <w:t>homeComponent</w:t>
+      </w:r>
+      <w:proofErr w:type="spellEnd"/>
+      <w:r>
+        <w:rPr>
+          <w:rFonts w:ascii="Verdana" w:hAnsi="Verdana"/>
+          <w:sz w:val="28"/>
+          <w:szCs w:val="28"/>
+        </w:rPr>
+        <w:t xml:space="preserve"> y </w:t>
+      </w:r>
+      <w:proofErr w:type="spellStart"/>
+      <w:r>
+        <w:rPr>
+          <w:rFonts w:ascii="Verdana" w:hAnsi="Verdana"/>
+          <w:b/>
+          <w:sz w:val="28"/>
+          <w:szCs w:val="28"/>
+        </w:rPr>
+        <w:t>musicaComponent</w:t>
+      </w:r>
+      <w:proofErr w:type="spellEnd"/>
+    </w:p>
+    <w:p>
+      <w:pPr>
+        <w:pStyle w:val="Prrafodelista"/>
+        <w:numPr>
+          <w:ilvl w:val="0"/>
+          <w:numId w:val="29"/>
+        </w:numPr>
+        <w:spacing w:after="0" w:line="240" w:lineRule="auto"/>
+        <w:rPr>
+          <w:rFonts w:ascii="Verdana" w:hAnsi="Verdana"/>
+          <w:sz w:val="28"/>
+          <w:szCs w:val="28"/>
+        </w:rPr>
+      </w:pPr>
+      <w:r>
+        <w:rPr>
+          <w:rFonts w:ascii="Verdana" w:hAnsi="Verdana"/>
+          <w:sz w:val="28"/>
+          <w:szCs w:val="28"/>
+        </w:rPr>
+        <w:t>Los ponemos en el sistema de rutas y comprobamos que funciona</w:t>
+      </w:r>
+    </w:p>
+    <w:p>
+      <w:pPr>
+        <w:pStyle w:val="Prrafodelista"/>
+        <w:numPr>
+          <w:ilvl w:val="0"/>
+          <w:numId w:val="29"/>
+        </w:numPr>
+        <w:spacing w:after="0" w:line="240" w:lineRule="auto"/>
+        <w:rPr>
+          <w:rFonts w:ascii="Verdana" w:hAnsi="Verdana"/>
+          <w:sz w:val="28"/>
+          <w:szCs w:val="28"/>
+        </w:rPr>
+      </w:pPr>
+      <w:r>
+        <w:rPr>
+          <w:rFonts w:ascii="Verdana" w:hAnsi="Verdana"/>
+          <w:sz w:val="28"/>
+          <w:szCs w:val="28"/>
+        </w:rPr>
+        <w:t>Comprobado todo, creamos un menú.</w:t>
+      </w:r>
       <w:bookmarkStart w:id="0" w:name="_GoBack"/>
       <w:bookmarkEnd w:id="0"/>
+    </w:p>
+    <w:p>
+      <w:pPr>
+        <w:spacing w:after="0" w:line="240" w:lineRule="auto"/>
+        <w:rPr>
+          <w:rFonts w:ascii="Verdana" w:hAnsi="Verdana"/>
+          <w:sz w:val="28"/>
+          <w:szCs w:val="28"/>
+        </w:rPr>
+      </w:pPr>
+    </w:p>
+    <w:p>
+      <w:pPr>
+        <w:spacing w:after="0" w:line="240" w:lineRule="auto"/>
+        <w:rPr>
+          <w:rFonts w:ascii="Verdana" w:hAnsi="Verdana"/>
+          <w:sz w:val="28"/>
+          <w:szCs w:val="28"/>
+        </w:rPr>
+      </w:pPr>
+    </w:p>
+    <w:p>
+      <w:pPr>
+        <w:spacing w:after="0" w:line="240" w:lineRule="auto"/>
+        <w:rPr>
+          <w:rFonts w:ascii="Verdana" w:hAnsi="Verdana"/>
+          <w:sz w:val="28"/>
+          <w:szCs w:val="28"/>
+        </w:rPr>
+      </w:pPr>
+    </w:p>
+    <w:p>
+      <w:pPr>
+        <w:spacing w:after="0" w:line="240" w:lineRule="auto"/>
+        <w:rPr>
+          <w:rFonts w:ascii="Verdana" w:hAnsi="Verdana"/>
+          <w:sz w:val="28"/>
+          <w:szCs w:val="28"/>
+        </w:rPr>
+      </w:pPr>
+    </w:p>
+    <w:p>
+      <w:pPr>
+        <w:spacing w:after="0" w:line="240" w:lineRule="auto"/>
+        <w:rPr>
+          <w:rFonts w:ascii="Verdana" w:hAnsi="Verdana"/>
+          <w:sz w:val="28"/>
+          <w:szCs w:val="28"/>
+        </w:rPr>
+      </w:pPr>
+    </w:p>
+    <w:p>
+      <w:pPr>
+        <w:spacing w:after="0" w:line="240" w:lineRule="auto"/>
+        <w:rPr>
+          <w:rFonts w:ascii="Verdana" w:hAnsi="Verdana"/>
+          <w:sz w:val="28"/>
+          <w:szCs w:val="28"/>
+        </w:rPr>
+      </w:pPr>
     </w:p>
     <w:p>
       <w:pPr>
@@ -39707,9 +40018,9 @@
     </w:lvl>
   </w:abstractNum>
   <w:abstractNum w:abstractNumId="8" w15:restartNumberingAfterBreak="0">
-    <w:nsid w:val="31647CFB"/>
+    <w:nsid w:val="30957867"/>
     <w:multiLevelType w:val="hybridMultilevel"/>
-    <w:tmpl w:val="E8E08AA2"/>
+    <w:tmpl w:val="DB421EAE"/>
     <w:lvl w:ilvl="0" w:tplc="0C0A0011">
       <w:start w:val="1"/>
       <w:numFmt w:val="decimal"/>
@@ -39796,6 +40107,95 @@
     </w:lvl>
   </w:abstractNum>
   <w:abstractNum w:abstractNumId="9" w15:restartNumberingAfterBreak="0">
+    <w:nsid w:val="31647CFB"/>
+    <w:multiLevelType w:val="hybridMultilevel"/>
+    <w:tmpl w:val="E8E08AA2"/>
+    <w:lvl w:ilvl="0" w:tplc="0C0A0011">
+      <w:start w:val="1"/>
+      <w:numFmt w:val="decimal"/>
+      <w:lvlText w:val="%1)"/>
+      <w:lvlJc w:val="left"/>
+      <w:pPr>
+        <w:ind w:left="720" w:hanging="360"/>
+      </w:pPr>
+      <w:rPr>
+        <w:rFonts w:hint="default"/>
+      </w:rPr>
+    </w:lvl>
+    <w:lvl w:ilvl="1" w:tplc="0C0A0019" w:tentative="1">
+      <w:start w:val="1"/>
+      <w:numFmt w:val="lowerLetter"/>
+      <w:lvlText w:val="%2."/>
+      <w:lvlJc w:val="left"/>
+      <w:pPr>
+        <w:ind w:left="1440" w:hanging="360"/>
+      </w:pPr>
+    </w:lvl>
+    <w:lvl w:ilvl="2" w:tplc="0C0A001B" w:tentative="1">
+      <w:start w:val="1"/>
+      <w:numFmt w:val="lowerRoman"/>
+      <w:lvlText w:val="%3."/>
+      <w:lvlJc w:val="right"/>
+      <w:pPr>
+        <w:ind w:left="2160" w:hanging="180"/>
+      </w:pPr>
+    </w:lvl>
+    <w:lvl w:ilvl="3" w:tplc="0C0A000F" w:tentative="1">
+      <w:start w:val="1"/>
+      <w:numFmt w:val="decimal"/>
+      <w:lvlText w:val="%4."/>
+      <w:lvlJc w:val="left"/>
+      <w:pPr>
+        <w:ind w:left="2880" w:hanging="360"/>
+      </w:pPr>
+    </w:lvl>
+    <w:lvl w:ilvl="4" w:tplc="0C0A0019" w:tentative="1">
+      <w:start w:val="1"/>
+      <w:numFmt w:val="lowerLetter"/>
+      <w:lvlText w:val="%5."/>
+      <w:lvlJc w:val="left"/>
+      <w:pPr>
+        <w:ind w:left="3600" w:hanging="360"/>
+      </w:pPr>
+    </w:lvl>
+    <w:lvl w:ilvl="5" w:tplc="0C0A001B" w:tentative="1">
+      <w:start w:val="1"/>
+      <w:numFmt w:val="lowerRoman"/>
+      <w:lvlText w:val="%6."/>
+      <w:lvlJc w:val="right"/>
+      <w:pPr>
+        <w:ind w:left="4320" w:hanging="180"/>
+      </w:pPr>
+    </w:lvl>
+    <w:lvl w:ilvl="6" w:tplc="0C0A000F" w:tentative="1">
+      <w:start w:val="1"/>
+      <w:numFmt w:val="decimal"/>
+      <w:lvlText w:val="%7."/>
+      <w:lvlJc w:val="left"/>
+      <w:pPr>
+        <w:ind w:left="5040" w:hanging="360"/>
+      </w:pPr>
+    </w:lvl>
+    <w:lvl w:ilvl="7" w:tplc="0C0A0019" w:tentative="1">
+      <w:start w:val="1"/>
+      <w:numFmt w:val="lowerLetter"/>
+      <w:lvlText w:val="%8."/>
+      <w:lvlJc w:val="left"/>
+      <w:pPr>
+        <w:ind w:left="5760" w:hanging="360"/>
+      </w:pPr>
+    </w:lvl>
+    <w:lvl w:ilvl="8" w:tplc="0C0A001B" w:tentative="1">
+      <w:start w:val="1"/>
+      <w:numFmt w:val="lowerRoman"/>
+      <w:lvlText w:val="%9."/>
+      <w:lvlJc w:val="right"/>
+      <w:pPr>
+        <w:ind w:left="6480" w:hanging="180"/>
+      </w:pPr>
+    </w:lvl>
+  </w:abstractNum>
+  <w:abstractNum w:abstractNumId="10" w15:restartNumberingAfterBreak="0">
     <w:nsid w:val="365A5C0C"/>
     <w:multiLevelType w:val="hybridMultilevel"/>
     <w:tmpl w:val="309639C6"/>
@@ -39907,7 +40307,7 @@
       </w:rPr>
     </w:lvl>
   </w:abstractNum>
-  <w:abstractNum w:abstractNumId="10" w15:restartNumberingAfterBreak="0">
+  <w:abstractNum w:abstractNumId="11" w15:restartNumberingAfterBreak="0">
     <w:nsid w:val="3B666662"/>
     <w:multiLevelType w:val="hybridMultilevel"/>
     <w:tmpl w:val="2F6A48E8"/>
@@ -39996,7 +40396,7 @@
       </w:pPr>
     </w:lvl>
   </w:abstractNum>
-  <w:abstractNum w:abstractNumId="11" w15:restartNumberingAfterBreak="0">
+  <w:abstractNum w:abstractNumId="12" w15:restartNumberingAfterBreak="0">
     <w:nsid w:val="3EBC6FD9"/>
     <w:multiLevelType w:val="hybridMultilevel"/>
     <w:tmpl w:val="C96CB7E2"/>
@@ -40085,7 +40485,7 @@
       </w:pPr>
     </w:lvl>
   </w:abstractNum>
-  <w:abstractNum w:abstractNumId="12" w15:restartNumberingAfterBreak="0">
+  <w:abstractNum w:abstractNumId="13" w15:restartNumberingAfterBreak="0">
     <w:nsid w:val="40302FE3"/>
     <w:multiLevelType w:val="hybridMultilevel"/>
     <w:tmpl w:val="0686C0A8"/>
@@ -40174,7 +40574,7 @@
       </w:pPr>
     </w:lvl>
   </w:abstractNum>
-  <w:abstractNum w:abstractNumId="13" w15:restartNumberingAfterBreak="0">
+  <w:abstractNum w:abstractNumId="14" w15:restartNumberingAfterBreak="0">
     <w:nsid w:val="43CB0539"/>
     <w:multiLevelType w:val="hybridMultilevel"/>
     <w:tmpl w:val="DBBA31D0"/>
@@ -40263,7 +40663,7 @@
       </w:pPr>
     </w:lvl>
   </w:abstractNum>
-  <w:abstractNum w:abstractNumId="14" w15:restartNumberingAfterBreak="0">
+  <w:abstractNum w:abstractNumId="15" w15:restartNumberingAfterBreak="0">
     <w:nsid w:val="46A84B5E"/>
     <w:multiLevelType w:val="hybridMultilevel"/>
     <w:tmpl w:val="9E68726C"/>
@@ -40352,7 +40752,7 @@
       </w:pPr>
     </w:lvl>
   </w:abstractNum>
-  <w:abstractNum w:abstractNumId="15" w15:restartNumberingAfterBreak="0">
+  <w:abstractNum w:abstractNumId="16" w15:restartNumberingAfterBreak="0">
     <w:nsid w:val="4E37503B"/>
     <w:multiLevelType w:val="hybridMultilevel"/>
     <w:tmpl w:val="6E2E54D8"/>
@@ -40465,7 +40865,7 @@
       </w:rPr>
     </w:lvl>
   </w:abstractNum>
-  <w:abstractNum w:abstractNumId="16" w15:restartNumberingAfterBreak="0">
+  <w:abstractNum w:abstractNumId="17" w15:restartNumberingAfterBreak="0">
     <w:nsid w:val="515C0E0D"/>
     <w:multiLevelType w:val="hybridMultilevel"/>
     <w:tmpl w:val="1BF85A72"/>
@@ -40554,7 +40954,7 @@
       </w:pPr>
     </w:lvl>
   </w:abstractNum>
-  <w:abstractNum w:abstractNumId="17" w15:restartNumberingAfterBreak="0">
+  <w:abstractNum w:abstractNumId="18" w15:restartNumberingAfterBreak="0">
     <w:nsid w:val="52085137"/>
     <w:multiLevelType w:val="hybridMultilevel"/>
     <w:tmpl w:val="A8AA315E"/>
@@ -40643,7 +41043,7 @@
       </w:pPr>
     </w:lvl>
   </w:abstractNum>
-  <w:abstractNum w:abstractNumId="18" w15:restartNumberingAfterBreak="0">
+  <w:abstractNum w:abstractNumId="19" w15:restartNumberingAfterBreak="0">
     <w:nsid w:val="540B747F"/>
     <w:multiLevelType w:val="hybridMultilevel"/>
     <w:tmpl w:val="0D84C3D0"/>
@@ -40732,7 +41132,7 @@
       </w:pPr>
     </w:lvl>
   </w:abstractNum>
-  <w:abstractNum w:abstractNumId="19" w15:restartNumberingAfterBreak="0">
+  <w:abstractNum w:abstractNumId="20" w15:restartNumberingAfterBreak="0">
     <w:nsid w:val="61ED1093"/>
     <w:multiLevelType w:val="hybridMultilevel"/>
     <w:tmpl w:val="531E02EC"/>
@@ -40821,7 +41221,7 @@
       </w:pPr>
     </w:lvl>
   </w:abstractNum>
-  <w:abstractNum w:abstractNumId="20" w15:restartNumberingAfterBreak="0">
+  <w:abstractNum w:abstractNumId="21" w15:restartNumberingAfterBreak="0">
     <w:nsid w:val="64C657D7"/>
     <w:multiLevelType w:val="hybridMultilevel"/>
     <w:tmpl w:val="96802F98"/>
@@ -40910,7 +41310,7 @@
       </w:pPr>
     </w:lvl>
   </w:abstractNum>
-  <w:abstractNum w:abstractNumId="21" w15:restartNumberingAfterBreak="0">
+  <w:abstractNum w:abstractNumId="22" w15:restartNumberingAfterBreak="0">
     <w:nsid w:val="64FD1B13"/>
     <w:multiLevelType w:val="hybridMultilevel"/>
     <w:tmpl w:val="DBBA31D0"/>
@@ -40999,7 +41399,7 @@
       </w:pPr>
     </w:lvl>
   </w:abstractNum>
-  <w:abstractNum w:abstractNumId="22" w15:restartNumberingAfterBreak="0">
+  <w:abstractNum w:abstractNumId="23" w15:restartNumberingAfterBreak="0">
     <w:nsid w:val="66257646"/>
     <w:multiLevelType w:val="hybridMultilevel"/>
     <w:tmpl w:val="A896ED1A"/>
@@ -41088,7 +41488,7 @@
       </w:pPr>
     </w:lvl>
   </w:abstractNum>
-  <w:abstractNum w:abstractNumId="23" w15:restartNumberingAfterBreak="0">
+  <w:abstractNum w:abstractNumId="24" w15:restartNumberingAfterBreak="0">
     <w:nsid w:val="69D847AB"/>
     <w:multiLevelType w:val="hybridMultilevel"/>
     <w:tmpl w:val="050876EC"/>
@@ -41177,7 +41577,7 @@
       </w:pPr>
     </w:lvl>
   </w:abstractNum>
-  <w:abstractNum w:abstractNumId="24" w15:restartNumberingAfterBreak="0">
+  <w:abstractNum w:abstractNumId="25" w15:restartNumberingAfterBreak="0">
     <w:nsid w:val="722E2DB9"/>
     <w:multiLevelType w:val="hybridMultilevel"/>
     <w:tmpl w:val="0686C0A8"/>
@@ -41266,7 +41666,7 @@
       </w:pPr>
     </w:lvl>
   </w:abstractNum>
-  <w:abstractNum w:abstractNumId="25" w15:restartNumberingAfterBreak="0">
+  <w:abstractNum w:abstractNumId="26" w15:restartNumberingAfterBreak="0">
     <w:nsid w:val="7972702A"/>
     <w:multiLevelType w:val="hybridMultilevel"/>
     <w:tmpl w:val="86C6C29C"/>
@@ -41355,7 +41755,7 @@
       </w:pPr>
     </w:lvl>
   </w:abstractNum>
-  <w:abstractNum w:abstractNumId="26" w15:restartNumberingAfterBreak="0">
+  <w:abstractNum w:abstractNumId="27" w15:restartNumberingAfterBreak="0">
     <w:nsid w:val="7B1C3CC8"/>
     <w:multiLevelType w:val="hybridMultilevel"/>
     <w:tmpl w:val="9E68726C"/>
@@ -41444,7 +41844,7 @@
       </w:pPr>
     </w:lvl>
   </w:abstractNum>
-  <w:abstractNum w:abstractNumId="27" w15:restartNumberingAfterBreak="0">
+  <w:abstractNum w:abstractNumId="28" w15:restartNumberingAfterBreak="0">
     <w:nsid w:val="7CA34A27"/>
     <w:multiLevelType w:val="hybridMultilevel"/>
     <w:tmpl w:val="932C6376"/>
@@ -41534,7 +41934,7 @@
     </w:lvl>
   </w:abstractNum>
   <w:num w:numId="1">
-    <w:abstractNumId w:val="21"/>
+    <w:abstractNumId w:val="22"/>
   </w:num>
   <w:num w:numId="2">
     <w:abstractNumId w:val="5"/>
@@ -41546,76 +41946,79 @@
     <w:abstractNumId w:val="0"/>
   </w:num>
   <w:num w:numId="5">
-    <w:abstractNumId w:val="13"/>
+    <w:abstractNumId w:val="14"/>
   </w:num>
   <w:num w:numId="6">
     <w:abstractNumId w:val="4"/>
   </w:num>
   <w:num w:numId="7">
-    <w:abstractNumId w:val="10"/>
+    <w:abstractNumId w:val="11"/>
   </w:num>
   <w:num w:numId="8">
+    <w:abstractNumId w:val="28"/>
+  </w:num>
+  <w:num w:numId="9">
+    <w:abstractNumId w:val="16"/>
+  </w:num>
+  <w:num w:numId="10">
+    <w:abstractNumId w:val="19"/>
+  </w:num>
+  <w:num w:numId="11">
     <w:abstractNumId w:val="27"/>
   </w:num>
-  <w:num w:numId="9">
+  <w:num w:numId="12">
     <w:abstractNumId w:val="15"/>
   </w:num>
-  <w:num w:numId="10">
-    <w:abstractNumId w:val="18"/>
-  </w:num>
-  <w:num w:numId="11">
-    <w:abstractNumId w:val="26"/>
-  </w:num>
-  <w:num w:numId="12">
-    <w:abstractNumId w:val="14"/>
-  </w:num>
   <w:num w:numId="13">
-    <w:abstractNumId w:val="20"/>
+    <w:abstractNumId w:val="21"/>
   </w:num>
   <w:num w:numId="14">
-    <w:abstractNumId w:val="16"/>
+    <w:abstractNumId w:val="17"/>
   </w:num>
   <w:num w:numId="15">
-    <w:abstractNumId w:val="11"/>
+    <w:abstractNumId w:val="12"/>
   </w:num>
   <w:num w:numId="16">
-    <w:abstractNumId w:val="9"/>
+    <w:abstractNumId w:val="10"/>
   </w:num>
   <w:num w:numId="17">
     <w:abstractNumId w:val="1"/>
   </w:num>
   <w:num w:numId="18">
-    <w:abstractNumId w:val="17"/>
+    <w:abstractNumId w:val="18"/>
   </w:num>
   <w:num w:numId="19">
     <w:abstractNumId w:val="6"/>
   </w:num>
   <w:num w:numId="20">
-    <w:abstractNumId w:val="12"/>
+    <w:abstractNumId w:val="13"/>
   </w:num>
   <w:num w:numId="21">
-    <w:abstractNumId w:val="25"/>
+    <w:abstractNumId w:val="26"/>
   </w:num>
   <w:num w:numId="22">
     <w:abstractNumId w:val="3"/>
   </w:num>
   <w:num w:numId="23">
-    <w:abstractNumId w:val="8"/>
+    <w:abstractNumId w:val="9"/>
   </w:num>
   <w:num w:numId="24">
-    <w:abstractNumId w:val="24"/>
+    <w:abstractNumId w:val="25"/>
   </w:num>
   <w:num w:numId="25">
     <w:abstractNumId w:val="7"/>
   </w:num>
   <w:num w:numId="26">
+    <w:abstractNumId w:val="24"/>
+  </w:num>
+  <w:num w:numId="27">
     <w:abstractNumId w:val="23"/>
   </w:num>
-  <w:num w:numId="27">
-    <w:abstractNumId w:val="22"/>
+  <w:num w:numId="28">
+    <w:abstractNumId w:val="20"/>
   </w:num>
-  <w:num w:numId="28">
-    <w:abstractNumId w:val="19"/>
+  <w:num w:numId="29">
+    <w:abstractNumId w:val="8"/>
   </w:num>
 </w:numbering>
 </file>
@@ -42566,7 +42969,7 @@
 </file>
 
 <file path=customXml/itemProps1.xml><?xml version="1.0" encoding="utf-8"?>
-<ds:datastoreItem xmlns:ds="http://schemas.openxmlformats.org/officeDocument/2006/customXml" ds:itemID="{B2D09866-802A-49F6-9720-DBC11D3D62E9}">
+<ds:datastoreItem xmlns:ds="http://schemas.openxmlformats.org/officeDocument/2006/customXml" ds:itemID="{FCFF4217-B7FE-4210-BF38-31ED70FBE0E7}">
   <ds:schemaRefs>
     <ds:schemaRef ds:uri="http://schemas.openxmlformats.org/officeDocument/2006/bibliography"/>
   </ds:schemaRefs>

--- a/00 - DESARROLLO ANGULAR.docx
+++ b/00 - DESARROLLO ANGULAR.docx
@@ -39001,6 +39001,1757 @@
         </w:rPr>
         <w:t>Comprobado todo, creamos un menú.</w:t>
       </w:r>
+    </w:p>
+    <w:p>
+      <w:pPr>
+        <w:spacing w:after="0" w:line="240" w:lineRule="auto"/>
+        <w:rPr>
+          <w:rFonts w:ascii="Verdana" w:hAnsi="Verdana"/>
+          <w:sz w:val="28"/>
+          <w:szCs w:val="28"/>
+        </w:rPr>
+      </w:pPr>
+    </w:p>
+    <w:p>
+      <w:pPr>
+        <w:spacing w:after="0" w:line="240" w:lineRule="auto"/>
+        <w:rPr>
+          <w:rFonts w:ascii="Verdana" w:hAnsi="Verdana"/>
+          <w:b/>
+          <w:sz w:val="28"/>
+          <w:szCs w:val="28"/>
+        </w:rPr>
+      </w:pPr>
+      <w:r>
+        <w:rPr>
+          <w:rFonts w:ascii="Verdana" w:hAnsi="Verdana"/>
+          <w:sz w:val="28"/>
+          <w:szCs w:val="28"/>
+        </w:rPr>
+        <w:t xml:space="preserve">Vamos a seguir trabajando con el proyecto </w:t>
+      </w:r>
+      <w:proofErr w:type="spellStart"/>
+      <w:r>
+        <w:rPr>
+          <w:rFonts w:ascii="Verdana" w:hAnsi="Verdana"/>
+          <w:b/>
+          <w:sz w:val="28"/>
+          <w:szCs w:val="28"/>
+        </w:rPr>
+        <w:t>angularrouting</w:t>
+      </w:r>
+      <w:proofErr w:type="spellEnd"/>
+    </w:p>
+    <w:p>
+      <w:pPr>
+        <w:spacing w:after="0" w:line="240" w:lineRule="auto"/>
+        <w:rPr>
+          <w:rFonts w:ascii="Verdana" w:hAnsi="Verdana"/>
+          <w:sz w:val="28"/>
+          <w:szCs w:val="28"/>
+        </w:rPr>
+      </w:pPr>
+    </w:p>
+    <w:p>
+      <w:pPr>
+        <w:pStyle w:val="Ttulo1"/>
+      </w:pPr>
+      <w:r>
+        <w:t>BOOTSTRAP CON ANGULAR</w:t>
+      </w:r>
+    </w:p>
+    <w:p>
+      <w:pPr>
+        <w:spacing w:after="0" w:line="240" w:lineRule="auto"/>
+        <w:rPr>
+          <w:rFonts w:ascii="Verdana" w:hAnsi="Verdana"/>
+          <w:sz w:val="28"/>
+          <w:szCs w:val="28"/>
+        </w:rPr>
+      </w:pPr>
+    </w:p>
+    <w:p>
+      <w:pPr>
+        <w:spacing w:after="0" w:line="240" w:lineRule="auto"/>
+        <w:rPr>
+          <w:rFonts w:ascii="Verdana" w:hAnsi="Verdana"/>
+          <w:sz w:val="28"/>
+          <w:szCs w:val="28"/>
+        </w:rPr>
+      </w:pPr>
+      <w:r>
+        <w:rPr>
+          <w:rFonts w:ascii="Verdana" w:hAnsi="Verdana"/>
+          <w:sz w:val="28"/>
+          <w:szCs w:val="28"/>
+        </w:rPr>
+        <w:t xml:space="preserve">Como todos conocemos, tenemos un </w:t>
+      </w:r>
+      <w:proofErr w:type="spellStart"/>
+      <w:r>
+        <w:rPr>
+          <w:rFonts w:ascii="Verdana" w:hAnsi="Verdana"/>
+          <w:sz w:val="28"/>
+          <w:szCs w:val="28"/>
+        </w:rPr>
+        <w:t>framework</w:t>
+      </w:r>
+      <w:proofErr w:type="spellEnd"/>
+      <w:r>
+        <w:rPr>
+          <w:rFonts w:ascii="Verdana" w:hAnsi="Verdana"/>
+          <w:sz w:val="28"/>
+          <w:szCs w:val="28"/>
+        </w:rPr>
+        <w:t xml:space="preserve"> de </w:t>
+      </w:r>
+      <w:proofErr w:type="spellStart"/>
+      <w:r>
+        <w:rPr>
+          <w:rFonts w:ascii="Verdana" w:hAnsi="Verdana"/>
+          <w:sz w:val="28"/>
+          <w:szCs w:val="28"/>
+        </w:rPr>
+        <w:t>boostrap</w:t>
+      </w:r>
+      <w:proofErr w:type="spellEnd"/>
+      <w:r>
+        <w:rPr>
+          <w:rFonts w:ascii="Verdana" w:hAnsi="Verdana"/>
+          <w:sz w:val="28"/>
+          <w:szCs w:val="28"/>
+        </w:rPr>
+        <w:t>.</w:t>
+      </w:r>
+    </w:p>
+    <w:p>
+      <w:pPr>
+        <w:spacing w:after="0" w:line="240" w:lineRule="auto"/>
+        <w:rPr>
+          <w:rFonts w:ascii="Verdana" w:hAnsi="Verdana"/>
+          <w:sz w:val="28"/>
+          <w:szCs w:val="28"/>
+        </w:rPr>
+      </w:pPr>
+      <w:r>
+        <w:rPr>
+          <w:rFonts w:ascii="Verdana" w:hAnsi="Verdana"/>
+          <w:sz w:val="28"/>
+          <w:szCs w:val="28"/>
+        </w:rPr>
+        <w:t xml:space="preserve">Dicho </w:t>
+      </w:r>
+      <w:proofErr w:type="spellStart"/>
+      <w:r>
+        <w:rPr>
+          <w:rFonts w:ascii="Verdana" w:hAnsi="Verdana"/>
+          <w:sz w:val="28"/>
+          <w:szCs w:val="28"/>
+        </w:rPr>
+        <w:t>framework</w:t>
+      </w:r>
+      <w:proofErr w:type="spellEnd"/>
+      <w:r>
+        <w:rPr>
+          <w:rFonts w:ascii="Verdana" w:hAnsi="Verdana"/>
+          <w:sz w:val="28"/>
+          <w:szCs w:val="28"/>
+        </w:rPr>
+        <w:t xml:space="preserve"> es de diseño y nos permite tener </w:t>
+      </w:r>
+      <w:proofErr w:type="spellStart"/>
+      <w:r>
+        <w:rPr>
+          <w:rFonts w:ascii="Verdana" w:hAnsi="Verdana"/>
+          <w:sz w:val="28"/>
+          <w:szCs w:val="28"/>
+        </w:rPr>
+        <w:t>css</w:t>
+      </w:r>
+      <w:proofErr w:type="spellEnd"/>
+      <w:r>
+        <w:rPr>
+          <w:rFonts w:ascii="Verdana" w:hAnsi="Verdana"/>
+          <w:sz w:val="28"/>
+          <w:szCs w:val="28"/>
+        </w:rPr>
+        <w:t xml:space="preserve"> integrados mediante clases ya creadas.</w:t>
+      </w:r>
+    </w:p>
+    <w:p>
+      <w:pPr>
+        <w:spacing w:after="0" w:line="240" w:lineRule="auto"/>
+        <w:rPr>
+          <w:rFonts w:ascii="Verdana" w:hAnsi="Verdana"/>
+          <w:sz w:val="28"/>
+          <w:szCs w:val="28"/>
+        </w:rPr>
+      </w:pPr>
+    </w:p>
+    <w:p>
+      <w:pPr>
+        <w:spacing w:after="0" w:line="240" w:lineRule="auto"/>
+        <w:rPr>
+          <w:rFonts w:ascii="Verdana" w:hAnsi="Verdana"/>
+          <w:sz w:val="28"/>
+          <w:szCs w:val="28"/>
+        </w:rPr>
+      </w:pPr>
+      <w:r>
+        <w:rPr>
+          <w:rFonts w:ascii="Verdana" w:hAnsi="Verdana"/>
+          <w:sz w:val="28"/>
+          <w:szCs w:val="28"/>
+        </w:rPr>
+        <w:t xml:space="preserve">Lo bueno de Angular, radica en que solamente tenemos que incluir en un solo lugar nuestra plantilla y ya veremos todo </w:t>
+      </w:r>
+      <w:proofErr w:type="spellStart"/>
+      <w:r>
+        <w:rPr>
+          <w:rFonts w:ascii="Verdana" w:hAnsi="Verdana"/>
+          <w:sz w:val="28"/>
+          <w:szCs w:val="28"/>
+        </w:rPr>
+        <w:t>Boostrap</w:t>
+      </w:r>
+      <w:proofErr w:type="spellEnd"/>
+      <w:r>
+        <w:rPr>
+          <w:rFonts w:ascii="Verdana" w:hAnsi="Verdana"/>
+          <w:sz w:val="28"/>
+          <w:szCs w:val="28"/>
+        </w:rPr>
+        <w:t xml:space="preserve"> dentro de los </w:t>
+      </w:r>
+      <w:proofErr w:type="spellStart"/>
+      <w:r>
+        <w:rPr>
+          <w:rFonts w:ascii="Verdana" w:hAnsi="Verdana"/>
+          <w:sz w:val="28"/>
+          <w:szCs w:val="28"/>
+        </w:rPr>
+        <w:t>components</w:t>
+      </w:r>
+      <w:proofErr w:type="spellEnd"/>
+      <w:r>
+        <w:rPr>
+          <w:rFonts w:ascii="Verdana" w:hAnsi="Verdana"/>
+          <w:sz w:val="28"/>
+          <w:szCs w:val="28"/>
+        </w:rPr>
+        <w:t>.</w:t>
+      </w:r>
+    </w:p>
+    <w:p>
+      <w:pPr>
+        <w:spacing w:after="0" w:line="240" w:lineRule="auto"/>
+        <w:rPr>
+          <w:rFonts w:ascii="Verdana" w:hAnsi="Verdana"/>
+          <w:sz w:val="28"/>
+          <w:szCs w:val="28"/>
+        </w:rPr>
+      </w:pPr>
+    </w:p>
+    <w:p>
+      <w:pPr>
+        <w:spacing w:after="0" w:line="240" w:lineRule="auto"/>
+        <w:rPr>
+          <w:rFonts w:ascii="Verdana" w:hAnsi="Verdana"/>
+          <w:sz w:val="28"/>
+          <w:szCs w:val="28"/>
+        </w:rPr>
+      </w:pPr>
+      <w:r>
+        <w:rPr>
+          <w:rFonts w:ascii="Verdana" w:hAnsi="Verdana"/>
+          <w:sz w:val="28"/>
+          <w:szCs w:val="28"/>
+        </w:rPr>
+        <w:t>Para aplicar los estilos, necesitamos realizar lo siguiente:</w:t>
+      </w:r>
+    </w:p>
+    <w:p>
+      <w:pPr>
+        <w:spacing w:after="0" w:line="240" w:lineRule="auto"/>
+        <w:rPr>
+          <w:rFonts w:ascii="Verdana" w:hAnsi="Verdana"/>
+          <w:sz w:val="28"/>
+          <w:szCs w:val="28"/>
+        </w:rPr>
+      </w:pPr>
+    </w:p>
+    <w:p>
+      <w:pPr>
+        <w:pStyle w:val="Prrafodelista"/>
+        <w:numPr>
+          <w:ilvl w:val="0"/>
+          <w:numId w:val="30"/>
+        </w:numPr>
+        <w:spacing w:after="0" w:line="240" w:lineRule="auto"/>
+        <w:rPr>
+          <w:rFonts w:ascii="Verdana" w:hAnsi="Verdana"/>
+          <w:sz w:val="28"/>
+          <w:szCs w:val="28"/>
+        </w:rPr>
+      </w:pPr>
+      <w:r>
+        <w:rPr>
+          <w:rFonts w:ascii="Verdana" w:hAnsi="Verdana"/>
+          <w:sz w:val="28"/>
+          <w:szCs w:val="28"/>
+        </w:rPr>
+        <w:t xml:space="preserve">Entrar en la página oficial de </w:t>
+      </w:r>
+      <w:proofErr w:type="spellStart"/>
+      <w:r>
+        <w:rPr>
+          <w:rFonts w:ascii="Verdana" w:hAnsi="Verdana"/>
+          <w:sz w:val="28"/>
+          <w:szCs w:val="28"/>
+        </w:rPr>
+        <w:t>Bootstrap</w:t>
+      </w:r>
+      <w:proofErr w:type="spellEnd"/>
+      <w:r>
+        <w:rPr>
+          <w:rFonts w:ascii="Verdana" w:hAnsi="Verdana"/>
+          <w:sz w:val="28"/>
+          <w:szCs w:val="28"/>
+        </w:rPr>
+        <w:t>.</w:t>
+      </w:r>
+    </w:p>
+    <w:p>
+      <w:pPr>
+        <w:spacing w:after="0" w:line="240" w:lineRule="auto"/>
+        <w:rPr>
+          <w:rFonts w:ascii="Verdana" w:hAnsi="Verdana"/>
+          <w:sz w:val="28"/>
+          <w:szCs w:val="28"/>
+        </w:rPr>
+      </w:pPr>
+    </w:p>
+    <w:p>
+      <w:pPr>
+        <w:spacing w:after="0" w:line="240" w:lineRule="auto"/>
+        <w:rPr>
+          <w:rFonts w:ascii="Verdana" w:hAnsi="Verdana"/>
+          <w:sz w:val="28"/>
+          <w:szCs w:val="28"/>
+        </w:rPr>
+      </w:pPr>
+      <w:hyperlink r:id="rId77" w:history="1">
+        <w:r>
+          <w:rPr>
+            <w:rStyle w:val="Hipervnculo"/>
+            <w:rFonts w:ascii="Verdana" w:hAnsi="Verdana"/>
+            <w:sz w:val="28"/>
+            <w:szCs w:val="28"/>
+          </w:rPr>
+          <w:t>https://getbootstrap.com/</w:t>
+        </w:r>
+      </w:hyperlink>
+    </w:p>
+    <w:p>
+      <w:pPr>
+        <w:spacing w:after="0" w:line="240" w:lineRule="auto"/>
+        <w:rPr>
+          <w:rFonts w:ascii="Verdana" w:hAnsi="Verdana"/>
+          <w:sz w:val="28"/>
+          <w:szCs w:val="28"/>
+        </w:rPr>
+      </w:pPr>
+    </w:p>
+    <w:p>
+      <w:pPr>
+        <w:spacing w:after="0" w:line="240" w:lineRule="auto"/>
+        <w:rPr>
+          <w:rFonts w:ascii="Verdana" w:hAnsi="Verdana"/>
+          <w:b/>
+          <w:sz w:val="28"/>
+          <w:szCs w:val="28"/>
+        </w:rPr>
+      </w:pPr>
+      <w:r>
+        <w:rPr>
+          <w:rFonts w:ascii="Verdana" w:hAnsi="Verdana"/>
+          <w:sz w:val="28"/>
+          <w:szCs w:val="28"/>
+        </w:rPr>
+        <w:t xml:space="preserve">Copiar los links de </w:t>
+      </w:r>
+      <w:proofErr w:type="spellStart"/>
+      <w:r>
+        <w:rPr>
+          <w:rFonts w:ascii="Verdana" w:hAnsi="Verdana"/>
+          <w:sz w:val="28"/>
+          <w:szCs w:val="28"/>
+        </w:rPr>
+        <w:t>Bootstrap</w:t>
+      </w:r>
+      <w:proofErr w:type="spellEnd"/>
+      <w:r>
+        <w:rPr>
+          <w:rFonts w:ascii="Verdana" w:hAnsi="Verdana"/>
+          <w:sz w:val="28"/>
+          <w:szCs w:val="28"/>
+        </w:rPr>
+        <w:t xml:space="preserve"> dentro de </w:t>
+      </w:r>
+      <w:r>
+        <w:rPr>
+          <w:rFonts w:ascii="Verdana" w:hAnsi="Verdana"/>
+          <w:b/>
+          <w:sz w:val="28"/>
+          <w:szCs w:val="28"/>
+        </w:rPr>
+        <w:t>index.html</w:t>
+      </w:r>
+    </w:p>
+    <w:p>
+      <w:pPr>
+        <w:spacing w:after="0" w:line="240" w:lineRule="auto"/>
+        <w:rPr>
+          <w:rFonts w:ascii="Verdana" w:hAnsi="Verdana"/>
+          <w:sz w:val="28"/>
+          <w:szCs w:val="28"/>
+        </w:rPr>
+      </w:pPr>
+    </w:p>
+    <w:p>
+      <w:pPr>
+        <w:pStyle w:val="Prrafodelista"/>
+        <w:numPr>
+          <w:ilvl w:val="0"/>
+          <w:numId w:val="30"/>
+        </w:numPr>
+        <w:spacing w:after="0" w:line="240" w:lineRule="auto"/>
+        <w:rPr>
+          <w:rFonts w:ascii="Verdana" w:hAnsi="Verdana"/>
+          <w:sz w:val="28"/>
+          <w:szCs w:val="28"/>
+        </w:rPr>
+      </w:pPr>
+      <w:r>
+        <w:rPr>
+          <w:rFonts w:ascii="Verdana" w:hAnsi="Verdana"/>
+          <w:sz w:val="28"/>
+          <w:szCs w:val="28"/>
+        </w:rPr>
+        <w:t xml:space="preserve">Copiamos el link de diseño en el </w:t>
+      </w:r>
+      <w:r>
+        <w:rPr>
+          <w:rFonts w:ascii="Verdana" w:hAnsi="Verdana"/>
+          <w:b/>
+          <w:sz w:val="28"/>
+          <w:szCs w:val="28"/>
+        </w:rPr>
+        <w:t>&lt;head&gt;</w:t>
+      </w:r>
+    </w:p>
+    <w:p>
+      <w:pPr>
+        <w:spacing w:after="0" w:line="240" w:lineRule="auto"/>
+        <w:rPr>
+          <w:rFonts w:ascii="Verdana" w:hAnsi="Verdana"/>
+          <w:sz w:val="28"/>
+          <w:szCs w:val="28"/>
+        </w:rPr>
+      </w:pPr>
+    </w:p>
+    <w:p>
+      <w:pPr>
+        <w:spacing w:after="0" w:line="240" w:lineRule="auto"/>
+        <w:rPr>
+          <w:rFonts w:ascii="Verdana" w:hAnsi="Verdana"/>
+          <w:sz w:val="28"/>
+          <w:szCs w:val="28"/>
+        </w:rPr>
+      </w:pPr>
+      <w:r>
+        <w:rPr>
+          <w:noProof/>
+          <w:lang w:eastAsia="es-ES"/>
+        </w:rPr>
+        <w:lastRenderedPageBreak/>
+        <w:drawing>
+          <wp:inline distT="0" distB="0" distL="0" distR="0" wp14:anchorId="013A4E9A" wp14:editId="418B3093">
+            <wp:extent cx="5400040" cy="3174365"/>
+            <wp:effectExtent l="0" t="0" r="0" b="6985"/>
+            <wp:docPr id="71" name="Imagen 71"/>
+            <wp:cNvGraphicFramePr>
+              <a:graphicFrameLocks xmlns:a="http://schemas.openxmlformats.org/drawingml/2006/main" noChangeAspect="1"/>
+            </wp:cNvGraphicFramePr>
+            <a:graphic xmlns:a="http://schemas.openxmlformats.org/drawingml/2006/main">
+              <a:graphicData uri="http://schemas.openxmlformats.org/drawingml/2006/picture">
+                <pic:pic xmlns:pic="http://schemas.openxmlformats.org/drawingml/2006/picture">
+                  <pic:nvPicPr>
+                    <pic:cNvPr id="1" name=""/>
+                    <pic:cNvPicPr/>
+                  </pic:nvPicPr>
+                  <pic:blipFill>
+                    <a:blip r:embed="rId78"/>
+                    <a:stretch>
+                      <a:fillRect/>
+                    </a:stretch>
+                  </pic:blipFill>
+                  <pic:spPr>
+                    <a:xfrm>
+                      <a:off x="0" y="0"/>
+                      <a:ext cx="5400040" cy="3174365"/>
+                    </a:xfrm>
+                    <a:prstGeom prst="rect">
+                      <a:avLst/>
+                    </a:prstGeom>
+                  </pic:spPr>
+                </pic:pic>
+              </a:graphicData>
+            </a:graphic>
+          </wp:inline>
+        </w:drawing>
+      </w:r>
+    </w:p>
+    <w:p>
+      <w:pPr>
+        <w:spacing w:after="0" w:line="240" w:lineRule="auto"/>
+        <w:rPr>
+          <w:rFonts w:ascii="Verdana" w:hAnsi="Verdana"/>
+          <w:sz w:val="28"/>
+          <w:szCs w:val="28"/>
+        </w:rPr>
+      </w:pPr>
+    </w:p>
+    <w:p>
+      <w:pPr>
+        <w:spacing w:after="0" w:line="240" w:lineRule="auto"/>
+        <w:rPr>
+          <w:rFonts w:ascii="Verdana" w:hAnsi="Verdana"/>
+          <w:b/>
+          <w:sz w:val="28"/>
+          <w:szCs w:val="28"/>
+        </w:rPr>
+      </w:pPr>
+      <w:r>
+        <w:rPr>
+          <w:rFonts w:ascii="Verdana" w:hAnsi="Verdana"/>
+          <w:b/>
+          <w:sz w:val="28"/>
+          <w:szCs w:val="28"/>
+        </w:rPr>
+        <w:t>INDEX.HTML</w:t>
+      </w:r>
+    </w:p>
+    <w:p>
+      <w:pPr>
+        <w:spacing w:after="0" w:line="240" w:lineRule="auto"/>
+        <w:rPr>
+          <w:rFonts w:ascii="Verdana" w:hAnsi="Verdana"/>
+          <w:sz w:val="28"/>
+          <w:szCs w:val="28"/>
+        </w:rPr>
+      </w:pPr>
+    </w:p>
+    <w:p>
+      <w:pPr>
+        <w:spacing w:after="0" w:line="240" w:lineRule="auto"/>
+        <w:rPr>
+          <w:rFonts w:ascii="Verdana" w:hAnsi="Verdana"/>
+          <w:sz w:val="28"/>
+          <w:szCs w:val="28"/>
+        </w:rPr>
+      </w:pPr>
+      <w:r>
+        <w:rPr>
+          <w:noProof/>
+          <w:lang w:eastAsia="es-ES"/>
+        </w:rPr>
+        <w:drawing>
+          <wp:inline distT="0" distB="0" distL="0" distR="0" wp14:anchorId="7E9EDF07" wp14:editId="7A79DB61">
+            <wp:extent cx="5400040" cy="2060575"/>
+            <wp:effectExtent l="0" t="0" r="0" b="0"/>
+            <wp:docPr id="72" name="Imagen 72"/>
+            <wp:cNvGraphicFramePr>
+              <a:graphicFrameLocks xmlns:a="http://schemas.openxmlformats.org/drawingml/2006/main" noChangeAspect="1"/>
+            </wp:cNvGraphicFramePr>
+            <a:graphic xmlns:a="http://schemas.openxmlformats.org/drawingml/2006/main">
+              <a:graphicData uri="http://schemas.openxmlformats.org/drawingml/2006/picture">
+                <pic:pic xmlns:pic="http://schemas.openxmlformats.org/drawingml/2006/picture">
+                  <pic:nvPicPr>
+                    <pic:cNvPr id="1" name=""/>
+                    <pic:cNvPicPr/>
+                  </pic:nvPicPr>
+                  <pic:blipFill>
+                    <a:blip r:embed="rId79"/>
+                    <a:stretch>
+                      <a:fillRect/>
+                    </a:stretch>
+                  </pic:blipFill>
+                  <pic:spPr>
+                    <a:xfrm>
+                      <a:off x="0" y="0"/>
+                      <a:ext cx="5400040" cy="2060575"/>
+                    </a:xfrm>
+                    <a:prstGeom prst="rect">
+                      <a:avLst/>
+                    </a:prstGeom>
+                  </pic:spPr>
+                </pic:pic>
+              </a:graphicData>
+            </a:graphic>
+          </wp:inline>
+        </w:drawing>
+      </w:r>
+    </w:p>
+    <w:p>
+      <w:pPr>
+        <w:spacing w:after="0" w:line="240" w:lineRule="auto"/>
+        <w:rPr>
+          <w:rFonts w:ascii="Verdana" w:hAnsi="Verdana"/>
+          <w:sz w:val="28"/>
+          <w:szCs w:val="28"/>
+        </w:rPr>
+      </w:pPr>
+    </w:p>
+    <w:p>
+      <w:pPr>
+        <w:pStyle w:val="Prrafodelista"/>
+        <w:numPr>
+          <w:ilvl w:val="0"/>
+          <w:numId w:val="30"/>
+        </w:numPr>
+        <w:spacing w:after="0" w:line="240" w:lineRule="auto"/>
+        <w:rPr>
+          <w:rFonts w:ascii="Verdana" w:hAnsi="Verdana"/>
+          <w:sz w:val="28"/>
+          <w:szCs w:val="28"/>
+        </w:rPr>
+      </w:pPr>
+      <w:r>
+        <w:rPr>
+          <w:rFonts w:ascii="Verdana" w:hAnsi="Verdana"/>
+          <w:sz w:val="28"/>
+          <w:szCs w:val="28"/>
+        </w:rPr>
+        <w:t xml:space="preserve">Copiar el </w:t>
+      </w:r>
+      <w:r>
+        <w:rPr>
+          <w:rFonts w:ascii="Verdana" w:hAnsi="Verdana"/>
+          <w:b/>
+          <w:sz w:val="28"/>
+          <w:szCs w:val="28"/>
+        </w:rPr>
+        <w:t>&lt;script&gt;</w:t>
+      </w:r>
+      <w:r>
+        <w:rPr>
+          <w:rFonts w:ascii="Verdana" w:hAnsi="Verdana"/>
+          <w:sz w:val="28"/>
+          <w:szCs w:val="28"/>
+        </w:rPr>
+        <w:t xml:space="preserve"> de </w:t>
+      </w:r>
+      <w:proofErr w:type="spellStart"/>
+      <w:r>
+        <w:rPr>
+          <w:rFonts w:ascii="Verdana" w:hAnsi="Verdana"/>
+          <w:sz w:val="28"/>
+          <w:szCs w:val="28"/>
+        </w:rPr>
+        <w:t>bootstrap</w:t>
+      </w:r>
+      <w:proofErr w:type="spellEnd"/>
+      <w:r>
+        <w:rPr>
+          <w:rFonts w:ascii="Verdana" w:hAnsi="Verdana"/>
+          <w:sz w:val="28"/>
+          <w:szCs w:val="28"/>
+        </w:rPr>
+        <w:t xml:space="preserve"> y pegarlo antes del </w:t>
+      </w:r>
+      <w:r>
+        <w:rPr>
+          <w:rFonts w:ascii="Verdana" w:hAnsi="Verdana"/>
+          <w:b/>
+          <w:sz w:val="28"/>
+          <w:szCs w:val="28"/>
+        </w:rPr>
+        <w:t>&lt;</w:t>
+      </w:r>
+      <w:proofErr w:type="spellStart"/>
+      <w:r>
+        <w:rPr>
+          <w:rFonts w:ascii="Verdana" w:hAnsi="Verdana"/>
+          <w:b/>
+          <w:sz w:val="28"/>
+          <w:szCs w:val="28"/>
+        </w:rPr>
+        <w:t>body</w:t>
+      </w:r>
+      <w:proofErr w:type="spellEnd"/>
+      <w:r>
+        <w:rPr>
+          <w:rFonts w:ascii="Verdana" w:hAnsi="Verdana"/>
+          <w:b/>
+          <w:sz w:val="28"/>
+          <w:szCs w:val="28"/>
+        </w:rPr>
+        <w:t>&gt;</w:t>
+      </w:r>
+      <w:r>
+        <w:rPr>
+          <w:rFonts w:ascii="Verdana" w:hAnsi="Verdana"/>
+          <w:sz w:val="28"/>
+          <w:szCs w:val="28"/>
+        </w:rPr>
+        <w:t xml:space="preserve"> en </w:t>
+      </w:r>
+      <w:r>
+        <w:rPr>
+          <w:rFonts w:ascii="Verdana" w:hAnsi="Verdana"/>
+          <w:b/>
+          <w:sz w:val="28"/>
+          <w:szCs w:val="28"/>
+        </w:rPr>
+        <w:t>index.html</w:t>
+      </w:r>
+    </w:p>
+    <w:p>
+      <w:pPr>
+        <w:spacing w:after="0" w:line="240" w:lineRule="auto"/>
+        <w:rPr>
+          <w:rFonts w:ascii="Verdana" w:hAnsi="Verdana"/>
+          <w:sz w:val="28"/>
+          <w:szCs w:val="28"/>
+        </w:rPr>
+      </w:pPr>
+    </w:p>
+    <w:p>
+      <w:pPr>
+        <w:spacing w:after="0" w:line="240" w:lineRule="auto"/>
+        <w:rPr>
+          <w:rFonts w:ascii="Verdana" w:hAnsi="Verdana"/>
+          <w:sz w:val="28"/>
+          <w:szCs w:val="28"/>
+        </w:rPr>
+      </w:pPr>
+      <w:r>
+        <w:rPr>
+          <w:noProof/>
+          <w:lang w:eastAsia="es-ES"/>
+        </w:rPr>
+        <w:lastRenderedPageBreak/>
+        <w:drawing>
+          <wp:inline distT="0" distB="0" distL="0" distR="0" wp14:anchorId="799209CF" wp14:editId="6D5C7E6C">
+            <wp:extent cx="5400040" cy="2534920"/>
+            <wp:effectExtent l="0" t="0" r="0" b="0"/>
+            <wp:docPr id="73" name="Imagen 73"/>
+            <wp:cNvGraphicFramePr>
+              <a:graphicFrameLocks xmlns:a="http://schemas.openxmlformats.org/drawingml/2006/main" noChangeAspect="1"/>
+            </wp:cNvGraphicFramePr>
+            <a:graphic xmlns:a="http://schemas.openxmlformats.org/drawingml/2006/main">
+              <a:graphicData uri="http://schemas.openxmlformats.org/drawingml/2006/picture">
+                <pic:pic xmlns:pic="http://schemas.openxmlformats.org/drawingml/2006/picture">
+                  <pic:nvPicPr>
+                    <pic:cNvPr id="1" name=""/>
+                    <pic:cNvPicPr/>
+                  </pic:nvPicPr>
+                  <pic:blipFill>
+                    <a:blip r:embed="rId80"/>
+                    <a:stretch>
+                      <a:fillRect/>
+                    </a:stretch>
+                  </pic:blipFill>
+                  <pic:spPr>
+                    <a:xfrm>
+                      <a:off x="0" y="0"/>
+                      <a:ext cx="5400040" cy="2534920"/>
+                    </a:xfrm>
+                    <a:prstGeom prst="rect">
+                      <a:avLst/>
+                    </a:prstGeom>
+                  </pic:spPr>
+                </pic:pic>
+              </a:graphicData>
+            </a:graphic>
+          </wp:inline>
+        </w:drawing>
+      </w:r>
+    </w:p>
+    <w:p>
+      <w:pPr>
+        <w:spacing w:after="0" w:line="240" w:lineRule="auto"/>
+        <w:rPr>
+          <w:rFonts w:ascii="Verdana" w:hAnsi="Verdana"/>
+          <w:sz w:val="28"/>
+          <w:szCs w:val="28"/>
+        </w:rPr>
+      </w:pPr>
+    </w:p>
+    <w:p>
+      <w:pPr>
+        <w:spacing w:after="0" w:line="240" w:lineRule="auto"/>
+        <w:rPr>
+          <w:rFonts w:ascii="Verdana" w:hAnsi="Verdana"/>
+          <w:b/>
+          <w:sz w:val="28"/>
+          <w:szCs w:val="28"/>
+        </w:rPr>
+      </w:pPr>
+      <w:r>
+        <w:rPr>
+          <w:rFonts w:ascii="Verdana" w:hAnsi="Verdana"/>
+          <w:b/>
+          <w:sz w:val="28"/>
+          <w:szCs w:val="28"/>
+        </w:rPr>
+        <w:t>INDEX.HTML</w:t>
+      </w:r>
+    </w:p>
+    <w:p>
+      <w:pPr>
+        <w:spacing w:after="0" w:line="240" w:lineRule="auto"/>
+        <w:rPr>
+          <w:rFonts w:ascii="Verdana" w:hAnsi="Verdana"/>
+          <w:sz w:val="28"/>
+          <w:szCs w:val="28"/>
+        </w:rPr>
+      </w:pPr>
+    </w:p>
+    <w:p>
+      <w:pPr>
+        <w:spacing w:after="0" w:line="240" w:lineRule="auto"/>
+        <w:rPr>
+          <w:rFonts w:ascii="Verdana" w:hAnsi="Verdana"/>
+          <w:sz w:val="28"/>
+          <w:szCs w:val="28"/>
+        </w:rPr>
+      </w:pPr>
+      <w:r>
+        <w:rPr>
+          <w:noProof/>
+          <w:lang w:eastAsia="es-ES"/>
+        </w:rPr>
+        <w:drawing>
+          <wp:inline distT="0" distB="0" distL="0" distR="0" wp14:anchorId="02C7394D" wp14:editId="19BC6BC2">
+            <wp:extent cx="5400040" cy="1332865"/>
+            <wp:effectExtent l="0" t="0" r="0" b="635"/>
+            <wp:docPr id="74" name="Imagen 74"/>
+            <wp:cNvGraphicFramePr>
+              <a:graphicFrameLocks xmlns:a="http://schemas.openxmlformats.org/drawingml/2006/main" noChangeAspect="1"/>
+            </wp:cNvGraphicFramePr>
+            <a:graphic xmlns:a="http://schemas.openxmlformats.org/drawingml/2006/main">
+              <a:graphicData uri="http://schemas.openxmlformats.org/drawingml/2006/picture">
+                <pic:pic xmlns:pic="http://schemas.openxmlformats.org/drawingml/2006/picture">
+                  <pic:nvPicPr>
+                    <pic:cNvPr id="1" name=""/>
+                    <pic:cNvPicPr/>
+                  </pic:nvPicPr>
+                  <pic:blipFill>
+                    <a:blip r:embed="rId81"/>
+                    <a:stretch>
+                      <a:fillRect/>
+                    </a:stretch>
+                  </pic:blipFill>
+                  <pic:spPr>
+                    <a:xfrm>
+                      <a:off x="0" y="0"/>
+                      <a:ext cx="5400040" cy="1332865"/>
+                    </a:xfrm>
+                    <a:prstGeom prst="rect">
+                      <a:avLst/>
+                    </a:prstGeom>
+                  </pic:spPr>
+                </pic:pic>
+              </a:graphicData>
+            </a:graphic>
+          </wp:inline>
+        </w:drawing>
+      </w:r>
+    </w:p>
+    <w:p>
+      <w:pPr>
+        <w:spacing w:after="0" w:line="240" w:lineRule="auto"/>
+        <w:rPr>
+          <w:rFonts w:ascii="Verdana" w:hAnsi="Verdana"/>
+          <w:sz w:val="28"/>
+          <w:szCs w:val="28"/>
+        </w:rPr>
+      </w:pPr>
+    </w:p>
+    <w:p>
+      <w:pPr>
+        <w:spacing w:after="0" w:line="240" w:lineRule="auto"/>
+        <w:rPr>
+          <w:rFonts w:ascii="Verdana" w:hAnsi="Verdana"/>
+          <w:sz w:val="28"/>
+          <w:szCs w:val="28"/>
+        </w:rPr>
+      </w:pPr>
+      <w:r>
+        <w:rPr>
+          <w:rFonts w:ascii="Verdana" w:hAnsi="Verdana"/>
+          <w:sz w:val="28"/>
+          <w:szCs w:val="28"/>
+        </w:rPr>
+        <w:t xml:space="preserve">Ya podemos utilizar cualquier diseño de </w:t>
+      </w:r>
+      <w:proofErr w:type="spellStart"/>
+      <w:r>
+        <w:rPr>
+          <w:rFonts w:ascii="Verdana" w:hAnsi="Verdana"/>
+          <w:sz w:val="28"/>
+          <w:szCs w:val="28"/>
+        </w:rPr>
+        <w:t>bootstrap</w:t>
+      </w:r>
+      <w:proofErr w:type="spellEnd"/>
+      <w:r>
+        <w:rPr>
+          <w:rFonts w:ascii="Verdana" w:hAnsi="Verdana"/>
+          <w:sz w:val="28"/>
+          <w:szCs w:val="28"/>
+        </w:rPr>
+        <w:t xml:space="preserve"> en cualquier página.</w:t>
+      </w:r>
+    </w:p>
+    <w:p>
+      <w:pPr>
+        <w:spacing w:after="0" w:line="240" w:lineRule="auto"/>
+        <w:rPr>
+          <w:rFonts w:ascii="Verdana" w:hAnsi="Verdana"/>
+          <w:sz w:val="28"/>
+          <w:szCs w:val="28"/>
+        </w:rPr>
+      </w:pPr>
+    </w:p>
+    <w:p>
+      <w:pPr>
+        <w:spacing w:after="0" w:line="240" w:lineRule="auto"/>
+        <w:rPr>
+          <w:rFonts w:ascii="Verdana" w:hAnsi="Verdana"/>
+          <w:sz w:val="28"/>
+          <w:szCs w:val="28"/>
+        </w:rPr>
+      </w:pPr>
+      <w:r>
+        <w:rPr>
+          <w:rFonts w:ascii="Verdana" w:hAnsi="Verdana"/>
+          <w:sz w:val="28"/>
+          <w:szCs w:val="28"/>
+        </w:rPr>
+        <w:t xml:space="preserve">Recordemos que para utilizar los diseños, debemos poner </w:t>
+      </w:r>
+      <w:proofErr w:type="spellStart"/>
+      <w:r>
+        <w:rPr>
+          <w:rFonts w:ascii="Verdana" w:hAnsi="Verdana"/>
+          <w:b/>
+          <w:sz w:val="28"/>
+          <w:szCs w:val="28"/>
+        </w:rPr>
+        <w:t>class</w:t>
+      </w:r>
+      <w:proofErr w:type="spellEnd"/>
+      <w:r>
+        <w:rPr>
+          <w:rFonts w:ascii="Verdana" w:hAnsi="Verdana"/>
+          <w:b/>
+          <w:sz w:val="28"/>
+          <w:szCs w:val="28"/>
+        </w:rPr>
+        <w:t>=”</w:t>
+      </w:r>
+      <w:proofErr w:type="spellStart"/>
+      <w:r>
+        <w:rPr>
+          <w:rFonts w:ascii="Verdana" w:hAnsi="Verdana"/>
+          <w:b/>
+          <w:sz w:val="28"/>
+          <w:szCs w:val="28"/>
+        </w:rPr>
+        <w:t>nombreClase</w:t>
+      </w:r>
+      <w:proofErr w:type="spellEnd"/>
+      <w:r>
+        <w:rPr>
+          <w:rFonts w:ascii="Verdana" w:hAnsi="Verdana"/>
+          <w:b/>
+          <w:sz w:val="28"/>
+          <w:szCs w:val="28"/>
+        </w:rPr>
+        <w:t>”</w:t>
+      </w:r>
+      <w:r>
+        <w:rPr>
+          <w:rFonts w:ascii="Verdana" w:hAnsi="Verdana"/>
+          <w:sz w:val="28"/>
+          <w:szCs w:val="28"/>
+        </w:rPr>
+        <w:t xml:space="preserve"> en nuestras etiquetas.</w:t>
+      </w:r>
+    </w:p>
+    <w:p>
+      <w:pPr>
+        <w:spacing w:after="0" w:line="240" w:lineRule="auto"/>
+        <w:rPr>
+          <w:rFonts w:ascii="Verdana" w:hAnsi="Verdana"/>
+          <w:sz w:val="28"/>
+          <w:szCs w:val="28"/>
+        </w:rPr>
+      </w:pPr>
+    </w:p>
+    <w:p>
+      <w:pPr>
+        <w:spacing w:after="0" w:line="240" w:lineRule="auto"/>
+        <w:rPr>
+          <w:rFonts w:ascii="Verdana" w:hAnsi="Verdana"/>
+          <w:sz w:val="28"/>
+          <w:szCs w:val="28"/>
+        </w:rPr>
+      </w:pPr>
+      <w:r>
+        <w:rPr>
+          <w:rFonts w:ascii="Verdana" w:hAnsi="Verdana"/>
+          <w:sz w:val="28"/>
+          <w:szCs w:val="28"/>
+        </w:rPr>
+        <w:t xml:space="preserve">Por ejemplo, ahora tenemos imágenes.  Vamos al </w:t>
+      </w:r>
+      <w:proofErr w:type="spellStart"/>
+      <w:r>
+        <w:rPr>
+          <w:rFonts w:ascii="Verdana" w:hAnsi="Verdana"/>
+          <w:sz w:val="28"/>
+          <w:szCs w:val="28"/>
+        </w:rPr>
+        <w:t>component</w:t>
+      </w:r>
+      <w:proofErr w:type="spellEnd"/>
+      <w:r>
+        <w:rPr>
+          <w:rFonts w:ascii="Verdana" w:hAnsi="Verdana"/>
+          <w:sz w:val="28"/>
+          <w:szCs w:val="28"/>
+        </w:rPr>
+        <w:t xml:space="preserve"> </w:t>
+      </w:r>
+      <w:r>
+        <w:rPr>
+          <w:rFonts w:ascii="Verdana" w:hAnsi="Verdana"/>
+          <w:b/>
+          <w:sz w:val="28"/>
+          <w:szCs w:val="28"/>
+        </w:rPr>
+        <w:t>cine</w:t>
+      </w:r>
+      <w:r>
+        <w:rPr>
+          <w:rFonts w:ascii="Verdana" w:hAnsi="Verdana"/>
+          <w:sz w:val="28"/>
+          <w:szCs w:val="28"/>
+        </w:rPr>
+        <w:t>.</w:t>
+      </w:r>
+    </w:p>
+    <w:p>
+      <w:pPr>
+        <w:spacing w:after="0" w:line="240" w:lineRule="auto"/>
+        <w:rPr>
+          <w:rFonts w:ascii="Verdana" w:hAnsi="Verdana"/>
+          <w:sz w:val="28"/>
+          <w:szCs w:val="28"/>
+        </w:rPr>
+      </w:pPr>
+    </w:p>
+    <w:p>
+      <w:pPr>
+        <w:spacing w:after="0" w:line="240" w:lineRule="auto"/>
+        <w:rPr>
+          <w:rFonts w:ascii="Verdana" w:hAnsi="Verdana"/>
+          <w:sz w:val="28"/>
+          <w:szCs w:val="28"/>
+        </w:rPr>
+      </w:pPr>
+      <w:r>
+        <w:rPr>
+          <w:rFonts w:ascii="Verdana" w:hAnsi="Verdana"/>
+          <w:sz w:val="28"/>
+          <w:szCs w:val="28"/>
+        </w:rPr>
+        <w:t xml:space="preserve">Para aplicar algún estilo ya creado de </w:t>
+      </w:r>
+      <w:proofErr w:type="spellStart"/>
+      <w:r>
+        <w:rPr>
+          <w:rFonts w:ascii="Verdana" w:hAnsi="Verdana"/>
+          <w:sz w:val="28"/>
+          <w:szCs w:val="28"/>
+        </w:rPr>
+        <w:t>bootstrap</w:t>
+      </w:r>
+      <w:proofErr w:type="spellEnd"/>
+      <w:r>
+        <w:rPr>
+          <w:rFonts w:ascii="Verdana" w:hAnsi="Verdana"/>
+          <w:sz w:val="28"/>
+          <w:szCs w:val="28"/>
+        </w:rPr>
+        <w:t xml:space="preserve"> a esta imagen, debemos ir a </w:t>
+      </w:r>
+      <w:proofErr w:type="spellStart"/>
+      <w:r>
+        <w:rPr>
+          <w:rFonts w:ascii="Verdana" w:hAnsi="Verdana"/>
+          <w:sz w:val="28"/>
+          <w:szCs w:val="28"/>
+        </w:rPr>
+        <w:t>bootstrap</w:t>
+      </w:r>
+      <w:proofErr w:type="spellEnd"/>
+      <w:r>
+        <w:rPr>
+          <w:rFonts w:ascii="Verdana" w:hAnsi="Verdana"/>
+          <w:sz w:val="28"/>
+          <w:szCs w:val="28"/>
+        </w:rPr>
+        <w:t xml:space="preserve"> y buscar </w:t>
+      </w:r>
+      <w:proofErr w:type="spellStart"/>
+      <w:r>
+        <w:rPr>
+          <w:rFonts w:ascii="Verdana" w:hAnsi="Verdana"/>
+          <w:sz w:val="28"/>
+          <w:szCs w:val="28"/>
+        </w:rPr>
+        <w:t>img</w:t>
+      </w:r>
+      <w:proofErr w:type="spellEnd"/>
+    </w:p>
+    <w:p>
+      <w:pPr>
+        <w:spacing w:after="0" w:line="240" w:lineRule="auto"/>
+        <w:rPr>
+          <w:rFonts w:ascii="Verdana" w:hAnsi="Verdana"/>
+          <w:sz w:val="28"/>
+          <w:szCs w:val="28"/>
+        </w:rPr>
+      </w:pPr>
+    </w:p>
+    <w:p>
+      <w:pPr>
+        <w:spacing w:after="0" w:line="240" w:lineRule="auto"/>
+        <w:rPr>
+          <w:rFonts w:ascii="Verdana" w:hAnsi="Verdana"/>
+          <w:sz w:val="28"/>
+          <w:szCs w:val="28"/>
+        </w:rPr>
+      </w:pPr>
+      <w:r>
+        <w:rPr>
+          <w:rFonts w:ascii="Verdana" w:hAnsi="Verdana"/>
+          <w:sz w:val="28"/>
+          <w:szCs w:val="28"/>
+        </w:rPr>
+        <w:t>Tenemos que tener en cuenta que esto es un proyecto nuevo.</w:t>
+      </w:r>
+    </w:p>
+    <w:p>
+      <w:pPr>
+        <w:spacing w:after="0" w:line="240" w:lineRule="auto"/>
+        <w:rPr>
+          <w:rFonts w:ascii="Verdana" w:hAnsi="Verdana"/>
+          <w:sz w:val="28"/>
+          <w:szCs w:val="28"/>
+        </w:rPr>
+      </w:pPr>
+      <w:r>
+        <w:rPr>
+          <w:rFonts w:ascii="Verdana" w:hAnsi="Verdana"/>
+          <w:sz w:val="28"/>
+          <w:szCs w:val="28"/>
+        </w:rPr>
+        <w:t>Dependiendo lo que vayamos a utilizar, debemos darlo de alta en el proyecto.</w:t>
+      </w:r>
+    </w:p>
+    <w:p>
+      <w:pPr>
+        <w:spacing w:after="0" w:line="240" w:lineRule="auto"/>
+        <w:rPr>
+          <w:rFonts w:ascii="Verdana" w:hAnsi="Verdana"/>
+          <w:sz w:val="28"/>
+          <w:szCs w:val="28"/>
+        </w:rPr>
+      </w:pPr>
+    </w:p>
+    <w:p>
+      <w:pPr>
+        <w:spacing w:after="0" w:line="240" w:lineRule="auto"/>
+        <w:rPr>
+          <w:rFonts w:ascii="Verdana" w:hAnsi="Verdana"/>
+          <w:sz w:val="28"/>
+          <w:szCs w:val="28"/>
+        </w:rPr>
+      </w:pPr>
+      <w:r>
+        <w:rPr>
+          <w:rFonts w:ascii="Verdana" w:hAnsi="Verdana"/>
+          <w:sz w:val="28"/>
+          <w:szCs w:val="28"/>
+        </w:rPr>
+        <w:lastRenderedPageBreak/>
+        <w:t>En este proyecto quiero realizar algo simple, incluir dos cajas de texto y averiguar los números pares que existen en un rango escrito.  Caja inicial y caja final.</w:t>
+      </w:r>
+    </w:p>
+    <w:p>
+      <w:pPr>
+        <w:spacing w:after="0" w:line="240" w:lineRule="auto"/>
+        <w:rPr>
+          <w:rFonts w:ascii="Verdana" w:hAnsi="Verdana"/>
+          <w:sz w:val="28"/>
+          <w:szCs w:val="28"/>
+        </w:rPr>
+      </w:pPr>
+    </w:p>
+    <w:p>
+      <w:pPr>
+        <w:spacing w:after="0" w:line="240" w:lineRule="auto"/>
+        <w:rPr>
+          <w:rFonts w:ascii="Verdana" w:hAnsi="Verdana"/>
+          <w:sz w:val="28"/>
+          <w:szCs w:val="28"/>
+        </w:rPr>
+      </w:pPr>
+      <w:r>
+        <w:rPr>
+          <w:rFonts w:ascii="Verdana" w:hAnsi="Verdana"/>
+          <w:sz w:val="28"/>
+          <w:szCs w:val="28"/>
+        </w:rPr>
+        <w:t>Con un botón llamaremos a la acción y mostraremos todos los números.</w:t>
+      </w:r>
+    </w:p>
+    <w:p>
+      <w:pPr>
+        <w:spacing w:after="0" w:line="240" w:lineRule="auto"/>
+        <w:rPr>
+          <w:rFonts w:ascii="Verdana" w:hAnsi="Verdana"/>
+          <w:sz w:val="28"/>
+          <w:szCs w:val="28"/>
+        </w:rPr>
+      </w:pPr>
+    </w:p>
+    <w:p>
+      <w:pPr>
+        <w:spacing w:after="0" w:line="240" w:lineRule="auto"/>
+        <w:rPr>
+          <w:rFonts w:ascii="Verdana" w:hAnsi="Verdana"/>
+          <w:b/>
+          <w:sz w:val="28"/>
+          <w:szCs w:val="28"/>
+        </w:rPr>
+      </w:pPr>
+      <w:r>
+        <w:rPr>
+          <w:rFonts w:ascii="Verdana" w:hAnsi="Verdana"/>
+          <w:sz w:val="28"/>
+          <w:szCs w:val="28"/>
+        </w:rPr>
+        <w:t xml:space="preserve">Vamos a utilizar formularios, debemos dar de alta </w:t>
+      </w:r>
+      <w:proofErr w:type="spellStart"/>
+      <w:r>
+        <w:rPr>
+          <w:rFonts w:ascii="Verdana" w:hAnsi="Verdana"/>
+          <w:b/>
+          <w:sz w:val="28"/>
+          <w:szCs w:val="28"/>
+        </w:rPr>
+        <w:t>FormsModule</w:t>
+      </w:r>
+      <w:proofErr w:type="spellEnd"/>
+      <w:r>
+        <w:rPr>
+          <w:rFonts w:ascii="Verdana" w:hAnsi="Verdana"/>
+          <w:sz w:val="28"/>
+          <w:szCs w:val="28"/>
+        </w:rPr>
+        <w:t xml:space="preserve"> dentro de nuestro </w:t>
+      </w:r>
+      <w:r>
+        <w:rPr>
+          <w:rFonts w:ascii="Verdana" w:hAnsi="Verdana"/>
+          <w:b/>
+          <w:sz w:val="28"/>
+          <w:szCs w:val="28"/>
+        </w:rPr>
+        <w:t>app-</w:t>
+      </w:r>
+      <w:proofErr w:type="spellStart"/>
+      <w:r>
+        <w:rPr>
+          <w:rFonts w:ascii="Verdana" w:hAnsi="Verdana"/>
+          <w:b/>
+          <w:sz w:val="28"/>
+          <w:szCs w:val="28"/>
+        </w:rPr>
+        <w:t>module.ts</w:t>
+      </w:r>
+      <w:proofErr w:type="spellEnd"/>
+    </w:p>
+    <w:p>
+      <w:pPr>
+        <w:spacing w:after="0" w:line="240" w:lineRule="auto"/>
+        <w:rPr>
+          <w:rFonts w:ascii="Verdana" w:hAnsi="Verdana"/>
+          <w:sz w:val="28"/>
+          <w:szCs w:val="28"/>
+        </w:rPr>
+      </w:pPr>
+    </w:p>
+    <w:p>
+      <w:pPr>
+        <w:spacing w:after="0" w:line="240" w:lineRule="auto"/>
+        <w:rPr>
+          <w:rFonts w:ascii="Verdana" w:hAnsi="Verdana"/>
+          <w:b/>
+          <w:sz w:val="28"/>
+          <w:szCs w:val="28"/>
+        </w:rPr>
+      </w:pPr>
+      <w:r>
+        <w:rPr>
+          <w:rFonts w:ascii="Verdana" w:hAnsi="Verdana"/>
+          <w:b/>
+          <w:sz w:val="28"/>
+          <w:szCs w:val="28"/>
+        </w:rPr>
+        <w:t>APP-MODULE.TS</w:t>
+      </w:r>
+    </w:p>
+    <w:p>
+      <w:pPr>
+        <w:spacing w:after="0" w:line="240" w:lineRule="auto"/>
+        <w:rPr>
+          <w:rFonts w:ascii="Verdana" w:hAnsi="Verdana"/>
+          <w:sz w:val="28"/>
+          <w:szCs w:val="28"/>
+        </w:rPr>
+      </w:pPr>
+    </w:p>
+    <w:p>
+      <w:pPr>
+        <w:spacing w:after="0" w:line="240" w:lineRule="auto"/>
+        <w:rPr>
+          <w:rFonts w:ascii="Verdana" w:hAnsi="Verdana"/>
+          <w:sz w:val="28"/>
+          <w:szCs w:val="28"/>
+        </w:rPr>
+      </w:pPr>
+      <w:r>
+        <w:rPr>
+          <w:noProof/>
+          <w:lang w:eastAsia="es-ES"/>
+        </w:rPr>
+        <w:drawing>
+          <wp:inline distT="0" distB="0" distL="0" distR="0" wp14:anchorId="0D8F99AE" wp14:editId="7DE4C2D8">
+            <wp:extent cx="5400040" cy="1754505"/>
+            <wp:effectExtent l="0" t="0" r="0" b="0"/>
+            <wp:docPr id="75" name="Imagen 75"/>
+            <wp:cNvGraphicFramePr>
+              <a:graphicFrameLocks xmlns:a="http://schemas.openxmlformats.org/drawingml/2006/main" noChangeAspect="1"/>
+            </wp:cNvGraphicFramePr>
+            <a:graphic xmlns:a="http://schemas.openxmlformats.org/drawingml/2006/main">
+              <a:graphicData uri="http://schemas.openxmlformats.org/drawingml/2006/picture">
+                <pic:pic xmlns:pic="http://schemas.openxmlformats.org/drawingml/2006/picture">
+                  <pic:nvPicPr>
+                    <pic:cNvPr id="1" name=""/>
+                    <pic:cNvPicPr/>
+                  </pic:nvPicPr>
+                  <pic:blipFill>
+                    <a:blip r:embed="rId82"/>
+                    <a:stretch>
+                      <a:fillRect/>
+                    </a:stretch>
+                  </pic:blipFill>
+                  <pic:spPr>
+                    <a:xfrm>
+                      <a:off x="0" y="0"/>
+                      <a:ext cx="5400040" cy="1754505"/>
+                    </a:xfrm>
+                    <a:prstGeom prst="rect">
+                      <a:avLst/>
+                    </a:prstGeom>
+                  </pic:spPr>
+                </pic:pic>
+              </a:graphicData>
+            </a:graphic>
+          </wp:inline>
+        </w:drawing>
+      </w:r>
+    </w:p>
+    <w:p>
+      <w:pPr>
+        <w:spacing w:after="0" w:line="240" w:lineRule="auto"/>
+        <w:rPr>
+          <w:rFonts w:ascii="Verdana" w:hAnsi="Verdana"/>
+          <w:sz w:val="28"/>
+          <w:szCs w:val="28"/>
+        </w:rPr>
+      </w:pPr>
+    </w:p>
+    <w:p>
+      <w:pPr>
+        <w:spacing w:after="0" w:line="240" w:lineRule="auto"/>
+        <w:rPr>
+          <w:rFonts w:ascii="Verdana" w:hAnsi="Verdana"/>
+          <w:sz w:val="28"/>
+          <w:szCs w:val="28"/>
+        </w:rPr>
+      </w:pPr>
+      <w:r>
+        <w:rPr>
+          <w:rFonts w:ascii="Verdana" w:hAnsi="Verdana"/>
+          <w:sz w:val="28"/>
+          <w:szCs w:val="28"/>
+        </w:rPr>
+        <w:t xml:space="preserve">Creamos un nuevo </w:t>
+      </w:r>
+      <w:proofErr w:type="spellStart"/>
+      <w:r>
+        <w:rPr>
+          <w:rFonts w:ascii="Verdana" w:hAnsi="Verdana"/>
+          <w:sz w:val="28"/>
+          <w:szCs w:val="28"/>
+        </w:rPr>
+        <w:t>component</w:t>
+      </w:r>
+      <w:proofErr w:type="spellEnd"/>
+      <w:r>
+        <w:rPr>
+          <w:rFonts w:ascii="Verdana" w:hAnsi="Verdana"/>
+          <w:sz w:val="28"/>
+          <w:szCs w:val="28"/>
+        </w:rPr>
+        <w:t xml:space="preserve"> llamado </w:t>
+      </w:r>
+      <w:proofErr w:type="spellStart"/>
+      <w:r>
+        <w:rPr>
+          <w:rFonts w:ascii="Verdana" w:hAnsi="Verdana"/>
+          <w:b/>
+          <w:sz w:val="28"/>
+          <w:szCs w:val="28"/>
+        </w:rPr>
+        <w:t>numerosParesComponent</w:t>
+      </w:r>
+      <w:proofErr w:type="spellEnd"/>
+    </w:p>
+    <w:p>
+      <w:pPr>
+        <w:spacing w:after="0" w:line="240" w:lineRule="auto"/>
+        <w:rPr>
+          <w:rFonts w:ascii="Verdana" w:hAnsi="Verdana"/>
+          <w:sz w:val="28"/>
+          <w:szCs w:val="28"/>
+        </w:rPr>
+      </w:pPr>
+    </w:p>
+    <w:p>
+      <w:pPr>
+        <w:spacing w:after="0" w:line="240" w:lineRule="auto"/>
+        <w:rPr>
+          <w:rFonts w:ascii="Verdana" w:hAnsi="Verdana"/>
+          <w:sz w:val="28"/>
+          <w:szCs w:val="28"/>
+        </w:rPr>
+      </w:pPr>
+      <w:r>
+        <w:rPr>
+          <w:rFonts w:ascii="Verdana" w:hAnsi="Verdana"/>
+          <w:sz w:val="28"/>
+          <w:szCs w:val="28"/>
+        </w:rPr>
+        <w:t xml:space="preserve">Ponemos en el menú este nuevo </w:t>
+      </w:r>
+      <w:proofErr w:type="spellStart"/>
+      <w:r>
+        <w:rPr>
+          <w:rFonts w:ascii="Verdana" w:hAnsi="Verdana"/>
+          <w:sz w:val="28"/>
+          <w:szCs w:val="28"/>
+        </w:rPr>
+        <w:t>component</w:t>
+      </w:r>
+      <w:proofErr w:type="spellEnd"/>
+      <w:r>
+        <w:rPr>
+          <w:rFonts w:ascii="Verdana" w:hAnsi="Verdana"/>
+          <w:sz w:val="28"/>
+          <w:szCs w:val="28"/>
+        </w:rPr>
+        <w:t xml:space="preserve"> para poder verlo.</w:t>
+      </w:r>
+    </w:p>
+    <w:p>
+      <w:pPr>
+        <w:spacing w:after="0" w:line="240" w:lineRule="auto"/>
+        <w:rPr>
+          <w:rFonts w:ascii="Verdana" w:hAnsi="Verdana"/>
+          <w:sz w:val="28"/>
+          <w:szCs w:val="28"/>
+        </w:rPr>
+      </w:pPr>
+    </w:p>
+    <w:p>
+      <w:pPr>
+        <w:spacing w:after="0" w:line="240" w:lineRule="auto"/>
+        <w:rPr>
+          <w:rFonts w:ascii="Verdana" w:hAnsi="Verdana"/>
+          <w:b/>
+          <w:sz w:val="28"/>
+          <w:szCs w:val="28"/>
+        </w:rPr>
+      </w:pPr>
+      <w:r>
+        <w:rPr>
+          <w:rFonts w:ascii="Verdana" w:hAnsi="Verdana"/>
+          <w:b/>
+          <w:sz w:val="28"/>
+          <w:szCs w:val="28"/>
+        </w:rPr>
+        <w:t>APP-ROUTING-MODULE.TS</w:t>
+      </w:r>
+    </w:p>
+    <w:p>
+      <w:pPr>
+        <w:spacing w:after="0" w:line="240" w:lineRule="auto"/>
+        <w:rPr>
+          <w:rFonts w:ascii="Verdana" w:hAnsi="Verdana"/>
+          <w:sz w:val="28"/>
+          <w:szCs w:val="28"/>
+        </w:rPr>
+      </w:pPr>
+    </w:p>
+    <w:p>
+      <w:pPr>
+        <w:spacing w:after="0" w:line="240" w:lineRule="auto"/>
+        <w:rPr>
+          <w:rFonts w:ascii="Verdana" w:hAnsi="Verdana"/>
+          <w:sz w:val="28"/>
+          <w:szCs w:val="28"/>
+        </w:rPr>
+      </w:pPr>
+      <w:r>
+        <w:rPr>
+          <w:noProof/>
+          <w:lang w:eastAsia="es-ES"/>
+        </w:rPr>
+        <w:drawing>
+          <wp:inline distT="0" distB="0" distL="0" distR="0" wp14:anchorId="7D24DD20" wp14:editId="4D4ED626">
+            <wp:extent cx="5400040" cy="1788160"/>
+            <wp:effectExtent l="0" t="0" r="0" b="2540"/>
+            <wp:docPr id="76" name="Imagen 76"/>
+            <wp:cNvGraphicFramePr>
+              <a:graphicFrameLocks xmlns:a="http://schemas.openxmlformats.org/drawingml/2006/main" noChangeAspect="1"/>
+            </wp:cNvGraphicFramePr>
+            <a:graphic xmlns:a="http://schemas.openxmlformats.org/drawingml/2006/main">
+              <a:graphicData uri="http://schemas.openxmlformats.org/drawingml/2006/picture">
+                <pic:pic xmlns:pic="http://schemas.openxmlformats.org/drawingml/2006/picture">
+                  <pic:nvPicPr>
+                    <pic:cNvPr id="1" name=""/>
+                    <pic:cNvPicPr/>
+                  </pic:nvPicPr>
+                  <pic:blipFill>
+                    <a:blip r:embed="rId83"/>
+                    <a:stretch>
+                      <a:fillRect/>
+                    </a:stretch>
+                  </pic:blipFill>
+                  <pic:spPr>
+                    <a:xfrm>
+                      <a:off x="0" y="0"/>
+                      <a:ext cx="5400040" cy="1788160"/>
+                    </a:xfrm>
+                    <a:prstGeom prst="rect">
+                      <a:avLst/>
+                    </a:prstGeom>
+                  </pic:spPr>
+                </pic:pic>
+              </a:graphicData>
+            </a:graphic>
+          </wp:inline>
+        </w:drawing>
+      </w:r>
+    </w:p>
+    <w:p>
+      <w:pPr>
+        <w:spacing w:after="0" w:line="240" w:lineRule="auto"/>
+        <w:rPr>
+          <w:rFonts w:ascii="Verdana" w:hAnsi="Verdana"/>
+          <w:sz w:val="28"/>
+          <w:szCs w:val="28"/>
+        </w:rPr>
+      </w:pPr>
+    </w:p>
+    <w:p>
+      <w:pPr>
+        <w:spacing w:after="0" w:line="240" w:lineRule="auto"/>
+        <w:rPr>
+          <w:rFonts w:ascii="Verdana" w:hAnsi="Verdana"/>
+          <w:sz w:val="28"/>
+          <w:szCs w:val="28"/>
+        </w:rPr>
+      </w:pPr>
+      <w:r>
+        <w:rPr>
+          <w:rFonts w:ascii="Verdana" w:hAnsi="Verdana"/>
+          <w:sz w:val="28"/>
+          <w:szCs w:val="28"/>
+        </w:rPr>
+        <w:t xml:space="preserve">En el menú </w:t>
+      </w:r>
+      <w:proofErr w:type="spellStart"/>
+      <w:r>
+        <w:rPr>
+          <w:rFonts w:ascii="Verdana" w:hAnsi="Verdana"/>
+          <w:sz w:val="28"/>
+          <w:szCs w:val="28"/>
+        </w:rPr>
+        <w:t>component</w:t>
+      </w:r>
+      <w:proofErr w:type="spellEnd"/>
+      <w:r>
+        <w:rPr>
+          <w:rFonts w:ascii="Verdana" w:hAnsi="Verdana"/>
+          <w:sz w:val="28"/>
+          <w:szCs w:val="28"/>
+        </w:rPr>
+        <w:t xml:space="preserve">, incluimos un nuevo </w:t>
+      </w:r>
+      <w:proofErr w:type="spellStart"/>
+      <w:r>
+        <w:rPr>
+          <w:rFonts w:ascii="Verdana" w:hAnsi="Verdana"/>
+          <w:sz w:val="28"/>
+          <w:szCs w:val="28"/>
+        </w:rPr>
+        <w:t>routerLink</w:t>
+      </w:r>
+      <w:proofErr w:type="spellEnd"/>
+    </w:p>
+    <w:p>
+      <w:pPr>
+        <w:spacing w:after="0" w:line="240" w:lineRule="auto"/>
+        <w:rPr>
+          <w:rFonts w:ascii="Verdana" w:hAnsi="Verdana"/>
+          <w:sz w:val="28"/>
+          <w:szCs w:val="28"/>
+        </w:rPr>
+      </w:pPr>
+    </w:p>
+    <w:p>
+      <w:pPr>
+        <w:spacing w:after="0" w:line="240" w:lineRule="auto"/>
+        <w:rPr>
+          <w:rFonts w:ascii="Verdana" w:hAnsi="Verdana"/>
+          <w:b/>
+          <w:sz w:val="28"/>
+          <w:szCs w:val="28"/>
+        </w:rPr>
+      </w:pPr>
+      <w:r>
+        <w:rPr>
+          <w:rFonts w:ascii="Verdana" w:hAnsi="Verdana"/>
+          <w:b/>
+          <w:sz w:val="28"/>
+          <w:szCs w:val="28"/>
+        </w:rPr>
+        <w:lastRenderedPageBreak/>
+        <w:t>MENUCOMPONENT.HTML</w:t>
+      </w:r>
+    </w:p>
+    <w:p>
+      <w:pPr>
+        <w:spacing w:after="0" w:line="240" w:lineRule="auto"/>
+        <w:rPr>
+          <w:rFonts w:ascii="Verdana" w:hAnsi="Verdana"/>
+          <w:sz w:val="28"/>
+          <w:szCs w:val="28"/>
+        </w:rPr>
+      </w:pPr>
+    </w:p>
+    <w:p>
+      <w:pPr>
+        <w:spacing w:after="0" w:line="240" w:lineRule="auto"/>
+        <w:rPr>
+          <w:rFonts w:ascii="Verdana" w:hAnsi="Verdana"/>
+          <w:sz w:val="28"/>
+          <w:szCs w:val="28"/>
+        </w:rPr>
+      </w:pPr>
+      <w:r>
+        <w:rPr>
+          <w:noProof/>
+          <w:lang w:eastAsia="es-ES"/>
+        </w:rPr>
+        <w:drawing>
+          <wp:inline distT="0" distB="0" distL="0" distR="0" wp14:anchorId="510AD805" wp14:editId="2FDEEDD6">
+            <wp:extent cx="5400040" cy="841375"/>
+            <wp:effectExtent l="0" t="0" r="0" b="0"/>
+            <wp:docPr id="77" name="Imagen 77"/>
+            <wp:cNvGraphicFramePr>
+              <a:graphicFrameLocks xmlns:a="http://schemas.openxmlformats.org/drawingml/2006/main" noChangeAspect="1"/>
+            </wp:cNvGraphicFramePr>
+            <a:graphic xmlns:a="http://schemas.openxmlformats.org/drawingml/2006/main">
+              <a:graphicData uri="http://schemas.openxmlformats.org/drawingml/2006/picture">
+                <pic:pic xmlns:pic="http://schemas.openxmlformats.org/drawingml/2006/picture">
+                  <pic:nvPicPr>
+                    <pic:cNvPr id="1" name=""/>
+                    <pic:cNvPicPr/>
+                  </pic:nvPicPr>
+                  <pic:blipFill>
+                    <a:blip r:embed="rId84"/>
+                    <a:stretch>
+                      <a:fillRect/>
+                    </a:stretch>
+                  </pic:blipFill>
+                  <pic:spPr>
+                    <a:xfrm>
+                      <a:off x="0" y="0"/>
+                      <a:ext cx="5400040" cy="841375"/>
+                    </a:xfrm>
+                    <a:prstGeom prst="rect">
+                      <a:avLst/>
+                    </a:prstGeom>
+                  </pic:spPr>
+                </pic:pic>
+              </a:graphicData>
+            </a:graphic>
+          </wp:inline>
+        </w:drawing>
+      </w:r>
+    </w:p>
+    <w:p>
+      <w:pPr>
+        <w:spacing w:after="0" w:line="240" w:lineRule="auto"/>
+        <w:rPr>
+          <w:rFonts w:ascii="Verdana" w:hAnsi="Verdana"/>
+          <w:sz w:val="28"/>
+          <w:szCs w:val="28"/>
+        </w:rPr>
+      </w:pPr>
+    </w:p>
+    <w:p>
+      <w:pPr>
+        <w:spacing w:after="0" w:line="240" w:lineRule="auto"/>
+        <w:rPr>
+          <w:rFonts w:ascii="Verdana" w:hAnsi="Verdana"/>
+          <w:sz w:val="28"/>
+          <w:szCs w:val="28"/>
+        </w:rPr>
+      </w:pPr>
       <w:bookmarkStart w:id="0" w:name="_GoBack"/>
       <w:bookmarkEnd w:id="0"/>
     </w:p>
@@ -39084,9 +40835,99 @@
         </w:rPr>
       </w:pPr>
     </w:p>
+    <w:p>
+      <w:pPr>
+        <w:spacing w:after="0" w:line="240" w:lineRule="auto"/>
+        <w:rPr>
+          <w:rFonts w:ascii="Verdana" w:hAnsi="Verdana"/>
+          <w:sz w:val="28"/>
+          <w:szCs w:val="28"/>
+        </w:rPr>
+      </w:pPr>
+    </w:p>
+    <w:p>
+      <w:pPr>
+        <w:spacing w:after="0" w:line="240" w:lineRule="auto"/>
+        <w:rPr>
+          <w:rFonts w:ascii="Verdana" w:hAnsi="Verdana"/>
+          <w:sz w:val="28"/>
+          <w:szCs w:val="28"/>
+        </w:rPr>
+      </w:pPr>
+    </w:p>
+    <w:p>
+      <w:pPr>
+        <w:spacing w:after="0" w:line="240" w:lineRule="auto"/>
+        <w:rPr>
+          <w:rFonts w:ascii="Verdana" w:hAnsi="Verdana"/>
+          <w:sz w:val="28"/>
+          <w:szCs w:val="28"/>
+        </w:rPr>
+      </w:pPr>
+    </w:p>
+    <w:p>
+      <w:pPr>
+        <w:spacing w:after="0" w:line="240" w:lineRule="auto"/>
+        <w:rPr>
+          <w:rFonts w:ascii="Verdana" w:hAnsi="Verdana"/>
+          <w:sz w:val="28"/>
+          <w:szCs w:val="28"/>
+        </w:rPr>
+      </w:pPr>
+    </w:p>
+    <w:p>
+      <w:pPr>
+        <w:spacing w:after="0" w:line="240" w:lineRule="auto"/>
+        <w:rPr>
+          <w:rFonts w:ascii="Verdana" w:hAnsi="Verdana"/>
+          <w:sz w:val="28"/>
+          <w:szCs w:val="28"/>
+        </w:rPr>
+      </w:pPr>
+    </w:p>
+    <w:p>
+      <w:pPr>
+        <w:spacing w:after="0" w:line="240" w:lineRule="auto"/>
+        <w:rPr>
+          <w:rFonts w:ascii="Verdana" w:hAnsi="Verdana"/>
+          <w:sz w:val="28"/>
+          <w:szCs w:val="28"/>
+        </w:rPr>
+      </w:pPr>
+    </w:p>
+    <w:p>
+      <w:pPr>
+        <w:spacing w:after="0" w:line="240" w:lineRule="auto"/>
+        <w:rPr>
+          <w:rFonts w:ascii="Verdana" w:hAnsi="Verdana"/>
+          <w:sz w:val="28"/>
+          <w:szCs w:val="28"/>
+        </w:rPr>
+      </w:pPr>
+    </w:p>
+    <w:p>
+      <w:pPr>
+        <w:spacing w:after="0" w:line="240" w:lineRule="auto"/>
+        <w:rPr>
+          <w:rFonts w:ascii="Verdana" w:hAnsi="Verdana"/>
+          <w:sz w:val="28"/>
+          <w:szCs w:val="28"/>
+        </w:rPr>
+      </w:pPr>
+    </w:p>
+    <w:p>
+      <w:pPr>
+        <w:spacing w:after="0" w:line="240" w:lineRule="auto"/>
+        <w:rPr>
+          <w:rFonts w:ascii="Verdana" w:hAnsi="Verdana"/>
+          <w:sz w:val="28"/>
+          <w:szCs w:val="28"/>
+        </w:rPr>
+      </w:pPr>
+    </w:p>
     <w:sectPr>
-      <w:headerReference w:type="default" r:id="rId77"/>
-      <w:footerReference w:type="default" r:id="rId78"/>
+      <w:headerReference w:type="default" r:id="rId85"/>
+      <w:footerReference w:type="default" r:id="rId86"/>
       <w:pgSz w:w="11906" w:h="16838"/>
       <w:pgMar w:top="1417" w:right="1701" w:bottom="1417" w:left="1701" w:header="708" w:footer="708" w:gutter="0"/>
       <w:cols w:space="708"/>
@@ -39153,7 +40994,7 @@
           <w:rPr>
             <w:noProof/>
           </w:rPr>
-          <w:t>43</w:t>
+          <w:t>47</w:t>
         </w:r>
         <w:r>
           <w:fldChar w:fldCharType="end"/>
@@ -40308,9 +42149,9 @@
     </w:lvl>
   </w:abstractNum>
   <w:abstractNum w:abstractNumId="11" w15:restartNumberingAfterBreak="0">
-    <w:nsid w:val="3B666662"/>
+    <w:nsid w:val="3AB15088"/>
     <w:multiLevelType w:val="hybridMultilevel"/>
-    <w:tmpl w:val="2F6A48E8"/>
+    <w:tmpl w:val="10C6D852"/>
     <w:lvl w:ilvl="0" w:tplc="0C0A0011">
       <w:start w:val="1"/>
       <w:numFmt w:val="decimal"/>
@@ -40397,9 +42238,9 @@
     </w:lvl>
   </w:abstractNum>
   <w:abstractNum w:abstractNumId="12" w15:restartNumberingAfterBreak="0">
-    <w:nsid w:val="3EBC6FD9"/>
+    <w:nsid w:val="3B666662"/>
     <w:multiLevelType w:val="hybridMultilevel"/>
-    <w:tmpl w:val="C96CB7E2"/>
+    <w:tmpl w:val="2F6A48E8"/>
     <w:lvl w:ilvl="0" w:tplc="0C0A0011">
       <w:start w:val="1"/>
       <w:numFmt w:val="decimal"/>
@@ -40486,9 +42327,9 @@
     </w:lvl>
   </w:abstractNum>
   <w:abstractNum w:abstractNumId="13" w15:restartNumberingAfterBreak="0">
-    <w:nsid w:val="40302FE3"/>
+    <w:nsid w:val="3EBC6FD9"/>
     <w:multiLevelType w:val="hybridMultilevel"/>
-    <w:tmpl w:val="0686C0A8"/>
+    <w:tmpl w:val="C96CB7E2"/>
     <w:lvl w:ilvl="0" w:tplc="0C0A0011">
       <w:start w:val="1"/>
       <w:numFmt w:val="decimal"/>
@@ -40575,9 +42416,9 @@
     </w:lvl>
   </w:abstractNum>
   <w:abstractNum w:abstractNumId="14" w15:restartNumberingAfterBreak="0">
-    <w:nsid w:val="43CB0539"/>
+    <w:nsid w:val="40302FE3"/>
     <w:multiLevelType w:val="hybridMultilevel"/>
-    <w:tmpl w:val="DBBA31D0"/>
+    <w:tmpl w:val="0686C0A8"/>
     <w:lvl w:ilvl="0" w:tplc="0C0A0011">
       <w:start w:val="1"/>
       <w:numFmt w:val="decimal"/>
@@ -40664,9 +42505,9 @@
     </w:lvl>
   </w:abstractNum>
   <w:abstractNum w:abstractNumId="15" w15:restartNumberingAfterBreak="0">
-    <w:nsid w:val="46A84B5E"/>
+    <w:nsid w:val="43CB0539"/>
     <w:multiLevelType w:val="hybridMultilevel"/>
-    <w:tmpl w:val="9E68726C"/>
+    <w:tmpl w:val="DBBA31D0"/>
     <w:lvl w:ilvl="0" w:tplc="0C0A0011">
       <w:start w:val="1"/>
       <w:numFmt w:val="decimal"/>
@@ -40753,6 +42594,95 @@
     </w:lvl>
   </w:abstractNum>
   <w:abstractNum w:abstractNumId="16" w15:restartNumberingAfterBreak="0">
+    <w:nsid w:val="46A84B5E"/>
+    <w:multiLevelType w:val="hybridMultilevel"/>
+    <w:tmpl w:val="9E68726C"/>
+    <w:lvl w:ilvl="0" w:tplc="0C0A0011">
+      <w:start w:val="1"/>
+      <w:numFmt w:val="decimal"/>
+      <w:lvlText w:val="%1)"/>
+      <w:lvlJc w:val="left"/>
+      <w:pPr>
+        <w:ind w:left="720" w:hanging="360"/>
+      </w:pPr>
+      <w:rPr>
+        <w:rFonts w:hint="default"/>
+      </w:rPr>
+    </w:lvl>
+    <w:lvl w:ilvl="1" w:tplc="0C0A0019" w:tentative="1">
+      <w:start w:val="1"/>
+      <w:numFmt w:val="lowerLetter"/>
+      <w:lvlText w:val="%2."/>
+      <w:lvlJc w:val="left"/>
+      <w:pPr>
+        <w:ind w:left="1440" w:hanging="360"/>
+      </w:pPr>
+    </w:lvl>
+    <w:lvl w:ilvl="2" w:tplc="0C0A001B" w:tentative="1">
+      <w:start w:val="1"/>
+      <w:numFmt w:val="lowerRoman"/>
+      <w:lvlText w:val="%3."/>
+      <w:lvlJc w:val="right"/>
+      <w:pPr>
+        <w:ind w:left="2160" w:hanging="180"/>
+      </w:pPr>
+    </w:lvl>
+    <w:lvl w:ilvl="3" w:tplc="0C0A000F" w:tentative="1">
+      <w:start w:val="1"/>
+      <w:numFmt w:val="decimal"/>
+      <w:lvlText w:val="%4."/>
+      <w:lvlJc w:val="left"/>
+      <w:pPr>
+        <w:ind w:left="2880" w:hanging="360"/>
+      </w:pPr>
+    </w:lvl>
+    <w:lvl w:ilvl="4" w:tplc="0C0A0019" w:tentative="1">
+      <w:start w:val="1"/>
+      <w:numFmt w:val="lowerLetter"/>
+      <w:lvlText w:val="%5."/>
+      <w:lvlJc w:val="left"/>
+      <w:pPr>
+        <w:ind w:left="3600" w:hanging="360"/>
+      </w:pPr>
+    </w:lvl>
+    <w:lvl w:ilvl="5" w:tplc="0C0A001B" w:tentative="1">
+      <w:start w:val="1"/>
+      <w:numFmt w:val="lowerRoman"/>
+      <w:lvlText w:val="%6."/>
+      <w:lvlJc w:val="right"/>
+      <w:pPr>
+        <w:ind w:left="4320" w:hanging="180"/>
+      </w:pPr>
+    </w:lvl>
+    <w:lvl w:ilvl="6" w:tplc="0C0A000F" w:tentative="1">
+      <w:start w:val="1"/>
+      <w:numFmt w:val="decimal"/>
+      <w:lvlText w:val="%7."/>
+      <w:lvlJc w:val="left"/>
+      <w:pPr>
+        <w:ind w:left="5040" w:hanging="360"/>
+      </w:pPr>
+    </w:lvl>
+    <w:lvl w:ilvl="7" w:tplc="0C0A0019" w:tentative="1">
+      <w:start w:val="1"/>
+      <w:numFmt w:val="lowerLetter"/>
+      <w:lvlText w:val="%8."/>
+      <w:lvlJc w:val="left"/>
+      <w:pPr>
+        <w:ind w:left="5760" w:hanging="360"/>
+      </w:pPr>
+    </w:lvl>
+    <w:lvl w:ilvl="8" w:tplc="0C0A001B" w:tentative="1">
+      <w:start w:val="1"/>
+      <w:numFmt w:val="lowerRoman"/>
+      <w:lvlText w:val="%9."/>
+      <w:lvlJc w:val="right"/>
+      <w:pPr>
+        <w:ind w:left="6480" w:hanging="180"/>
+      </w:pPr>
+    </w:lvl>
+  </w:abstractNum>
+  <w:abstractNum w:abstractNumId="17" w15:restartNumberingAfterBreak="0">
     <w:nsid w:val="4E37503B"/>
     <w:multiLevelType w:val="hybridMultilevel"/>
     <w:tmpl w:val="6E2E54D8"/>
@@ -40865,7 +42795,7 @@
       </w:rPr>
     </w:lvl>
   </w:abstractNum>
-  <w:abstractNum w:abstractNumId="17" w15:restartNumberingAfterBreak="0">
+  <w:abstractNum w:abstractNumId="18" w15:restartNumberingAfterBreak="0">
     <w:nsid w:val="515C0E0D"/>
     <w:multiLevelType w:val="hybridMultilevel"/>
     <w:tmpl w:val="1BF85A72"/>
@@ -40954,7 +42884,7 @@
       </w:pPr>
     </w:lvl>
   </w:abstractNum>
-  <w:abstractNum w:abstractNumId="18" w15:restartNumberingAfterBreak="0">
+  <w:abstractNum w:abstractNumId="19" w15:restartNumberingAfterBreak="0">
     <w:nsid w:val="52085137"/>
     <w:multiLevelType w:val="hybridMultilevel"/>
     <w:tmpl w:val="A8AA315E"/>
@@ -41043,7 +42973,7 @@
       </w:pPr>
     </w:lvl>
   </w:abstractNum>
-  <w:abstractNum w:abstractNumId="19" w15:restartNumberingAfterBreak="0">
+  <w:abstractNum w:abstractNumId="20" w15:restartNumberingAfterBreak="0">
     <w:nsid w:val="540B747F"/>
     <w:multiLevelType w:val="hybridMultilevel"/>
     <w:tmpl w:val="0D84C3D0"/>
@@ -41132,7 +43062,7 @@
       </w:pPr>
     </w:lvl>
   </w:abstractNum>
-  <w:abstractNum w:abstractNumId="20" w15:restartNumberingAfterBreak="0">
+  <w:abstractNum w:abstractNumId="21" w15:restartNumberingAfterBreak="0">
     <w:nsid w:val="61ED1093"/>
     <w:multiLevelType w:val="hybridMultilevel"/>
     <w:tmpl w:val="531E02EC"/>
@@ -41221,7 +43151,7 @@
       </w:pPr>
     </w:lvl>
   </w:abstractNum>
-  <w:abstractNum w:abstractNumId="21" w15:restartNumberingAfterBreak="0">
+  <w:abstractNum w:abstractNumId="22" w15:restartNumberingAfterBreak="0">
     <w:nsid w:val="64C657D7"/>
     <w:multiLevelType w:val="hybridMultilevel"/>
     <w:tmpl w:val="96802F98"/>
@@ -41310,7 +43240,7 @@
       </w:pPr>
     </w:lvl>
   </w:abstractNum>
-  <w:abstractNum w:abstractNumId="22" w15:restartNumberingAfterBreak="0">
+  <w:abstractNum w:abstractNumId="23" w15:restartNumberingAfterBreak="0">
     <w:nsid w:val="64FD1B13"/>
     <w:multiLevelType w:val="hybridMultilevel"/>
     <w:tmpl w:val="DBBA31D0"/>
@@ -41399,7 +43329,7 @@
       </w:pPr>
     </w:lvl>
   </w:abstractNum>
-  <w:abstractNum w:abstractNumId="23" w15:restartNumberingAfterBreak="0">
+  <w:abstractNum w:abstractNumId="24" w15:restartNumberingAfterBreak="0">
     <w:nsid w:val="66257646"/>
     <w:multiLevelType w:val="hybridMultilevel"/>
     <w:tmpl w:val="A896ED1A"/>
@@ -41488,7 +43418,7 @@
       </w:pPr>
     </w:lvl>
   </w:abstractNum>
-  <w:abstractNum w:abstractNumId="24" w15:restartNumberingAfterBreak="0">
+  <w:abstractNum w:abstractNumId="25" w15:restartNumberingAfterBreak="0">
     <w:nsid w:val="69D847AB"/>
     <w:multiLevelType w:val="hybridMultilevel"/>
     <w:tmpl w:val="050876EC"/>
@@ -41577,7 +43507,7 @@
       </w:pPr>
     </w:lvl>
   </w:abstractNum>
-  <w:abstractNum w:abstractNumId="25" w15:restartNumberingAfterBreak="0">
+  <w:abstractNum w:abstractNumId="26" w15:restartNumberingAfterBreak="0">
     <w:nsid w:val="722E2DB9"/>
     <w:multiLevelType w:val="hybridMultilevel"/>
     <w:tmpl w:val="0686C0A8"/>
@@ -41666,7 +43596,7 @@
       </w:pPr>
     </w:lvl>
   </w:abstractNum>
-  <w:abstractNum w:abstractNumId="26" w15:restartNumberingAfterBreak="0">
+  <w:abstractNum w:abstractNumId="27" w15:restartNumberingAfterBreak="0">
     <w:nsid w:val="7972702A"/>
     <w:multiLevelType w:val="hybridMultilevel"/>
     <w:tmpl w:val="86C6C29C"/>
@@ -41755,7 +43685,7 @@
       </w:pPr>
     </w:lvl>
   </w:abstractNum>
-  <w:abstractNum w:abstractNumId="27" w15:restartNumberingAfterBreak="0">
+  <w:abstractNum w:abstractNumId="28" w15:restartNumberingAfterBreak="0">
     <w:nsid w:val="7B1C3CC8"/>
     <w:multiLevelType w:val="hybridMultilevel"/>
     <w:tmpl w:val="9E68726C"/>
@@ -41844,7 +43774,7 @@
       </w:pPr>
     </w:lvl>
   </w:abstractNum>
-  <w:abstractNum w:abstractNumId="28" w15:restartNumberingAfterBreak="0">
+  <w:abstractNum w:abstractNumId="29" w15:restartNumberingAfterBreak="0">
     <w:nsid w:val="7CA34A27"/>
     <w:multiLevelType w:val="hybridMultilevel"/>
     <w:tmpl w:val="932C6376"/>
@@ -41934,7 +43864,7 @@
     </w:lvl>
   </w:abstractNum>
   <w:num w:numId="1">
-    <w:abstractNumId w:val="22"/>
+    <w:abstractNumId w:val="23"/>
   </w:num>
   <w:num w:numId="2">
     <w:abstractNumId w:val="5"/>
@@ -41946,37 +43876,37 @@
     <w:abstractNumId w:val="0"/>
   </w:num>
   <w:num w:numId="5">
-    <w:abstractNumId w:val="14"/>
+    <w:abstractNumId w:val="15"/>
   </w:num>
   <w:num w:numId="6">
     <w:abstractNumId w:val="4"/>
   </w:num>
   <w:num w:numId="7">
-    <w:abstractNumId w:val="11"/>
+    <w:abstractNumId w:val="12"/>
   </w:num>
   <w:num w:numId="8">
+    <w:abstractNumId w:val="29"/>
+  </w:num>
+  <w:num w:numId="9">
+    <w:abstractNumId w:val="17"/>
+  </w:num>
+  <w:num w:numId="10">
+    <w:abstractNumId w:val="20"/>
+  </w:num>
+  <w:num w:numId="11">
     <w:abstractNumId w:val="28"/>
   </w:num>
-  <w:num w:numId="9">
+  <w:num w:numId="12">
     <w:abstractNumId w:val="16"/>
   </w:num>
-  <w:num w:numId="10">
-    <w:abstractNumId w:val="19"/>
-  </w:num>
-  <w:num w:numId="11">
-    <w:abstractNumId w:val="27"/>
-  </w:num>
-  <w:num w:numId="12">
-    <w:abstractNumId w:val="15"/>
-  </w:num>
   <w:num w:numId="13">
-    <w:abstractNumId w:val="21"/>
+    <w:abstractNumId w:val="22"/>
   </w:num>
   <w:num w:numId="14">
-    <w:abstractNumId w:val="17"/>
+    <w:abstractNumId w:val="18"/>
   </w:num>
   <w:num w:numId="15">
-    <w:abstractNumId w:val="12"/>
+    <w:abstractNumId w:val="13"/>
   </w:num>
   <w:num w:numId="16">
     <w:abstractNumId w:val="10"/>
@@ -41985,16 +43915,16 @@
     <w:abstractNumId w:val="1"/>
   </w:num>
   <w:num w:numId="18">
-    <w:abstractNumId w:val="18"/>
+    <w:abstractNumId w:val="19"/>
   </w:num>
   <w:num w:numId="19">
     <w:abstractNumId w:val="6"/>
   </w:num>
   <w:num w:numId="20">
-    <w:abstractNumId w:val="13"/>
+    <w:abstractNumId w:val="14"/>
   </w:num>
   <w:num w:numId="21">
-    <w:abstractNumId w:val="26"/>
+    <w:abstractNumId w:val="27"/>
   </w:num>
   <w:num w:numId="22">
     <w:abstractNumId w:val="3"/>
@@ -42003,22 +43933,25 @@
     <w:abstractNumId w:val="9"/>
   </w:num>
   <w:num w:numId="24">
-    <w:abstractNumId w:val="25"/>
+    <w:abstractNumId w:val="26"/>
   </w:num>
   <w:num w:numId="25">
     <w:abstractNumId w:val="7"/>
   </w:num>
   <w:num w:numId="26">
+    <w:abstractNumId w:val="25"/>
+  </w:num>
+  <w:num w:numId="27">
     <w:abstractNumId w:val="24"/>
   </w:num>
-  <w:num w:numId="27">
-    <w:abstractNumId w:val="23"/>
-  </w:num>
   <w:num w:numId="28">
-    <w:abstractNumId w:val="20"/>
+    <w:abstractNumId w:val="21"/>
   </w:num>
   <w:num w:numId="29">
     <w:abstractNumId w:val="8"/>
+  </w:num>
+  <w:num w:numId="30">
+    <w:abstractNumId w:val="11"/>
   </w:num>
 </w:numbering>
 </file>
@@ -42969,7 +44902,7 @@
 </file>
 
 <file path=customXml/itemProps1.xml><?xml version="1.0" encoding="utf-8"?>
-<ds:datastoreItem xmlns:ds="http://schemas.openxmlformats.org/officeDocument/2006/customXml" ds:itemID="{FCFF4217-B7FE-4210-BF38-31ED70FBE0E7}">
+<ds:datastoreItem xmlns:ds="http://schemas.openxmlformats.org/officeDocument/2006/customXml" ds:itemID="{4FB03899-32AD-4037-B81E-9EA7955239E3}">
   <ds:schemaRefs>
     <ds:schemaRef ds:uri="http://schemas.openxmlformats.org/officeDocument/2006/bibliography"/>
   </ds:schemaRefs>

--- a/00 - DESARROLLO ANGULAR.docx
+++ b/00 - DESARROLLO ANGULAR.docx
@@ -40247,104 +40247,6 @@
         <w:spacing w:after="0" w:line="240" w:lineRule="auto"/>
         <w:rPr>
           <w:rFonts w:ascii="Verdana" w:hAnsi="Verdana"/>
-          <w:b/>
-          <w:sz w:val="28"/>
-          <w:szCs w:val="28"/>
-        </w:rPr>
-      </w:pPr>
-      <w:r>
-        <w:rPr>
-          <w:rFonts w:ascii="Verdana" w:hAnsi="Verdana"/>
-          <w:sz w:val="28"/>
-          <w:szCs w:val="28"/>
-        </w:rPr>
-        <w:t xml:space="preserve">Vamos a utilizar formularios, debemos dar de alta </w:t>
-      </w:r>
-      <w:proofErr w:type="spellStart"/>
-      <w:r>
-        <w:rPr>
-          <w:rFonts w:ascii="Verdana" w:hAnsi="Verdana"/>
-          <w:b/>
-          <w:sz w:val="28"/>
-          <w:szCs w:val="28"/>
-        </w:rPr>
-        <w:t>FormsModule</w:t>
-      </w:r>
-      <w:proofErr w:type="spellEnd"/>
-      <w:r>
-        <w:rPr>
-          <w:rFonts w:ascii="Verdana" w:hAnsi="Verdana"/>
-          <w:sz w:val="28"/>
-          <w:szCs w:val="28"/>
-        </w:rPr>
-        <w:t xml:space="preserve"> dentro de nuestro </w:t>
-      </w:r>
-      <w:r>
-        <w:rPr>
-          <w:rFonts w:ascii="Verdana" w:hAnsi="Verdana"/>
-          <w:b/>
-          <w:sz w:val="28"/>
-          <w:szCs w:val="28"/>
-        </w:rPr>
-        <w:t>app-</w:t>
-      </w:r>
-      <w:proofErr w:type="spellStart"/>
-      <w:r>
-        <w:rPr>
-          <w:rFonts w:ascii="Verdana" w:hAnsi="Verdana"/>
-          <w:b/>
-          <w:sz w:val="28"/>
-          <w:szCs w:val="28"/>
-        </w:rPr>
-        <w:t>module.ts</w:t>
-      </w:r>
-      <w:proofErr w:type="spellEnd"/>
-    </w:p>
-    <w:p>
-      <w:pPr>
-        <w:spacing w:after="0" w:line="240" w:lineRule="auto"/>
-        <w:rPr>
-          <w:rFonts w:ascii="Verdana" w:hAnsi="Verdana"/>
-          <w:sz w:val="28"/>
-          <w:szCs w:val="28"/>
-        </w:rPr>
-      </w:pPr>
-    </w:p>
-    <w:p>
-      <w:pPr>
-        <w:spacing w:after="0" w:line="240" w:lineRule="auto"/>
-        <w:rPr>
-          <w:rFonts w:ascii="Verdana" w:hAnsi="Verdana"/>
-          <w:b/>
-          <w:sz w:val="28"/>
-          <w:szCs w:val="28"/>
-        </w:rPr>
-      </w:pPr>
-      <w:r>
-        <w:rPr>
-          <w:rFonts w:ascii="Verdana" w:hAnsi="Verdana"/>
-          <w:b/>
-          <w:sz w:val="28"/>
-          <w:szCs w:val="28"/>
-        </w:rPr>
-        <w:t>APP-MODULE.TS</w:t>
-      </w:r>
-    </w:p>
-    <w:p>
-      <w:pPr>
-        <w:spacing w:after="0" w:line="240" w:lineRule="auto"/>
-        <w:rPr>
-          <w:rFonts w:ascii="Verdana" w:hAnsi="Verdana"/>
-          <w:sz w:val="28"/>
-          <w:szCs w:val="28"/>
-        </w:rPr>
-      </w:pPr>
-    </w:p>
-    <w:p>
-      <w:pPr>
-        <w:spacing w:after="0" w:line="240" w:lineRule="auto"/>
-        <w:rPr>
-          <w:rFonts w:ascii="Verdana" w:hAnsi="Verdana"/>
           <w:sz w:val="28"/>
           <w:szCs w:val="28"/>
         </w:rPr>
@@ -40355,10 +40257,10 @@
           <w:lang w:eastAsia="es-ES"/>
         </w:rPr>
         <w:drawing>
-          <wp:inline distT="0" distB="0" distL="0" distR="0" wp14:anchorId="0D8F99AE" wp14:editId="7DE4C2D8">
-            <wp:extent cx="5400040" cy="1754505"/>
-            <wp:effectExtent l="0" t="0" r="0" b="0"/>
-            <wp:docPr id="75" name="Imagen 75"/>
+          <wp:inline distT="0" distB="0" distL="0" distR="0" wp14:anchorId="4774C40B" wp14:editId="0595C09C">
+            <wp:extent cx="5400040" cy="3157855"/>
+            <wp:effectExtent l="0" t="0" r="0" b="4445"/>
+            <wp:docPr id="78" name="Imagen 78"/>
             <wp:cNvGraphicFramePr>
               <a:graphicFrameLocks xmlns:a="http://schemas.openxmlformats.org/drawingml/2006/main" noChangeAspect="1"/>
             </wp:cNvGraphicFramePr>
@@ -40378,7 +40280,7 @@
                   <pic:spPr>
                     <a:xfrm>
                       <a:off x="0" y="0"/>
-                      <a:ext cx="5400040" cy="1754505"/>
+                      <a:ext cx="5400040" cy="3157855"/>
                     </a:xfrm>
                     <a:prstGeom prst="rect">
                       <a:avLst/>
@@ -40406,122 +40308,87 @@
         <w:spacing w:after="0" w:line="240" w:lineRule="auto"/>
         <w:rPr>
           <w:rFonts w:ascii="Verdana" w:hAnsi="Verdana"/>
-          <w:sz w:val="28"/>
-          <w:szCs w:val="28"/>
-        </w:rPr>
-      </w:pPr>
-      <w:r>
-        <w:rPr>
-          <w:rFonts w:ascii="Verdana" w:hAnsi="Verdana"/>
-          <w:sz w:val="28"/>
-          <w:szCs w:val="28"/>
-        </w:rPr>
-        <w:t xml:space="preserve">Creamos un nuevo </w:t>
-      </w:r>
-      <w:proofErr w:type="spellStart"/>
-      <w:r>
-        <w:rPr>
-          <w:rFonts w:ascii="Verdana" w:hAnsi="Verdana"/>
-          <w:sz w:val="28"/>
-          <w:szCs w:val="28"/>
-        </w:rPr>
-        <w:t>component</w:t>
-      </w:r>
-      <w:proofErr w:type="spellEnd"/>
-      <w:r>
-        <w:rPr>
-          <w:rFonts w:ascii="Verdana" w:hAnsi="Verdana"/>
-          <w:sz w:val="28"/>
-          <w:szCs w:val="28"/>
-        </w:rPr>
-        <w:t xml:space="preserve"> llamado </w:t>
-      </w:r>
-      <w:proofErr w:type="spellStart"/>
-      <w:r>
-        <w:rPr>
-          <w:rFonts w:ascii="Verdana" w:hAnsi="Verdana"/>
-          <w:b/>
-          <w:sz w:val="28"/>
-          <w:szCs w:val="28"/>
-        </w:rPr>
-        <w:t>numerosParesComponent</w:t>
-      </w:r>
-      <w:proofErr w:type="spellEnd"/>
-    </w:p>
-    <w:p>
-      <w:pPr>
-        <w:spacing w:after="0" w:line="240" w:lineRule="auto"/>
-        <w:rPr>
-          <w:rFonts w:ascii="Verdana" w:hAnsi="Verdana"/>
-          <w:sz w:val="28"/>
-          <w:szCs w:val="28"/>
-        </w:rPr>
-      </w:pPr>
-    </w:p>
-    <w:p>
-      <w:pPr>
-        <w:spacing w:after="0" w:line="240" w:lineRule="auto"/>
-        <w:rPr>
-          <w:rFonts w:ascii="Verdana" w:hAnsi="Verdana"/>
-          <w:sz w:val="28"/>
-          <w:szCs w:val="28"/>
-        </w:rPr>
-      </w:pPr>
-      <w:r>
-        <w:rPr>
-          <w:rFonts w:ascii="Verdana" w:hAnsi="Verdana"/>
-          <w:sz w:val="28"/>
-          <w:szCs w:val="28"/>
-        </w:rPr>
-        <w:t xml:space="preserve">Ponemos en el menú este nuevo </w:t>
-      </w:r>
-      <w:proofErr w:type="spellStart"/>
-      <w:r>
-        <w:rPr>
-          <w:rFonts w:ascii="Verdana" w:hAnsi="Verdana"/>
-          <w:sz w:val="28"/>
-          <w:szCs w:val="28"/>
-        </w:rPr>
-        <w:t>component</w:t>
-      </w:r>
-      <w:proofErr w:type="spellEnd"/>
-      <w:r>
-        <w:rPr>
-          <w:rFonts w:ascii="Verdana" w:hAnsi="Verdana"/>
-          <w:sz w:val="28"/>
-          <w:szCs w:val="28"/>
-        </w:rPr>
-        <w:t xml:space="preserve"> para poder verlo.</w:t>
-      </w:r>
-    </w:p>
-    <w:p>
-      <w:pPr>
-        <w:spacing w:after="0" w:line="240" w:lineRule="auto"/>
-        <w:rPr>
-          <w:rFonts w:ascii="Verdana" w:hAnsi="Verdana"/>
-          <w:sz w:val="28"/>
-          <w:szCs w:val="28"/>
-        </w:rPr>
-      </w:pPr>
-    </w:p>
-    <w:p>
-      <w:pPr>
-        <w:spacing w:after="0" w:line="240" w:lineRule="auto"/>
-        <w:rPr>
-          <w:rFonts w:ascii="Verdana" w:hAnsi="Verdana"/>
-          <w:b/>
-          <w:sz w:val="28"/>
-          <w:szCs w:val="28"/>
-        </w:rPr>
-      </w:pPr>
-      <w:r>
-        <w:rPr>
-          <w:rFonts w:ascii="Verdana" w:hAnsi="Verdana"/>
-          <w:b/>
-          <w:sz w:val="28"/>
-          <w:szCs w:val="28"/>
-        </w:rPr>
-        <w:t>APP-ROUTING-MODULE.TS</w:t>
+          <w:b/>
+          <w:sz w:val="28"/>
+          <w:szCs w:val="28"/>
+        </w:rPr>
+      </w:pPr>
+      <w:r>
+        <w:rPr>
+          <w:rFonts w:ascii="Verdana" w:hAnsi="Verdana"/>
+          <w:sz w:val="28"/>
+          <w:szCs w:val="28"/>
+        </w:rPr>
+        <w:t xml:space="preserve">Vamos a utilizar formularios, debemos dar de alta </w:t>
+      </w:r>
+      <w:proofErr w:type="spellStart"/>
+      <w:r>
+        <w:rPr>
+          <w:rFonts w:ascii="Verdana" w:hAnsi="Verdana"/>
+          <w:b/>
+          <w:sz w:val="28"/>
+          <w:szCs w:val="28"/>
+        </w:rPr>
+        <w:t>FormsModule</w:t>
+      </w:r>
+      <w:proofErr w:type="spellEnd"/>
+      <w:r>
+        <w:rPr>
+          <w:rFonts w:ascii="Verdana" w:hAnsi="Verdana"/>
+          <w:sz w:val="28"/>
+          <w:szCs w:val="28"/>
+        </w:rPr>
+        <w:t xml:space="preserve"> dentro de nuestro </w:t>
+      </w:r>
+      <w:r>
+        <w:rPr>
+          <w:rFonts w:ascii="Verdana" w:hAnsi="Verdana"/>
+          <w:b/>
+          <w:sz w:val="28"/>
+          <w:szCs w:val="28"/>
+        </w:rPr>
+        <w:t>app-</w:t>
+      </w:r>
+      <w:proofErr w:type="spellStart"/>
+      <w:r>
+        <w:rPr>
+          <w:rFonts w:ascii="Verdana" w:hAnsi="Verdana"/>
+          <w:b/>
+          <w:sz w:val="28"/>
+          <w:szCs w:val="28"/>
+        </w:rPr>
+        <w:t>module.ts</w:t>
+      </w:r>
+      <w:proofErr w:type="spellEnd"/>
+    </w:p>
+    <w:p>
+      <w:pPr>
+        <w:spacing w:after="0" w:line="240" w:lineRule="auto"/>
+        <w:rPr>
+          <w:rFonts w:ascii="Verdana" w:hAnsi="Verdana"/>
+          <w:sz w:val="28"/>
+          <w:szCs w:val="28"/>
+        </w:rPr>
+      </w:pPr>
+    </w:p>
+    <w:p>
+      <w:pPr>
+        <w:spacing w:after="0" w:line="240" w:lineRule="auto"/>
+        <w:rPr>
+          <w:rFonts w:ascii="Verdana" w:hAnsi="Verdana"/>
+          <w:b/>
+          <w:sz w:val="28"/>
+          <w:szCs w:val="28"/>
+        </w:rPr>
+      </w:pPr>
+      <w:r>
+        <w:rPr>
+          <w:rFonts w:ascii="Verdana" w:hAnsi="Verdana"/>
+          <w:b/>
+          <w:sz w:val="28"/>
+          <w:szCs w:val="28"/>
+        </w:rPr>
+        <w:t>APP-MODULE.TS</w:t>
       </w:r>
     </w:p>
     <w:p>
@@ -40549,10 +40416,10 @@
           <w:lang w:eastAsia="es-ES"/>
         </w:rPr>
         <w:drawing>
-          <wp:inline distT="0" distB="0" distL="0" distR="0" wp14:anchorId="7D24DD20" wp14:editId="4D4ED626">
-            <wp:extent cx="5400040" cy="1788160"/>
-            <wp:effectExtent l="0" t="0" r="0" b="2540"/>
-            <wp:docPr id="76" name="Imagen 76"/>
+          <wp:inline distT="0" distB="0" distL="0" distR="0" wp14:anchorId="0D8F99AE" wp14:editId="7DE4C2D8">
+            <wp:extent cx="5400040" cy="1754505"/>
+            <wp:effectExtent l="0" t="0" r="0" b="0"/>
+            <wp:docPr id="75" name="Imagen 75"/>
             <wp:cNvGraphicFramePr>
               <a:graphicFrameLocks xmlns:a="http://schemas.openxmlformats.org/drawingml/2006/main" noChangeAspect="1"/>
             </wp:cNvGraphicFramePr>
@@ -40572,7 +40439,7 @@
                   <pic:spPr>
                     <a:xfrm>
                       <a:off x="0" y="0"/>
-                      <a:ext cx="5400040" cy="1788160"/>
+                      <a:ext cx="5400040" cy="1754505"/>
                     </a:xfrm>
                     <a:prstGeom prst="rect">
                       <a:avLst/>
@@ -40610,7 +40477,7 @@
           <w:sz w:val="28"/>
           <w:szCs w:val="28"/>
         </w:rPr>
-        <w:t xml:space="preserve">En el menú </w:t>
+        <w:t xml:space="preserve">Creamos un nuevo </w:t>
       </w:r>
       <w:proofErr w:type="spellStart"/>
       <w:r>
@@ -40628,48 +40495,95 @@
           <w:sz w:val="28"/>
           <w:szCs w:val="28"/>
         </w:rPr>
-        <w:t xml:space="preserve">, incluimos un nuevo </w:t>
-      </w:r>
-      <w:proofErr w:type="spellStart"/>
-      <w:r>
-        <w:rPr>
-          <w:rFonts w:ascii="Verdana" w:hAnsi="Verdana"/>
-          <w:sz w:val="28"/>
-          <w:szCs w:val="28"/>
-        </w:rPr>
-        <w:t>routerLink</w:t>
-      </w:r>
-      <w:proofErr w:type="spellEnd"/>
-    </w:p>
-    <w:p>
-      <w:pPr>
-        <w:spacing w:after="0" w:line="240" w:lineRule="auto"/>
-        <w:rPr>
-          <w:rFonts w:ascii="Verdana" w:hAnsi="Verdana"/>
-          <w:sz w:val="28"/>
-          <w:szCs w:val="28"/>
-        </w:rPr>
-      </w:pPr>
-    </w:p>
-    <w:p>
-      <w:pPr>
-        <w:spacing w:after="0" w:line="240" w:lineRule="auto"/>
-        <w:rPr>
-          <w:rFonts w:ascii="Verdana" w:hAnsi="Verdana"/>
-          <w:b/>
-          <w:sz w:val="28"/>
-          <w:szCs w:val="28"/>
-        </w:rPr>
-      </w:pPr>
-      <w:r>
-        <w:rPr>
-          <w:rFonts w:ascii="Verdana" w:hAnsi="Verdana"/>
-          <w:b/>
+        <w:t xml:space="preserve"> llamado </w:t>
+      </w:r>
+      <w:proofErr w:type="spellStart"/>
+      <w:r>
+        <w:rPr>
+          <w:rFonts w:ascii="Verdana" w:hAnsi="Verdana"/>
+          <w:b/>
+          <w:sz w:val="28"/>
+          <w:szCs w:val="28"/>
+        </w:rPr>
+        <w:t>numerosParesComponent</w:t>
+      </w:r>
+      <w:proofErr w:type="spellEnd"/>
+    </w:p>
+    <w:p>
+      <w:pPr>
+        <w:spacing w:after="0" w:line="240" w:lineRule="auto"/>
+        <w:rPr>
+          <w:rFonts w:ascii="Verdana" w:hAnsi="Verdana"/>
+          <w:sz w:val="28"/>
+          <w:szCs w:val="28"/>
+        </w:rPr>
+      </w:pPr>
+    </w:p>
+    <w:p>
+      <w:pPr>
+        <w:spacing w:after="0" w:line="240" w:lineRule="auto"/>
+        <w:rPr>
+          <w:rFonts w:ascii="Verdana" w:hAnsi="Verdana"/>
+          <w:sz w:val="28"/>
+          <w:szCs w:val="28"/>
+        </w:rPr>
+      </w:pPr>
+      <w:r>
+        <w:rPr>
+          <w:rFonts w:ascii="Verdana" w:hAnsi="Verdana"/>
           <w:sz w:val="28"/>
           <w:szCs w:val="28"/>
         </w:rPr>
         <w:lastRenderedPageBreak/>
-        <w:t>MENUCOMPONENT.HTML</w:t>
+        <w:t xml:space="preserve">Ponemos en el menú este nuevo </w:t>
+      </w:r>
+      <w:proofErr w:type="spellStart"/>
+      <w:r>
+        <w:rPr>
+          <w:rFonts w:ascii="Verdana" w:hAnsi="Verdana"/>
+          <w:sz w:val="28"/>
+          <w:szCs w:val="28"/>
+        </w:rPr>
+        <w:t>component</w:t>
+      </w:r>
+      <w:proofErr w:type="spellEnd"/>
+      <w:r>
+        <w:rPr>
+          <w:rFonts w:ascii="Verdana" w:hAnsi="Verdana"/>
+          <w:sz w:val="28"/>
+          <w:szCs w:val="28"/>
+        </w:rPr>
+        <w:t xml:space="preserve"> para poder verlo.</w:t>
+      </w:r>
+    </w:p>
+    <w:p>
+      <w:pPr>
+        <w:spacing w:after="0" w:line="240" w:lineRule="auto"/>
+        <w:rPr>
+          <w:rFonts w:ascii="Verdana" w:hAnsi="Verdana"/>
+          <w:sz w:val="28"/>
+          <w:szCs w:val="28"/>
+        </w:rPr>
+      </w:pPr>
+    </w:p>
+    <w:p>
+      <w:pPr>
+        <w:spacing w:after="0" w:line="240" w:lineRule="auto"/>
+        <w:rPr>
+          <w:rFonts w:ascii="Verdana" w:hAnsi="Verdana"/>
+          <w:b/>
+          <w:sz w:val="28"/>
+          <w:szCs w:val="28"/>
+        </w:rPr>
+      </w:pPr>
+      <w:r>
+        <w:rPr>
+          <w:rFonts w:ascii="Verdana" w:hAnsi="Verdana"/>
+          <w:b/>
+          <w:sz w:val="28"/>
+          <w:szCs w:val="28"/>
+        </w:rPr>
+        <w:t>APP-ROUTING-MODULE.TS</w:t>
       </w:r>
     </w:p>
     <w:p>
@@ -40697,10 +40611,10 @@
           <w:lang w:eastAsia="es-ES"/>
         </w:rPr>
         <w:drawing>
-          <wp:inline distT="0" distB="0" distL="0" distR="0" wp14:anchorId="510AD805" wp14:editId="2FDEEDD6">
-            <wp:extent cx="5400040" cy="841375"/>
-            <wp:effectExtent l="0" t="0" r="0" b="0"/>
-            <wp:docPr id="77" name="Imagen 77"/>
+          <wp:inline distT="0" distB="0" distL="0" distR="0" wp14:anchorId="7D24DD20" wp14:editId="4D4ED626">
+            <wp:extent cx="5400040" cy="1788160"/>
+            <wp:effectExtent l="0" t="0" r="0" b="2540"/>
+            <wp:docPr id="76" name="Imagen 76"/>
             <wp:cNvGraphicFramePr>
               <a:graphicFrameLocks xmlns:a="http://schemas.openxmlformats.org/drawingml/2006/main" noChangeAspect="1"/>
             </wp:cNvGraphicFramePr>
@@ -40720,6 +40634,153 @@
                   <pic:spPr>
                     <a:xfrm>
                       <a:off x="0" y="0"/>
+                      <a:ext cx="5400040" cy="1788160"/>
+                    </a:xfrm>
+                    <a:prstGeom prst="rect">
+                      <a:avLst/>
+                    </a:prstGeom>
+                  </pic:spPr>
+                </pic:pic>
+              </a:graphicData>
+            </a:graphic>
+          </wp:inline>
+        </w:drawing>
+      </w:r>
+    </w:p>
+    <w:p>
+      <w:pPr>
+        <w:spacing w:after="0" w:line="240" w:lineRule="auto"/>
+        <w:rPr>
+          <w:rFonts w:ascii="Verdana" w:hAnsi="Verdana"/>
+          <w:sz w:val="28"/>
+          <w:szCs w:val="28"/>
+        </w:rPr>
+      </w:pPr>
+    </w:p>
+    <w:p>
+      <w:pPr>
+        <w:spacing w:after="0" w:line="240" w:lineRule="auto"/>
+        <w:rPr>
+          <w:rFonts w:ascii="Verdana" w:hAnsi="Verdana"/>
+          <w:sz w:val="28"/>
+          <w:szCs w:val="28"/>
+        </w:rPr>
+      </w:pPr>
+      <w:r>
+        <w:rPr>
+          <w:rFonts w:ascii="Verdana" w:hAnsi="Verdana"/>
+          <w:sz w:val="28"/>
+          <w:szCs w:val="28"/>
+        </w:rPr>
+        <w:t xml:space="preserve">En el menú </w:t>
+      </w:r>
+      <w:proofErr w:type="spellStart"/>
+      <w:r>
+        <w:rPr>
+          <w:rFonts w:ascii="Verdana" w:hAnsi="Verdana"/>
+          <w:sz w:val="28"/>
+          <w:szCs w:val="28"/>
+        </w:rPr>
+        <w:t>component</w:t>
+      </w:r>
+      <w:proofErr w:type="spellEnd"/>
+      <w:r>
+        <w:rPr>
+          <w:rFonts w:ascii="Verdana" w:hAnsi="Verdana"/>
+          <w:sz w:val="28"/>
+          <w:szCs w:val="28"/>
+        </w:rPr>
+        <w:t xml:space="preserve">, incluimos un nuevo </w:t>
+      </w:r>
+      <w:proofErr w:type="spellStart"/>
+      <w:r>
+        <w:rPr>
+          <w:rFonts w:ascii="Verdana" w:hAnsi="Verdana"/>
+          <w:sz w:val="28"/>
+          <w:szCs w:val="28"/>
+        </w:rPr>
+        <w:t>routerLink</w:t>
+      </w:r>
+      <w:proofErr w:type="spellEnd"/>
+    </w:p>
+    <w:p>
+      <w:pPr>
+        <w:spacing w:after="0" w:line="240" w:lineRule="auto"/>
+        <w:rPr>
+          <w:rFonts w:ascii="Verdana" w:hAnsi="Verdana"/>
+          <w:sz w:val="28"/>
+          <w:szCs w:val="28"/>
+        </w:rPr>
+      </w:pPr>
+    </w:p>
+    <w:p>
+      <w:pPr>
+        <w:spacing w:after="0" w:line="240" w:lineRule="auto"/>
+        <w:rPr>
+          <w:rFonts w:ascii="Verdana" w:hAnsi="Verdana"/>
+          <w:b/>
+          <w:sz w:val="28"/>
+          <w:szCs w:val="28"/>
+        </w:rPr>
+      </w:pPr>
+      <w:r>
+        <w:rPr>
+          <w:rFonts w:ascii="Verdana" w:hAnsi="Verdana"/>
+          <w:b/>
+          <w:sz w:val="28"/>
+          <w:szCs w:val="28"/>
+        </w:rPr>
+        <w:t>MENUCOMPONENT.HTML</w:t>
+      </w:r>
+    </w:p>
+    <w:p>
+      <w:pPr>
+        <w:spacing w:after="0" w:line="240" w:lineRule="auto"/>
+        <w:rPr>
+          <w:rFonts w:ascii="Verdana" w:hAnsi="Verdana"/>
+          <w:sz w:val="28"/>
+          <w:szCs w:val="28"/>
+        </w:rPr>
+      </w:pPr>
+    </w:p>
+    <w:p>
+      <w:pPr>
+        <w:spacing w:after="0" w:line="240" w:lineRule="auto"/>
+        <w:rPr>
+          <w:rFonts w:ascii="Verdana" w:hAnsi="Verdana"/>
+          <w:sz w:val="28"/>
+          <w:szCs w:val="28"/>
+        </w:rPr>
+      </w:pPr>
+      <w:r>
+        <w:rPr>
+          <w:noProof/>
+          <w:lang w:eastAsia="es-ES"/>
+        </w:rPr>
+        <w:drawing>
+          <wp:inline distT="0" distB="0" distL="0" distR="0" wp14:anchorId="510AD805" wp14:editId="2FDEEDD6">
+            <wp:extent cx="5400040" cy="841375"/>
+            <wp:effectExtent l="0" t="0" r="0" b="0"/>
+            <wp:docPr id="77" name="Imagen 77"/>
+            <wp:cNvGraphicFramePr>
+              <a:graphicFrameLocks xmlns:a="http://schemas.openxmlformats.org/drawingml/2006/main" noChangeAspect="1"/>
+            </wp:cNvGraphicFramePr>
+            <a:graphic xmlns:a="http://schemas.openxmlformats.org/drawingml/2006/main">
+              <a:graphicData uri="http://schemas.openxmlformats.org/drawingml/2006/picture">
+                <pic:pic xmlns:pic="http://schemas.openxmlformats.org/drawingml/2006/picture">
+                  <pic:nvPicPr>
+                    <pic:cNvPr id="1" name=""/>
+                    <pic:cNvPicPr/>
+                  </pic:nvPicPr>
+                  <pic:blipFill>
+                    <a:blip r:embed="rId85"/>
+                    <a:stretch>
+                      <a:fillRect/>
+                    </a:stretch>
+                  </pic:blipFill>
+                  <pic:spPr>
+                    <a:xfrm>
+                      <a:off x="0" y="0"/>
                       <a:ext cx="5400040" cy="841375"/>
                     </a:xfrm>
                     <a:prstGeom prst="rect">
@@ -40748,6 +40809,3880 @@
         <w:spacing w:after="0" w:line="240" w:lineRule="auto"/>
         <w:rPr>
           <w:rFonts w:ascii="Verdana" w:hAnsi="Verdana"/>
+          <w:b/>
+          <w:sz w:val="28"/>
+          <w:szCs w:val="28"/>
+        </w:rPr>
+      </w:pPr>
+      <w:r>
+        <w:rPr>
+          <w:rFonts w:ascii="Verdana" w:hAnsi="Verdana"/>
+          <w:sz w:val="28"/>
+          <w:szCs w:val="28"/>
+        </w:rPr>
+        <w:t xml:space="preserve">Una vez que navegamos, entramos en </w:t>
+      </w:r>
+      <w:proofErr w:type="spellStart"/>
+      <w:r>
+        <w:rPr>
+          <w:rFonts w:ascii="Verdana" w:hAnsi="Verdana"/>
+          <w:b/>
+          <w:sz w:val="28"/>
+          <w:szCs w:val="28"/>
+        </w:rPr>
+        <w:t>numerosparescomponent.ts</w:t>
+      </w:r>
+      <w:proofErr w:type="spellEnd"/>
+    </w:p>
+    <w:p>
+      <w:pPr>
+        <w:spacing w:after="0" w:line="240" w:lineRule="auto"/>
+        <w:rPr>
+          <w:rFonts w:ascii="Verdana" w:hAnsi="Verdana"/>
+          <w:sz w:val="28"/>
+          <w:szCs w:val="28"/>
+        </w:rPr>
+      </w:pPr>
+    </w:p>
+    <w:p>
+      <w:pPr>
+        <w:spacing w:after="0" w:line="240" w:lineRule="auto"/>
+        <w:rPr>
+          <w:rFonts w:ascii="Verdana" w:hAnsi="Verdana"/>
+          <w:b/>
+          <w:sz w:val="28"/>
+          <w:szCs w:val="28"/>
+        </w:rPr>
+      </w:pPr>
+      <w:r>
+        <w:rPr>
+          <w:rFonts w:ascii="Verdana" w:hAnsi="Verdana"/>
+          <w:b/>
+          <w:sz w:val="28"/>
+          <w:szCs w:val="28"/>
+        </w:rPr>
+        <w:t>NUMEROSPARESCOMPONENT.TS</w:t>
+      </w:r>
+    </w:p>
+    <w:p>
+      <w:pPr>
+        <w:spacing w:after="0" w:line="240" w:lineRule="auto"/>
+        <w:rPr>
+          <w:rFonts w:ascii="Verdana" w:hAnsi="Verdana"/>
+          <w:sz w:val="28"/>
+          <w:szCs w:val="28"/>
+        </w:rPr>
+      </w:pPr>
+    </w:p>
+    <w:p>
+      <w:pPr>
+        <w:shd w:val="clear" w:color="auto" w:fill="FFFFFF"/>
+        <w:spacing w:after="0" w:line="240" w:lineRule="auto"/>
+        <w:rPr>
+          <w:rFonts w:ascii="Consolas" w:eastAsia="Times New Roman" w:hAnsi="Consolas" w:cs="Times New Roman"/>
+          <w:b/>
+          <w:bCs/>
+          <w:color w:val="000000"/>
+          <w:lang w:eastAsia="es-ES"/>
+        </w:rPr>
+      </w:pPr>
+      <w:proofErr w:type="spellStart"/>
+      <w:proofErr w:type="gramStart"/>
+      <w:r>
+        <w:rPr>
+          <w:rFonts w:ascii="Consolas" w:eastAsia="Times New Roman" w:hAnsi="Consolas" w:cs="Times New Roman"/>
+          <w:b/>
+          <w:bCs/>
+          <w:color w:val="F92672"/>
+          <w:lang w:eastAsia="es-ES"/>
+        </w:rPr>
+        <w:t>import</w:t>
+      </w:r>
+      <w:proofErr w:type="spellEnd"/>
+      <w:proofErr w:type="gramEnd"/>
+      <w:r>
+        <w:rPr>
+          <w:rFonts w:ascii="Consolas" w:eastAsia="Times New Roman" w:hAnsi="Consolas" w:cs="Times New Roman"/>
+          <w:b/>
+          <w:bCs/>
+          <w:color w:val="000000"/>
+          <w:lang w:eastAsia="es-ES"/>
+        </w:rPr>
+        <w:t xml:space="preserve"> { </w:t>
+      </w:r>
+      <w:proofErr w:type="spellStart"/>
+      <w:r>
+        <w:rPr>
+          <w:rFonts w:ascii="Consolas" w:eastAsia="Times New Roman" w:hAnsi="Consolas" w:cs="Times New Roman"/>
+          <w:b/>
+          <w:bCs/>
+          <w:color w:val="000000"/>
+          <w:lang w:eastAsia="es-ES"/>
+        </w:rPr>
+        <w:t>Component</w:t>
+      </w:r>
+      <w:proofErr w:type="spellEnd"/>
+      <w:r>
+        <w:rPr>
+          <w:rFonts w:ascii="Consolas" w:eastAsia="Times New Roman" w:hAnsi="Consolas" w:cs="Times New Roman"/>
+          <w:b/>
+          <w:bCs/>
+          <w:color w:val="000000"/>
+          <w:lang w:eastAsia="es-ES"/>
+        </w:rPr>
+        <w:t xml:space="preserve">, </w:t>
+      </w:r>
+      <w:proofErr w:type="spellStart"/>
+      <w:r>
+        <w:rPr>
+          <w:rFonts w:ascii="Consolas" w:eastAsia="Times New Roman" w:hAnsi="Consolas" w:cs="Times New Roman"/>
+          <w:b/>
+          <w:bCs/>
+          <w:color w:val="000000"/>
+          <w:lang w:eastAsia="es-ES"/>
+        </w:rPr>
+        <w:t>ElementRef</w:t>
+      </w:r>
+      <w:proofErr w:type="spellEnd"/>
+      <w:r>
+        <w:rPr>
+          <w:rFonts w:ascii="Consolas" w:eastAsia="Times New Roman" w:hAnsi="Consolas" w:cs="Times New Roman"/>
+          <w:b/>
+          <w:bCs/>
+          <w:color w:val="000000"/>
+          <w:lang w:eastAsia="es-ES"/>
+        </w:rPr>
+        <w:t xml:space="preserve">, </w:t>
+      </w:r>
+      <w:proofErr w:type="spellStart"/>
+      <w:r>
+        <w:rPr>
+          <w:rFonts w:ascii="Consolas" w:eastAsia="Times New Roman" w:hAnsi="Consolas" w:cs="Times New Roman"/>
+          <w:b/>
+          <w:bCs/>
+          <w:color w:val="000000"/>
+          <w:lang w:eastAsia="es-ES"/>
+        </w:rPr>
+        <w:t>ViewChild</w:t>
+      </w:r>
+      <w:proofErr w:type="spellEnd"/>
+      <w:r>
+        <w:rPr>
+          <w:rFonts w:ascii="Consolas" w:eastAsia="Times New Roman" w:hAnsi="Consolas" w:cs="Times New Roman"/>
+          <w:b/>
+          <w:bCs/>
+          <w:color w:val="000000"/>
+          <w:lang w:eastAsia="es-ES"/>
+        </w:rPr>
+        <w:t xml:space="preserve"> } </w:t>
+      </w:r>
+      <w:proofErr w:type="spellStart"/>
+      <w:r>
+        <w:rPr>
+          <w:rFonts w:ascii="Consolas" w:eastAsia="Times New Roman" w:hAnsi="Consolas" w:cs="Times New Roman"/>
+          <w:b/>
+          <w:bCs/>
+          <w:color w:val="F92672"/>
+          <w:lang w:eastAsia="es-ES"/>
+        </w:rPr>
+        <w:t>from</w:t>
+      </w:r>
+      <w:proofErr w:type="spellEnd"/>
+      <w:r>
+        <w:rPr>
+          <w:rFonts w:ascii="Consolas" w:eastAsia="Times New Roman" w:hAnsi="Consolas" w:cs="Times New Roman"/>
+          <w:b/>
+          <w:bCs/>
+          <w:color w:val="000000"/>
+          <w:lang w:eastAsia="es-ES"/>
+        </w:rPr>
+        <w:t xml:space="preserve"> </w:t>
+      </w:r>
+      <w:r>
+        <w:rPr>
+          <w:rFonts w:ascii="Consolas" w:eastAsia="Times New Roman" w:hAnsi="Consolas" w:cs="Times New Roman"/>
+          <w:b/>
+          <w:bCs/>
+          <w:color w:val="F25A00"/>
+          <w:lang w:eastAsia="es-ES"/>
+        </w:rPr>
+        <w:t>'@angular/</w:t>
+      </w:r>
+      <w:proofErr w:type="spellStart"/>
+      <w:r>
+        <w:rPr>
+          <w:rFonts w:ascii="Consolas" w:eastAsia="Times New Roman" w:hAnsi="Consolas" w:cs="Times New Roman"/>
+          <w:b/>
+          <w:bCs/>
+          <w:color w:val="F25A00"/>
+          <w:lang w:eastAsia="es-ES"/>
+        </w:rPr>
+        <w:t>core</w:t>
+      </w:r>
+      <w:proofErr w:type="spellEnd"/>
+      <w:r>
+        <w:rPr>
+          <w:rFonts w:ascii="Consolas" w:eastAsia="Times New Roman" w:hAnsi="Consolas" w:cs="Times New Roman"/>
+          <w:b/>
+          <w:bCs/>
+          <w:color w:val="F25A00"/>
+          <w:lang w:eastAsia="es-ES"/>
+        </w:rPr>
+        <w:t>'</w:t>
+      </w:r>
+      <w:r>
+        <w:rPr>
+          <w:rFonts w:ascii="Consolas" w:eastAsia="Times New Roman" w:hAnsi="Consolas" w:cs="Times New Roman"/>
+          <w:b/>
+          <w:bCs/>
+          <w:color w:val="000000"/>
+          <w:lang w:eastAsia="es-ES"/>
+        </w:rPr>
+        <w:t>;</w:t>
+      </w:r>
+    </w:p>
+    <w:p>
+      <w:pPr>
+        <w:shd w:val="clear" w:color="auto" w:fill="FFFFFF"/>
+        <w:spacing w:after="0" w:line="240" w:lineRule="auto"/>
+        <w:rPr>
+          <w:rFonts w:ascii="Consolas" w:eastAsia="Times New Roman" w:hAnsi="Consolas" w:cs="Times New Roman"/>
+          <w:b/>
+          <w:bCs/>
+          <w:color w:val="000000"/>
+          <w:lang w:eastAsia="es-ES"/>
+        </w:rPr>
+      </w:pPr>
+    </w:p>
+    <w:p>
+      <w:pPr>
+        <w:shd w:val="clear" w:color="auto" w:fill="FFFFFF"/>
+        <w:spacing w:after="0" w:line="240" w:lineRule="auto"/>
+        <w:rPr>
+          <w:rFonts w:ascii="Consolas" w:eastAsia="Times New Roman" w:hAnsi="Consolas" w:cs="Times New Roman"/>
+          <w:b/>
+          <w:bCs/>
+          <w:color w:val="000000"/>
+          <w:lang w:eastAsia="es-ES"/>
+        </w:rPr>
+      </w:pPr>
+      <w:proofErr w:type="gramStart"/>
+      <w:r>
+        <w:rPr>
+          <w:rFonts w:ascii="Consolas" w:eastAsia="Times New Roman" w:hAnsi="Consolas" w:cs="Times New Roman"/>
+          <w:b/>
+          <w:bCs/>
+          <w:color w:val="000000"/>
+          <w:lang w:eastAsia="es-ES"/>
+        </w:rPr>
+        <w:t>@</w:t>
+      </w:r>
+      <w:proofErr w:type="spellStart"/>
+      <w:r>
+        <w:rPr>
+          <w:rFonts w:ascii="Consolas" w:eastAsia="Times New Roman" w:hAnsi="Consolas" w:cs="Times New Roman"/>
+          <w:b/>
+          <w:bCs/>
+          <w:color w:val="6AAF19"/>
+          <w:lang w:eastAsia="es-ES"/>
+        </w:rPr>
+        <w:t>Component</w:t>
+      </w:r>
+      <w:proofErr w:type="spellEnd"/>
+      <w:r>
+        <w:rPr>
+          <w:rFonts w:ascii="Consolas" w:eastAsia="Times New Roman" w:hAnsi="Consolas" w:cs="Times New Roman"/>
+          <w:b/>
+          <w:bCs/>
+          <w:color w:val="000000"/>
+          <w:lang w:eastAsia="es-ES"/>
+        </w:rPr>
+        <w:t>({</w:t>
+      </w:r>
+      <w:proofErr w:type="gramEnd"/>
+    </w:p>
+    <w:p>
+      <w:pPr>
+        <w:shd w:val="clear" w:color="auto" w:fill="FFFFFF"/>
+        <w:spacing w:after="0" w:line="240" w:lineRule="auto"/>
+        <w:rPr>
+          <w:rFonts w:ascii="Consolas" w:eastAsia="Times New Roman" w:hAnsi="Consolas" w:cs="Times New Roman"/>
+          <w:b/>
+          <w:bCs/>
+          <w:color w:val="000000"/>
+          <w:lang w:eastAsia="es-ES"/>
+        </w:rPr>
+      </w:pPr>
+      <w:r>
+        <w:rPr>
+          <w:rFonts w:ascii="Consolas" w:eastAsia="Times New Roman" w:hAnsi="Consolas" w:cs="Times New Roman"/>
+          <w:b/>
+          <w:bCs/>
+          <w:color w:val="000000"/>
+          <w:lang w:eastAsia="es-ES"/>
+        </w:rPr>
+        <w:t xml:space="preserve">  </w:t>
+      </w:r>
+      <w:proofErr w:type="gramStart"/>
+      <w:r>
+        <w:rPr>
+          <w:rFonts w:ascii="Consolas" w:eastAsia="Times New Roman" w:hAnsi="Consolas" w:cs="Times New Roman"/>
+          <w:b/>
+          <w:bCs/>
+          <w:color w:val="000000"/>
+          <w:lang w:eastAsia="es-ES"/>
+        </w:rPr>
+        <w:t>selector</w:t>
+      </w:r>
+      <w:proofErr w:type="gramEnd"/>
+      <w:r>
+        <w:rPr>
+          <w:rFonts w:ascii="Consolas" w:eastAsia="Times New Roman" w:hAnsi="Consolas" w:cs="Times New Roman"/>
+          <w:b/>
+          <w:bCs/>
+          <w:color w:val="000000"/>
+          <w:lang w:eastAsia="es-ES"/>
+        </w:rPr>
+        <w:t xml:space="preserve">: </w:t>
+      </w:r>
+      <w:r>
+        <w:rPr>
+          <w:rFonts w:ascii="Consolas" w:eastAsia="Times New Roman" w:hAnsi="Consolas" w:cs="Times New Roman"/>
+          <w:b/>
+          <w:bCs/>
+          <w:color w:val="F25A00"/>
+          <w:lang w:eastAsia="es-ES"/>
+        </w:rPr>
+        <w:t>'app-</w:t>
+      </w:r>
+      <w:proofErr w:type="spellStart"/>
+      <w:r>
+        <w:rPr>
+          <w:rFonts w:ascii="Consolas" w:eastAsia="Times New Roman" w:hAnsi="Consolas" w:cs="Times New Roman"/>
+          <w:b/>
+          <w:bCs/>
+          <w:color w:val="F25A00"/>
+          <w:lang w:eastAsia="es-ES"/>
+        </w:rPr>
+        <w:t>numeros</w:t>
+      </w:r>
+      <w:proofErr w:type="spellEnd"/>
+      <w:r>
+        <w:rPr>
+          <w:rFonts w:ascii="Consolas" w:eastAsia="Times New Roman" w:hAnsi="Consolas" w:cs="Times New Roman"/>
+          <w:b/>
+          <w:bCs/>
+          <w:color w:val="F25A00"/>
+          <w:lang w:eastAsia="es-ES"/>
+        </w:rPr>
+        <w:t>-pares-</w:t>
+      </w:r>
+      <w:proofErr w:type="spellStart"/>
+      <w:r>
+        <w:rPr>
+          <w:rFonts w:ascii="Consolas" w:eastAsia="Times New Roman" w:hAnsi="Consolas" w:cs="Times New Roman"/>
+          <w:b/>
+          <w:bCs/>
+          <w:color w:val="F25A00"/>
+          <w:lang w:eastAsia="es-ES"/>
+        </w:rPr>
+        <w:t>component</w:t>
+      </w:r>
+      <w:proofErr w:type="spellEnd"/>
+      <w:r>
+        <w:rPr>
+          <w:rFonts w:ascii="Consolas" w:eastAsia="Times New Roman" w:hAnsi="Consolas" w:cs="Times New Roman"/>
+          <w:b/>
+          <w:bCs/>
+          <w:color w:val="F25A00"/>
+          <w:lang w:eastAsia="es-ES"/>
+        </w:rPr>
+        <w:t>'</w:t>
+      </w:r>
+      <w:r>
+        <w:rPr>
+          <w:rFonts w:ascii="Consolas" w:eastAsia="Times New Roman" w:hAnsi="Consolas" w:cs="Times New Roman"/>
+          <w:b/>
+          <w:bCs/>
+          <w:color w:val="000000"/>
+          <w:lang w:eastAsia="es-ES"/>
+        </w:rPr>
+        <w:t>,</w:t>
+      </w:r>
+    </w:p>
+    <w:p>
+      <w:pPr>
+        <w:shd w:val="clear" w:color="auto" w:fill="FFFFFF"/>
+        <w:spacing w:after="0" w:line="240" w:lineRule="auto"/>
+        <w:rPr>
+          <w:rFonts w:ascii="Consolas" w:eastAsia="Times New Roman" w:hAnsi="Consolas" w:cs="Times New Roman"/>
+          <w:b/>
+          <w:bCs/>
+          <w:color w:val="000000"/>
+          <w:lang w:eastAsia="es-ES"/>
+        </w:rPr>
+      </w:pPr>
+      <w:r>
+        <w:rPr>
+          <w:rFonts w:ascii="Consolas" w:eastAsia="Times New Roman" w:hAnsi="Consolas" w:cs="Times New Roman"/>
+          <w:b/>
+          <w:bCs/>
+          <w:color w:val="000000"/>
+          <w:lang w:eastAsia="es-ES"/>
+        </w:rPr>
+        <w:t xml:space="preserve">  </w:t>
+      </w:r>
+      <w:proofErr w:type="spellStart"/>
+      <w:proofErr w:type="gramStart"/>
+      <w:r>
+        <w:rPr>
+          <w:rFonts w:ascii="Consolas" w:eastAsia="Times New Roman" w:hAnsi="Consolas" w:cs="Times New Roman"/>
+          <w:b/>
+          <w:bCs/>
+          <w:color w:val="000000"/>
+          <w:lang w:eastAsia="es-ES"/>
+        </w:rPr>
+        <w:t>standalone</w:t>
+      </w:r>
+      <w:proofErr w:type="spellEnd"/>
+      <w:proofErr w:type="gramEnd"/>
+      <w:r>
+        <w:rPr>
+          <w:rFonts w:ascii="Consolas" w:eastAsia="Times New Roman" w:hAnsi="Consolas" w:cs="Times New Roman"/>
+          <w:b/>
+          <w:bCs/>
+          <w:color w:val="000000"/>
+          <w:lang w:eastAsia="es-ES"/>
+        </w:rPr>
+        <w:t xml:space="preserve">: </w:t>
+      </w:r>
+      <w:r>
+        <w:rPr>
+          <w:rFonts w:ascii="Consolas" w:eastAsia="Times New Roman" w:hAnsi="Consolas" w:cs="Times New Roman"/>
+          <w:b/>
+          <w:bCs/>
+          <w:color w:val="AE81FF"/>
+          <w:lang w:eastAsia="es-ES"/>
+        </w:rPr>
+        <w:t>false</w:t>
+      </w:r>
+      <w:r>
+        <w:rPr>
+          <w:rFonts w:ascii="Consolas" w:eastAsia="Times New Roman" w:hAnsi="Consolas" w:cs="Times New Roman"/>
+          <w:b/>
+          <w:bCs/>
+          <w:color w:val="000000"/>
+          <w:lang w:eastAsia="es-ES"/>
+        </w:rPr>
+        <w:t>,</w:t>
+      </w:r>
+    </w:p>
+    <w:p>
+      <w:pPr>
+        <w:shd w:val="clear" w:color="auto" w:fill="FFFFFF"/>
+        <w:spacing w:after="0" w:line="240" w:lineRule="auto"/>
+        <w:rPr>
+          <w:rFonts w:ascii="Consolas" w:eastAsia="Times New Roman" w:hAnsi="Consolas" w:cs="Times New Roman"/>
+          <w:b/>
+          <w:bCs/>
+          <w:color w:val="000000"/>
+          <w:lang w:eastAsia="es-ES"/>
+        </w:rPr>
+      </w:pPr>
+      <w:r>
+        <w:rPr>
+          <w:rFonts w:ascii="Consolas" w:eastAsia="Times New Roman" w:hAnsi="Consolas" w:cs="Times New Roman"/>
+          <w:b/>
+          <w:bCs/>
+          <w:color w:val="000000"/>
+          <w:lang w:eastAsia="es-ES"/>
+        </w:rPr>
+        <w:t xml:space="preserve">  </w:t>
+      </w:r>
+      <w:proofErr w:type="spellStart"/>
+      <w:proofErr w:type="gramStart"/>
+      <w:r>
+        <w:rPr>
+          <w:rFonts w:ascii="Consolas" w:eastAsia="Times New Roman" w:hAnsi="Consolas" w:cs="Times New Roman"/>
+          <w:b/>
+          <w:bCs/>
+          <w:color w:val="000000"/>
+          <w:lang w:eastAsia="es-ES"/>
+        </w:rPr>
+        <w:t>styleUrl</w:t>
+      </w:r>
+      <w:proofErr w:type="spellEnd"/>
+      <w:proofErr w:type="gramEnd"/>
+      <w:r>
+        <w:rPr>
+          <w:rFonts w:ascii="Consolas" w:eastAsia="Times New Roman" w:hAnsi="Consolas" w:cs="Times New Roman"/>
+          <w:b/>
+          <w:bCs/>
+          <w:color w:val="000000"/>
+          <w:lang w:eastAsia="es-ES"/>
+        </w:rPr>
+        <w:t xml:space="preserve">: </w:t>
+      </w:r>
+      <w:r>
+        <w:rPr>
+          <w:rFonts w:ascii="Consolas" w:eastAsia="Times New Roman" w:hAnsi="Consolas" w:cs="Times New Roman"/>
+          <w:b/>
+          <w:bCs/>
+          <w:color w:val="F25A00"/>
+          <w:lang w:eastAsia="es-ES"/>
+        </w:rPr>
+        <w:t>'./numeros-pares-component.css'</w:t>
+      </w:r>
+      <w:r>
+        <w:rPr>
+          <w:rFonts w:ascii="Consolas" w:eastAsia="Times New Roman" w:hAnsi="Consolas" w:cs="Times New Roman"/>
+          <w:b/>
+          <w:bCs/>
+          <w:color w:val="000000"/>
+          <w:lang w:eastAsia="es-ES"/>
+        </w:rPr>
+        <w:t>,</w:t>
+      </w:r>
+    </w:p>
+    <w:p>
+      <w:pPr>
+        <w:shd w:val="clear" w:color="auto" w:fill="FFFFFF"/>
+        <w:spacing w:after="0" w:line="240" w:lineRule="auto"/>
+        <w:rPr>
+          <w:rFonts w:ascii="Consolas" w:eastAsia="Times New Roman" w:hAnsi="Consolas" w:cs="Times New Roman"/>
+          <w:b/>
+          <w:bCs/>
+          <w:color w:val="000000"/>
+          <w:lang w:eastAsia="es-ES"/>
+        </w:rPr>
+      </w:pPr>
+      <w:r>
+        <w:rPr>
+          <w:rFonts w:ascii="Consolas" w:eastAsia="Times New Roman" w:hAnsi="Consolas" w:cs="Times New Roman"/>
+          <w:b/>
+          <w:bCs/>
+          <w:color w:val="000000"/>
+          <w:lang w:eastAsia="es-ES"/>
+        </w:rPr>
+        <w:t xml:space="preserve">  </w:t>
+      </w:r>
+      <w:proofErr w:type="spellStart"/>
+      <w:proofErr w:type="gramStart"/>
+      <w:r>
+        <w:rPr>
+          <w:rFonts w:ascii="Consolas" w:eastAsia="Times New Roman" w:hAnsi="Consolas" w:cs="Times New Roman"/>
+          <w:b/>
+          <w:bCs/>
+          <w:color w:val="000000"/>
+          <w:lang w:eastAsia="es-ES"/>
+        </w:rPr>
+        <w:t>templateUrl</w:t>
+      </w:r>
+      <w:proofErr w:type="spellEnd"/>
+      <w:proofErr w:type="gramEnd"/>
+      <w:r>
+        <w:rPr>
+          <w:rFonts w:ascii="Consolas" w:eastAsia="Times New Roman" w:hAnsi="Consolas" w:cs="Times New Roman"/>
+          <w:b/>
+          <w:bCs/>
+          <w:color w:val="000000"/>
+          <w:lang w:eastAsia="es-ES"/>
+        </w:rPr>
+        <w:t xml:space="preserve">: </w:t>
+      </w:r>
+      <w:r>
+        <w:rPr>
+          <w:rFonts w:ascii="Consolas" w:eastAsia="Times New Roman" w:hAnsi="Consolas" w:cs="Times New Roman"/>
+          <w:b/>
+          <w:bCs/>
+          <w:color w:val="F25A00"/>
+          <w:lang w:eastAsia="es-ES"/>
+        </w:rPr>
+        <w:t>'./numeros-pares-component.html'</w:t>
+      </w:r>
+      <w:r>
+        <w:rPr>
+          <w:rFonts w:ascii="Consolas" w:eastAsia="Times New Roman" w:hAnsi="Consolas" w:cs="Times New Roman"/>
+          <w:b/>
+          <w:bCs/>
+          <w:color w:val="000000"/>
+          <w:lang w:eastAsia="es-ES"/>
+        </w:rPr>
+        <w:t>,</w:t>
+      </w:r>
+    </w:p>
+    <w:p>
+      <w:pPr>
+        <w:shd w:val="clear" w:color="auto" w:fill="FFFFFF"/>
+        <w:spacing w:after="0" w:line="240" w:lineRule="auto"/>
+        <w:rPr>
+          <w:rFonts w:ascii="Consolas" w:eastAsia="Times New Roman" w:hAnsi="Consolas" w:cs="Times New Roman"/>
+          <w:b/>
+          <w:bCs/>
+          <w:color w:val="000000"/>
+          <w:lang w:eastAsia="es-ES"/>
+        </w:rPr>
+      </w:pPr>
+      <w:r>
+        <w:rPr>
+          <w:rFonts w:ascii="Consolas" w:eastAsia="Times New Roman" w:hAnsi="Consolas" w:cs="Times New Roman"/>
+          <w:b/>
+          <w:bCs/>
+          <w:color w:val="000000"/>
+          <w:lang w:eastAsia="es-ES"/>
+        </w:rPr>
+        <w:t>})</w:t>
+      </w:r>
+    </w:p>
+    <w:p>
+      <w:pPr>
+        <w:shd w:val="clear" w:color="auto" w:fill="FFFFFF"/>
+        <w:spacing w:after="0" w:line="240" w:lineRule="auto"/>
+        <w:rPr>
+          <w:rFonts w:ascii="Consolas" w:eastAsia="Times New Roman" w:hAnsi="Consolas" w:cs="Times New Roman"/>
+          <w:b/>
+          <w:bCs/>
+          <w:color w:val="000000"/>
+          <w:lang w:eastAsia="es-ES"/>
+        </w:rPr>
+      </w:pPr>
+      <w:proofErr w:type="spellStart"/>
+      <w:proofErr w:type="gramStart"/>
+      <w:r>
+        <w:rPr>
+          <w:rFonts w:ascii="Consolas" w:eastAsia="Times New Roman" w:hAnsi="Consolas" w:cs="Times New Roman"/>
+          <w:b/>
+          <w:bCs/>
+          <w:color w:val="F92672"/>
+          <w:lang w:eastAsia="es-ES"/>
+        </w:rPr>
+        <w:t>export</w:t>
+      </w:r>
+      <w:proofErr w:type="spellEnd"/>
+      <w:proofErr w:type="gramEnd"/>
+      <w:r>
+        <w:rPr>
+          <w:rFonts w:ascii="Consolas" w:eastAsia="Times New Roman" w:hAnsi="Consolas" w:cs="Times New Roman"/>
+          <w:b/>
+          <w:bCs/>
+          <w:color w:val="000000"/>
+          <w:lang w:eastAsia="es-ES"/>
+        </w:rPr>
+        <w:t xml:space="preserve"> </w:t>
+      </w:r>
+      <w:proofErr w:type="spellStart"/>
+      <w:r>
+        <w:rPr>
+          <w:rFonts w:ascii="Consolas" w:eastAsia="Times New Roman" w:hAnsi="Consolas" w:cs="Times New Roman"/>
+          <w:b/>
+          <w:bCs/>
+          <w:i/>
+          <w:iCs/>
+          <w:color w:val="28C6E4"/>
+          <w:lang w:eastAsia="es-ES"/>
+        </w:rPr>
+        <w:t>class</w:t>
+      </w:r>
+      <w:proofErr w:type="spellEnd"/>
+      <w:r>
+        <w:rPr>
+          <w:rFonts w:ascii="Consolas" w:eastAsia="Times New Roman" w:hAnsi="Consolas" w:cs="Times New Roman"/>
+          <w:b/>
+          <w:bCs/>
+          <w:color w:val="000000"/>
+          <w:lang w:eastAsia="es-ES"/>
+        </w:rPr>
+        <w:t xml:space="preserve"> </w:t>
+      </w:r>
+      <w:proofErr w:type="spellStart"/>
+      <w:r>
+        <w:rPr>
+          <w:rFonts w:ascii="Consolas" w:eastAsia="Times New Roman" w:hAnsi="Consolas" w:cs="Times New Roman"/>
+          <w:b/>
+          <w:bCs/>
+          <w:color w:val="000000"/>
+          <w:lang w:eastAsia="es-ES"/>
+        </w:rPr>
+        <w:t>NumerosParesComponent</w:t>
+      </w:r>
+      <w:proofErr w:type="spellEnd"/>
+      <w:r>
+        <w:rPr>
+          <w:rFonts w:ascii="Consolas" w:eastAsia="Times New Roman" w:hAnsi="Consolas" w:cs="Times New Roman"/>
+          <w:b/>
+          <w:bCs/>
+          <w:color w:val="000000"/>
+          <w:lang w:eastAsia="es-ES"/>
+        </w:rPr>
+        <w:t xml:space="preserve"> {</w:t>
+      </w:r>
+    </w:p>
+    <w:p>
+      <w:pPr>
+        <w:shd w:val="clear" w:color="auto" w:fill="FFFFFF"/>
+        <w:spacing w:after="0" w:line="240" w:lineRule="auto"/>
+        <w:rPr>
+          <w:rFonts w:ascii="Consolas" w:eastAsia="Times New Roman" w:hAnsi="Consolas" w:cs="Times New Roman"/>
+          <w:b/>
+          <w:bCs/>
+          <w:color w:val="000000"/>
+          <w:lang w:eastAsia="es-ES"/>
+        </w:rPr>
+      </w:pPr>
+      <w:r>
+        <w:rPr>
+          <w:rFonts w:ascii="Consolas" w:eastAsia="Times New Roman" w:hAnsi="Consolas" w:cs="Times New Roman"/>
+          <w:b/>
+          <w:bCs/>
+          <w:color w:val="000000"/>
+          <w:lang w:eastAsia="es-ES"/>
+        </w:rPr>
+        <w:t xml:space="preserve">  </w:t>
+      </w:r>
+      <w:proofErr w:type="gramStart"/>
+      <w:r>
+        <w:rPr>
+          <w:rFonts w:ascii="Consolas" w:eastAsia="Times New Roman" w:hAnsi="Consolas" w:cs="Times New Roman"/>
+          <w:b/>
+          <w:bCs/>
+          <w:color w:val="000000"/>
+          <w:lang w:eastAsia="es-ES"/>
+        </w:rPr>
+        <w:t>@</w:t>
+      </w:r>
+      <w:proofErr w:type="spellStart"/>
+      <w:r>
+        <w:rPr>
+          <w:rFonts w:ascii="Consolas" w:eastAsia="Times New Roman" w:hAnsi="Consolas" w:cs="Times New Roman"/>
+          <w:b/>
+          <w:bCs/>
+          <w:color w:val="6AAF19"/>
+          <w:lang w:eastAsia="es-ES"/>
+        </w:rPr>
+        <w:t>ViewChild</w:t>
+      </w:r>
+      <w:proofErr w:type="spellEnd"/>
+      <w:r>
+        <w:rPr>
+          <w:rFonts w:ascii="Consolas" w:eastAsia="Times New Roman" w:hAnsi="Consolas" w:cs="Times New Roman"/>
+          <w:b/>
+          <w:bCs/>
+          <w:color w:val="000000"/>
+          <w:lang w:eastAsia="es-ES"/>
+        </w:rPr>
+        <w:t>(</w:t>
+      </w:r>
+      <w:proofErr w:type="gramEnd"/>
+      <w:r>
+        <w:rPr>
+          <w:rFonts w:ascii="Consolas" w:eastAsia="Times New Roman" w:hAnsi="Consolas" w:cs="Times New Roman"/>
+          <w:b/>
+          <w:bCs/>
+          <w:color w:val="F25A00"/>
+          <w:lang w:eastAsia="es-ES"/>
+        </w:rPr>
+        <w:t>"</w:t>
+      </w:r>
+      <w:proofErr w:type="spellStart"/>
+      <w:r>
+        <w:rPr>
+          <w:rFonts w:ascii="Consolas" w:eastAsia="Times New Roman" w:hAnsi="Consolas" w:cs="Times New Roman"/>
+          <w:b/>
+          <w:bCs/>
+          <w:color w:val="F25A00"/>
+          <w:lang w:eastAsia="es-ES"/>
+        </w:rPr>
+        <w:t>cajainicio</w:t>
+      </w:r>
+      <w:proofErr w:type="spellEnd"/>
+      <w:r>
+        <w:rPr>
+          <w:rFonts w:ascii="Consolas" w:eastAsia="Times New Roman" w:hAnsi="Consolas" w:cs="Times New Roman"/>
+          <w:b/>
+          <w:bCs/>
+          <w:color w:val="F25A00"/>
+          <w:lang w:eastAsia="es-ES"/>
+        </w:rPr>
+        <w:t>"</w:t>
+      </w:r>
+      <w:r>
+        <w:rPr>
+          <w:rFonts w:ascii="Consolas" w:eastAsia="Times New Roman" w:hAnsi="Consolas" w:cs="Times New Roman"/>
+          <w:b/>
+          <w:bCs/>
+          <w:color w:val="000000"/>
+          <w:lang w:eastAsia="es-ES"/>
+        </w:rPr>
+        <w:t xml:space="preserve">) </w:t>
+      </w:r>
+      <w:proofErr w:type="spellStart"/>
+      <w:r>
+        <w:rPr>
+          <w:rFonts w:ascii="Consolas" w:eastAsia="Times New Roman" w:hAnsi="Consolas" w:cs="Times New Roman"/>
+          <w:b/>
+          <w:bCs/>
+          <w:color w:val="000000"/>
+          <w:lang w:eastAsia="es-ES"/>
+        </w:rPr>
+        <w:t>cajainicio</w:t>
+      </w:r>
+      <w:proofErr w:type="spellEnd"/>
+      <w:r>
+        <w:rPr>
+          <w:rFonts w:ascii="Consolas" w:eastAsia="Times New Roman" w:hAnsi="Consolas" w:cs="Times New Roman"/>
+          <w:b/>
+          <w:bCs/>
+          <w:color w:val="F92672"/>
+          <w:lang w:eastAsia="es-ES"/>
+        </w:rPr>
+        <w:t>!:</w:t>
+      </w:r>
+      <w:r>
+        <w:rPr>
+          <w:rFonts w:ascii="Consolas" w:eastAsia="Times New Roman" w:hAnsi="Consolas" w:cs="Times New Roman"/>
+          <w:b/>
+          <w:bCs/>
+          <w:color w:val="000000"/>
+          <w:lang w:eastAsia="es-ES"/>
+        </w:rPr>
+        <w:t xml:space="preserve"> </w:t>
+      </w:r>
+      <w:proofErr w:type="spellStart"/>
+      <w:r>
+        <w:rPr>
+          <w:rFonts w:ascii="Consolas" w:eastAsia="Times New Roman" w:hAnsi="Consolas" w:cs="Times New Roman"/>
+          <w:b/>
+          <w:bCs/>
+          <w:color w:val="000000"/>
+          <w:lang w:eastAsia="es-ES"/>
+        </w:rPr>
+        <w:t>ElementRef</w:t>
+      </w:r>
+      <w:proofErr w:type="spellEnd"/>
+      <w:r>
+        <w:rPr>
+          <w:rFonts w:ascii="Consolas" w:eastAsia="Times New Roman" w:hAnsi="Consolas" w:cs="Times New Roman"/>
+          <w:b/>
+          <w:bCs/>
+          <w:color w:val="000000"/>
+          <w:lang w:eastAsia="es-ES"/>
+        </w:rPr>
+        <w:t>;</w:t>
+      </w:r>
+    </w:p>
+    <w:p>
+      <w:pPr>
+        <w:shd w:val="clear" w:color="auto" w:fill="FFFFFF"/>
+        <w:spacing w:after="0" w:line="240" w:lineRule="auto"/>
+        <w:rPr>
+          <w:rFonts w:ascii="Consolas" w:eastAsia="Times New Roman" w:hAnsi="Consolas" w:cs="Times New Roman"/>
+          <w:b/>
+          <w:bCs/>
+          <w:color w:val="000000"/>
+          <w:lang w:eastAsia="es-ES"/>
+        </w:rPr>
+      </w:pPr>
+      <w:r>
+        <w:rPr>
+          <w:rFonts w:ascii="Consolas" w:eastAsia="Times New Roman" w:hAnsi="Consolas" w:cs="Times New Roman"/>
+          <w:b/>
+          <w:bCs/>
+          <w:color w:val="000000"/>
+          <w:lang w:eastAsia="es-ES"/>
+        </w:rPr>
+        <w:t xml:space="preserve">  </w:t>
+      </w:r>
+      <w:proofErr w:type="gramStart"/>
+      <w:r>
+        <w:rPr>
+          <w:rFonts w:ascii="Consolas" w:eastAsia="Times New Roman" w:hAnsi="Consolas" w:cs="Times New Roman"/>
+          <w:b/>
+          <w:bCs/>
+          <w:color w:val="000000"/>
+          <w:lang w:eastAsia="es-ES"/>
+        </w:rPr>
+        <w:t>@</w:t>
+      </w:r>
+      <w:proofErr w:type="spellStart"/>
+      <w:r>
+        <w:rPr>
+          <w:rFonts w:ascii="Consolas" w:eastAsia="Times New Roman" w:hAnsi="Consolas" w:cs="Times New Roman"/>
+          <w:b/>
+          <w:bCs/>
+          <w:color w:val="6AAF19"/>
+          <w:lang w:eastAsia="es-ES"/>
+        </w:rPr>
+        <w:t>ViewChild</w:t>
+      </w:r>
+      <w:proofErr w:type="spellEnd"/>
+      <w:r>
+        <w:rPr>
+          <w:rFonts w:ascii="Consolas" w:eastAsia="Times New Roman" w:hAnsi="Consolas" w:cs="Times New Roman"/>
+          <w:b/>
+          <w:bCs/>
+          <w:color w:val="000000"/>
+          <w:lang w:eastAsia="es-ES"/>
+        </w:rPr>
+        <w:t>(</w:t>
+      </w:r>
+      <w:proofErr w:type="gramEnd"/>
+      <w:r>
+        <w:rPr>
+          <w:rFonts w:ascii="Consolas" w:eastAsia="Times New Roman" w:hAnsi="Consolas" w:cs="Times New Roman"/>
+          <w:b/>
+          <w:bCs/>
+          <w:color w:val="F25A00"/>
+          <w:lang w:eastAsia="es-ES"/>
+        </w:rPr>
+        <w:t>"</w:t>
+      </w:r>
+      <w:proofErr w:type="spellStart"/>
+      <w:r>
+        <w:rPr>
+          <w:rFonts w:ascii="Consolas" w:eastAsia="Times New Roman" w:hAnsi="Consolas" w:cs="Times New Roman"/>
+          <w:b/>
+          <w:bCs/>
+          <w:color w:val="F25A00"/>
+          <w:lang w:eastAsia="es-ES"/>
+        </w:rPr>
+        <w:t>cajafin</w:t>
+      </w:r>
+      <w:proofErr w:type="spellEnd"/>
+      <w:r>
+        <w:rPr>
+          <w:rFonts w:ascii="Consolas" w:eastAsia="Times New Roman" w:hAnsi="Consolas" w:cs="Times New Roman"/>
+          <w:b/>
+          <w:bCs/>
+          <w:color w:val="F25A00"/>
+          <w:lang w:eastAsia="es-ES"/>
+        </w:rPr>
+        <w:t>"</w:t>
+      </w:r>
+      <w:r>
+        <w:rPr>
+          <w:rFonts w:ascii="Consolas" w:eastAsia="Times New Roman" w:hAnsi="Consolas" w:cs="Times New Roman"/>
+          <w:b/>
+          <w:bCs/>
+          <w:color w:val="000000"/>
+          <w:lang w:eastAsia="es-ES"/>
+        </w:rPr>
+        <w:t xml:space="preserve">) </w:t>
+      </w:r>
+      <w:proofErr w:type="spellStart"/>
+      <w:r>
+        <w:rPr>
+          <w:rFonts w:ascii="Consolas" w:eastAsia="Times New Roman" w:hAnsi="Consolas" w:cs="Times New Roman"/>
+          <w:b/>
+          <w:bCs/>
+          <w:color w:val="000000"/>
+          <w:lang w:eastAsia="es-ES"/>
+        </w:rPr>
+        <w:t>cajafin</w:t>
+      </w:r>
+      <w:proofErr w:type="spellEnd"/>
+      <w:r>
+        <w:rPr>
+          <w:rFonts w:ascii="Consolas" w:eastAsia="Times New Roman" w:hAnsi="Consolas" w:cs="Times New Roman"/>
+          <w:b/>
+          <w:bCs/>
+          <w:color w:val="F92672"/>
+          <w:lang w:eastAsia="es-ES"/>
+        </w:rPr>
+        <w:t>!:</w:t>
+      </w:r>
+      <w:r>
+        <w:rPr>
+          <w:rFonts w:ascii="Consolas" w:eastAsia="Times New Roman" w:hAnsi="Consolas" w:cs="Times New Roman"/>
+          <w:b/>
+          <w:bCs/>
+          <w:color w:val="000000"/>
+          <w:lang w:eastAsia="es-ES"/>
+        </w:rPr>
+        <w:t xml:space="preserve"> </w:t>
+      </w:r>
+      <w:proofErr w:type="spellStart"/>
+      <w:r>
+        <w:rPr>
+          <w:rFonts w:ascii="Consolas" w:eastAsia="Times New Roman" w:hAnsi="Consolas" w:cs="Times New Roman"/>
+          <w:b/>
+          <w:bCs/>
+          <w:color w:val="000000"/>
+          <w:lang w:eastAsia="es-ES"/>
+        </w:rPr>
+        <w:t>ElementRef</w:t>
+      </w:r>
+      <w:proofErr w:type="spellEnd"/>
+      <w:r>
+        <w:rPr>
+          <w:rFonts w:ascii="Consolas" w:eastAsia="Times New Roman" w:hAnsi="Consolas" w:cs="Times New Roman"/>
+          <w:b/>
+          <w:bCs/>
+          <w:color w:val="000000"/>
+          <w:lang w:eastAsia="es-ES"/>
+        </w:rPr>
+        <w:t>;</w:t>
+      </w:r>
+    </w:p>
+    <w:p>
+      <w:pPr>
+        <w:shd w:val="clear" w:color="auto" w:fill="FFFFFF"/>
+        <w:spacing w:after="0" w:line="240" w:lineRule="auto"/>
+        <w:rPr>
+          <w:rFonts w:ascii="Consolas" w:eastAsia="Times New Roman" w:hAnsi="Consolas" w:cs="Times New Roman"/>
+          <w:b/>
+          <w:bCs/>
+          <w:color w:val="000000"/>
+          <w:lang w:eastAsia="es-ES"/>
+        </w:rPr>
+      </w:pPr>
+      <w:r>
+        <w:rPr>
+          <w:rFonts w:ascii="Consolas" w:eastAsia="Times New Roman" w:hAnsi="Consolas" w:cs="Times New Roman"/>
+          <w:b/>
+          <w:bCs/>
+          <w:color w:val="000000"/>
+          <w:lang w:eastAsia="es-ES"/>
+        </w:rPr>
+        <w:t xml:space="preserve">  </w:t>
+      </w:r>
+      <w:proofErr w:type="spellStart"/>
+      <w:proofErr w:type="gramStart"/>
+      <w:r>
+        <w:rPr>
+          <w:rFonts w:ascii="Consolas" w:eastAsia="Times New Roman" w:hAnsi="Consolas" w:cs="Times New Roman"/>
+          <w:b/>
+          <w:bCs/>
+          <w:color w:val="000000"/>
+          <w:lang w:eastAsia="es-ES"/>
+        </w:rPr>
+        <w:t>arrayNumeros</w:t>
+      </w:r>
+      <w:proofErr w:type="spellEnd"/>
+      <w:proofErr w:type="gramEnd"/>
+      <w:r>
+        <w:rPr>
+          <w:rFonts w:ascii="Consolas" w:eastAsia="Times New Roman" w:hAnsi="Consolas" w:cs="Times New Roman"/>
+          <w:b/>
+          <w:bCs/>
+          <w:color w:val="F92672"/>
+          <w:lang w:eastAsia="es-ES"/>
+        </w:rPr>
+        <w:t>!:</w:t>
+      </w:r>
+      <w:r>
+        <w:rPr>
+          <w:rFonts w:ascii="Consolas" w:eastAsia="Times New Roman" w:hAnsi="Consolas" w:cs="Times New Roman"/>
+          <w:b/>
+          <w:bCs/>
+          <w:color w:val="000000"/>
+          <w:lang w:eastAsia="es-ES"/>
+        </w:rPr>
+        <w:t xml:space="preserve"> </w:t>
+      </w:r>
+      <w:proofErr w:type="spellStart"/>
+      <w:r>
+        <w:rPr>
+          <w:rFonts w:ascii="Consolas" w:eastAsia="Times New Roman" w:hAnsi="Consolas" w:cs="Times New Roman"/>
+          <w:b/>
+          <w:bCs/>
+          <w:i/>
+          <w:iCs/>
+          <w:color w:val="28C6E4"/>
+          <w:lang w:eastAsia="es-ES"/>
+        </w:rPr>
+        <w:t>number</w:t>
+      </w:r>
+      <w:proofErr w:type="spellEnd"/>
+      <w:r>
+        <w:rPr>
+          <w:rFonts w:ascii="Consolas" w:eastAsia="Times New Roman" w:hAnsi="Consolas" w:cs="Times New Roman"/>
+          <w:b/>
+          <w:bCs/>
+          <w:color w:val="000000"/>
+          <w:lang w:eastAsia="es-ES"/>
+        </w:rPr>
+        <w:t>[];</w:t>
+      </w:r>
+    </w:p>
+    <w:p>
+      <w:pPr>
+        <w:shd w:val="clear" w:color="auto" w:fill="FFFFFF"/>
+        <w:spacing w:after="0" w:line="240" w:lineRule="auto"/>
+        <w:rPr>
+          <w:rFonts w:ascii="Consolas" w:eastAsia="Times New Roman" w:hAnsi="Consolas" w:cs="Times New Roman"/>
+          <w:b/>
+          <w:bCs/>
+          <w:color w:val="000000"/>
+          <w:lang w:eastAsia="es-ES"/>
+        </w:rPr>
+      </w:pPr>
+    </w:p>
+    <w:p>
+      <w:pPr>
+        <w:shd w:val="clear" w:color="auto" w:fill="FFFFFF"/>
+        <w:spacing w:after="0" w:line="240" w:lineRule="auto"/>
+        <w:rPr>
+          <w:rFonts w:ascii="Consolas" w:eastAsia="Times New Roman" w:hAnsi="Consolas" w:cs="Times New Roman"/>
+          <w:b/>
+          <w:bCs/>
+          <w:color w:val="000000"/>
+          <w:lang w:eastAsia="es-ES"/>
+        </w:rPr>
+      </w:pPr>
+      <w:r>
+        <w:rPr>
+          <w:rFonts w:ascii="Consolas" w:eastAsia="Times New Roman" w:hAnsi="Consolas" w:cs="Times New Roman"/>
+          <w:b/>
+          <w:bCs/>
+          <w:color w:val="000000"/>
+          <w:lang w:eastAsia="es-ES"/>
+        </w:rPr>
+        <w:t xml:space="preserve">  </w:t>
+      </w:r>
+      <w:proofErr w:type="gramStart"/>
+      <w:r>
+        <w:rPr>
+          <w:rFonts w:ascii="Consolas" w:eastAsia="Times New Roman" w:hAnsi="Consolas" w:cs="Times New Roman"/>
+          <w:b/>
+          <w:bCs/>
+          <w:i/>
+          <w:iCs/>
+          <w:color w:val="28C6E4"/>
+          <w:lang w:eastAsia="es-ES"/>
+        </w:rPr>
+        <w:t>constructor</w:t>
+      </w:r>
+      <w:proofErr w:type="gramEnd"/>
+      <w:r>
+        <w:rPr>
+          <w:rFonts w:ascii="Consolas" w:eastAsia="Times New Roman" w:hAnsi="Consolas" w:cs="Times New Roman"/>
+          <w:b/>
+          <w:bCs/>
+          <w:color w:val="000000"/>
+          <w:lang w:eastAsia="es-ES"/>
+        </w:rPr>
+        <w:t>() {</w:t>
+      </w:r>
+    </w:p>
+    <w:p>
+      <w:pPr>
+        <w:shd w:val="clear" w:color="auto" w:fill="FFFFFF"/>
+        <w:spacing w:after="0" w:line="240" w:lineRule="auto"/>
+        <w:rPr>
+          <w:rFonts w:ascii="Consolas" w:eastAsia="Times New Roman" w:hAnsi="Consolas" w:cs="Times New Roman"/>
+          <w:b/>
+          <w:bCs/>
+          <w:color w:val="000000"/>
+          <w:lang w:eastAsia="es-ES"/>
+        </w:rPr>
+      </w:pPr>
+      <w:r>
+        <w:rPr>
+          <w:rFonts w:ascii="Consolas" w:eastAsia="Times New Roman" w:hAnsi="Consolas" w:cs="Times New Roman"/>
+          <w:b/>
+          <w:bCs/>
+          <w:color w:val="000000"/>
+          <w:lang w:eastAsia="es-ES"/>
+        </w:rPr>
+        <w:t xml:space="preserve">    </w:t>
+      </w:r>
+      <w:proofErr w:type="spellStart"/>
+      <w:r>
+        <w:rPr>
+          <w:rFonts w:ascii="Consolas" w:eastAsia="Times New Roman" w:hAnsi="Consolas" w:cs="Times New Roman"/>
+          <w:b/>
+          <w:bCs/>
+          <w:i/>
+          <w:iCs/>
+          <w:color w:val="FD971F"/>
+          <w:lang w:eastAsia="es-ES"/>
+        </w:rPr>
+        <w:t>this</w:t>
+      </w:r>
+      <w:r>
+        <w:rPr>
+          <w:rFonts w:ascii="Consolas" w:eastAsia="Times New Roman" w:hAnsi="Consolas" w:cs="Times New Roman"/>
+          <w:b/>
+          <w:bCs/>
+          <w:color w:val="000000"/>
+          <w:lang w:eastAsia="es-ES"/>
+        </w:rPr>
+        <w:t>.arrayNumeros</w:t>
+      </w:r>
+      <w:proofErr w:type="spellEnd"/>
+      <w:r>
+        <w:rPr>
+          <w:rFonts w:ascii="Consolas" w:eastAsia="Times New Roman" w:hAnsi="Consolas" w:cs="Times New Roman"/>
+          <w:b/>
+          <w:bCs/>
+          <w:color w:val="000000"/>
+          <w:lang w:eastAsia="es-ES"/>
+        </w:rPr>
+        <w:t xml:space="preserve"> </w:t>
+      </w:r>
+      <w:r>
+        <w:rPr>
+          <w:rFonts w:ascii="Consolas" w:eastAsia="Times New Roman" w:hAnsi="Consolas" w:cs="Times New Roman"/>
+          <w:b/>
+          <w:bCs/>
+          <w:color w:val="F92672"/>
+          <w:lang w:eastAsia="es-ES"/>
+        </w:rPr>
+        <w:t>=</w:t>
+      </w:r>
+      <w:r>
+        <w:rPr>
+          <w:rFonts w:ascii="Consolas" w:eastAsia="Times New Roman" w:hAnsi="Consolas" w:cs="Times New Roman"/>
+          <w:b/>
+          <w:bCs/>
+          <w:color w:val="000000"/>
+          <w:lang w:eastAsia="es-ES"/>
+        </w:rPr>
+        <w:t xml:space="preserve"> []</w:t>
+      </w:r>
+    </w:p>
+    <w:p>
+      <w:pPr>
+        <w:shd w:val="clear" w:color="auto" w:fill="FFFFFF"/>
+        <w:spacing w:after="0" w:line="240" w:lineRule="auto"/>
+        <w:rPr>
+          <w:rFonts w:ascii="Consolas" w:eastAsia="Times New Roman" w:hAnsi="Consolas" w:cs="Times New Roman"/>
+          <w:b/>
+          <w:bCs/>
+          <w:color w:val="000000"/>
+          <w:lang w:eastAsia="es-ES"/>
+        </w:rPr>
+      </w:pPr>
+      <w:r>
+        <w:rPr>
+          <w:rFonts w:ascii="Consolas" w:eastAsia="Times New Roman" w:hAnsi="Consolas" w:cs="Times New Roman"/>
+          <w:b/>
+          <w:bCs/>
+          <w:color w:val="000000"/>
+          <w:lang w:eastAsia="es-ES"/>
+        </w:rPr>
+        <w:t>  }</w:t>
+      </w:r>
+    </w:p>
+    <w:p>
+      <w:pPr>
+        <w:shd w:val="clear" w:color="auto" w:fill="FFFFFF"/>
+        <w:spacing w:after="0" w:line="240" w:lineRule="auto"/>
+        <w:rPr>
+          <w:rFonts w:ascii="Consolas" w:eastAsia="Times New Roman" w:hAnsi="Consolas" w:cs="Times New Roman"/>
+          <w:b/>
+          <w:bCs/>
+          <w:color w:val="000000"/>
+          <w:lang w:eastAsia="es-ES"/>
+        </w:rPr>
+      </w:pPr>
+    </w:p>
+    <w:p>
+      <w:pPr>
+        <w:shd w:val="clear" w:color="auto" w:fill="FFFFFF"/>
+        <w:spacing w:after="0" w:line="240" w:lineRule="auto"/>
+        <w:rPr>
+          <w:rFonts w:ascii="Consolas" w:eastAsia="Times New Roman" w:hAnsi="Consolas" w:cs="Times New Roman"/>
+          <w:b/>
+          <w:bCs/>
+          <w:color w:val="000000"/>
+          <w:lang w:eastAsia="es-ES"/>
+        </w:rPr>
+      </w:pPr>
+      <w:r>
+        <w:rPr>
+          <w:rFonts w:ascii="Consolas" w:eastAsia="Times New Roman" w:hAnsi="Consolas" w:cs="Times New Roman"/>
+          <w:b/>
+          <w:bCs/>
+          <w:color w:val="000000"/>
+          <w:lang w:eastAsia="es-ES"/>
+        </w:rPr>
+        <w:t xml:space="preserve">  </w:t>
+      </w:r>
+      <w:proofErr w:type="spellStart"/>
+      <w:proofErr w:type="gramStart"/>
+      <w:r>
+        <w:rPr>
+          <w:rFonts w:ascii="Consolas" w:eastAsia="Times New Roman" w:hAnsi="Consolas" w:cs="Times New Roman"/>
+          <w:b/>
+          <w:bCs/>
+          <w:color w:val="6AAF19"/>
+          <w:lang w:eastAsia="es-ES"/>
+        </w:rPr>
+        <w:t>mostrarPares</w:t>
+      </w:r>
+      <w:proofErr w:type="spellEnd"/>
+      <w:proofErr w:type="gramEnd"/>
+      <w:r>
+        <w:rPr>
+          <w:rFonts w:ascii="Consolas" w:eastAsia="Times New Roman" w:hAnsi="Consolas" w:cs="Times New Roman"/>
+          <w:b/>
+          <w:bCs/>
+          <w:color w:val="000000"/>
+          <w:lang w:eastAsia="es-ES"/>
+        </w:rPr>
+        <w:t>()</w:t>
+      </w:r>
+      <w:r>
+        <w:rPr>
+          <w:rFonts w:ascii="Consolas" w:eastAsia="Times New Roman" w:hAnsi="Consolas" w:cs="Times New Roman"/>
+          <w:b/>
+          <w:bCs/>
+          <w:color w:val="F92672"/>
+          <w:lang w:eastAsia="es-ES"/>
+        </w:rPr>
+        <w:t>:</w:t>
+      </w:r>
+      <w:r>
+        <w:rPr>
+          <w:rFonts w:ascii="Consolas" w:eastAsia="Times New Roman" w:hAnsi="Consolas" w:cs="Times New Roman"/>
+          <w:b/>
+          <w:bCs/>
+          <w:color w:val="000000"/>
+          <w:lang w:eastAsia="es-ES"/>
+        </w:rPr>
+        <w:t xml:space="preserve"> </w:t>
+      </w:r>
+      <w:proofErr w:type="spellStart"/>
+      <w:r>
+        <w:rPr>
+          <w:rFonts w:ascii="Consolas" w:eastAsia="Times New Roman" w:hAnsi="Consolas" w:cs="Times New Roman"/>
+          <w:b/>
+          <w:bCs/>
+          <w:i/>
+          <w:iCs/>
+          <w:color w:val="28C6E4"/>
+          <w:lang w:eastAsia="es-ES"/>
+        </w:rPr>
+        <w:t>void</w:t>
+      </w:r>
+      <w:proofErr w:type="spellEnd"/>
+      <w:r>
+        <w:rPr>
+          <w:rFonts w:ascii="Consolas" w:eastAsia="Times New Roman" w:hAnsi="Consolas" w:cs="Times New Roman"/>
+          <w:b/>
+          <w:bCs/>
+          <w:color w:val="000000"/>
+          <w:lang w:eastAsia="es-ES"/>
+        </w:rPr>
+        <w:t xml:space="preserve"> {</w:t>
+      </w:r>
+    </w:p>
+    <w:p>
+      <w:pPr>
+        <w:shd w:val="clear" w:color="auto" w:fill="FFFFFF"/>
+        <w:spacing w:after="0" w:line="240" w:lineRule="auto"/>
+        <w:rPr>
+          <w:rFonts w:ascii="Consolas" w:eastAsia="Times New Roman" w:hAnsi="Consolas" w:cs="Times New Roman"/>
+          <w:b/>
+          <w:bCs/>
+          <w:color w:val="000000"/>
+          <w:lang w:eastAsia="es-ES"/>
+        </w:rPr>
+      </w:pPr>
+      <w:r>
+        <w:rPr>
+          <w:rFonts w:ascii="Consolas" w:eastAsia="Times New Roman" w:hAnsi="Consolas" w:cs="Times New Roman"/>
+          <w:b/>
+          <w:bCs/>
+          <w:color w:val="000000"/>
+          <w:lang w:eastAsia="es-ES"/>
+        </w:rPr>
+        <w:t xml:space="preserve">    </w:t>
+      </w:r>
+      <w:r>
+        <w:rPr>
+          <w:rFonts w:ascii="Consolas" w:eastAsia="Times New Roman" w:hAnsi="Consolas" w:cs="Times New Roman"/>
+          <w:b/>
+          <w:bCs/>
+          <w:color w:val="9F9F8F"/>
+          <w:lang w:eastAsia="es-ES"/>
+        </w:rPr>
+        <w:t xml:space="preserve">//debemos recuperar el </w:t>
+      </w:r>
+      <w:proofErr w:type="spellStart"/>
+      <w:r>
+        <w:rPr>
+          <w:rFonts w:ascii="Consolas" w:eastAsia="Times New Roman" w:hAnsi="Consolas" w:cs="Times New Roman"/>
+          <w:b/>
+          <w:bCs/>
+          <w:color w:val="9F9F8F"/>
+          <w:lang w:eastAsia="es-ES"/>
+        </w:rPr>
+        <w:t>numero</w:t>
+      </w:r>
+      <w:proofErr w:type="spellEnd"/>
+      <w:r>
+        <w:rPr>
+          <w:rFonts w:ascii="Consolas" w:eastAsia="Times New Roman" w:hAnsi="Consolas" w:cs="Times New Roman"/>
+          <w:b/>
+          <w:bCs/>
+          <w:color w:val="9F9F8F"/>
+          <w:lang w:eastAsia="es-ES"/>
+        </w:rPr>
+        <w:t xml:space="preserve"> de inicio de la caja</w:t>
+      </w:r>
+    </w:p>
+    <w:p>
+      <w:pPr>
+        <w:shd w:val="clear" w:color="auto" w:fill="FFFFFF"/>
+        <w:spacing w:after="0" w:line="240" w:lineRule="auto"/>
+        <w:rPr>
+          <w:rFonts w:ascii="Consolas" w:eastAsia="Times New Roman" w:hAnsi="Consolas" w:cs="Times New Roman"/>
+          <w:b/>
+          <w:bCs/>
+          <w:color w:val="000000"/>
+          <w:lang w:eastAsia="es-ES"/>
+        </w:rPr>
+      </w:pPr>
+      <w:r>
+        <w:rPr>
+          <w:rFonts w:ascii="Consolas" w:eastAsia="Times New Roman" w:hAnsi="Consolas" w:cs="Times New Roman"/>
+          <w:b/>
+          <w:bCs/>
+          <w:color w:val="000000"/>
+          <w:lang w:eastAsia="es-ES"/>
+        </w:rPr>
+        <w:t xml:space="preserve">    </w:t>
+      </w:r>
+      <w:r>
+        <w:rPr>
+          <w:rFonts w:ascii="Consolas" w:eastAsia="Times New Roman" w:hAnsi="Consolas" w:cs="Times New Roman"/>
+          <w:b/>
+          <w:bCs/>
+          <w:color w:val="9F9F8F"/>
+          <w:lang w:eastAsia="es-ES"/>
+        </w:rPr>
+        <w:t xml:space="preserve">//recuperamos el </w:t>
+      </w:r>
+      <w:proofErr w:type="spellStart"/>
+      <w:proofErr w:type="gramStart"/>
+      <w:r>
+        <w:rPr>
+          <w:rFonts w:ascii="Consolas" w:eastAsia="Times New Roman" w:hAnsi="Consolas" w:cs="Times New Roman"/>
+          <w:b/>
+          <w:bCs/>
+          <w:color w:val="9F9F8F"/>
+          <w:lang w:eastAsia="es-ES"/>
+        </w:rPr>
+        <w:t>numero</w:t>
+      </w:r>
+      <w:proofErr w:type="spellEnd"/>
+      <w:proofErr w:type="gramEnd"/>
+      <w:r>
+        <w:rPr>
+          <w:rFonts w:ascii="Consolas" w:eastAsia="Times New Roman" w:hAnsi="Consolas" w:cs="Times New Roman"/>
+          <w:b/>
+          <w:bCs/>
+          <w:color w:val="9F9F8F"/>
+          <w:lang w:eastAsia="es-ES"/>
+        </w:rPr>
+        <w:t xml:space="preserve"> final de la caja</w:t>
+      </w:r>
+    </w:p>
+    <w:p>
+      <w:pPr>
+        <w:shd w:val="clear" w:color="auto" w:fill="FFFFFF"/>
+        <w:spacing w:after="0" w:line="240" w:lineRule="auto"/>
+        <w:rPr>
+          <w:rFonts w:ascii="Consolas" w:eastAsia="Times New Roman" w:hAnsi="Consolas" w:cs="Times New Roman"/>
+          <w:b/>
+          <w:bCs/>
+          <w:color w:val="000000"/>
+          <w:lang w:eastAsia="es-ES"/>
+        </w:rPr>
+      </w:pPr>
+      <w:r>
+        <w:rPr>
+          <w:rFonts w:ascii="Consolas" w:eastAsia="Times New Roman" w:hAnsi="Consolas" w:cs="Times New Roman"/>
+          <w:b/>
+          <w:bCs/>
+          <w:color w:val="000000"/>
+          <w:lang w:eastAsia="es-ES"/>
+        </w:rPr>
+        <w:t xml:space="preserve">    </w:t>
+      </w:r>
+      <w:proofErr w:type="spellStart"/>
+      <w:proofErr w:type="gramStart"/>
+      <w:r>
+        <w:rPr>
+          <w:rFonts w:ascii="Consolas" w:eastAsia="Times New Roman" w:hAnsi="Consolas" w:cs="Times New Roman"/>
+          <w:b/>
+          <w:bCs/>
+          <w:i/>
+          <w:iCs/>
+          <w:color w:val="28C6E4"/>
+          <w:lang w:eastAsia="es-ES"/>
+        </w:rPr>
+        <w:t>let</w:t>
+      </w:r>
+      <w:proofErr w:type="spellEnd"/>
+      <w:proofErr w:type="gramEnd"/>
+      <w:r>
+        <w:rPr>
+          <w:rFonts w:ascii="Consolas" w:eastAsia="Times New Roman" w:hAnsi="Consolas" w:cs="Times New Roman"/>
+          <w:b/>
+          <w:bCs/>
+          <w:color w:val="000000"/>
+          <w:lang w:eastAsia="es-ES"/>
+        </w:rPr>
+        <w:t xml:space="preserve"> inicio </w:t>
+      </w:r>
+      <w:r>
+        <w:rPr>
+          <w:rFonts w:ascii="Consolas" w:eastAsia="Times New Roman" w:hAnsi="Consolas" w:cs="Times New Roman"/>
+          <w:b/>
+          <w:bCs/>
+          <w:color w:val="F92672"/>
+          <w:lang w:eastAsia="es-ES"/>
+        </w:rPr>
+        <w:t>=</w:t>
+      </w:r>
+      <w:r>
+        <w:rPr>
+          <w:rFonts w:ascii="Consolas" w:eastAsia="Times New Roman" w:hAnsi="Consolas" w:cs="Times New Roman"/>
+          <w:b/>
+          <w:bCs/>
+          <w:color w:val="000000"/>
+          <w:lang w:eastAsia="es-ES"/>
+        </w:rPr>
+        <w:t xml:space="preserve"> </w:t>
+      </w:r>
+      <w:proofErr w:type="spellStart"/>
+      <w:r>
+        <w:rPr>
+          <w:rFonts w:ascii="Consolas" w:eastAsia="Times New Roman" w:hAnsi="Consolas" w:cs="Times New Roman"/>
+          <w:b/>
+          <w:bCs/>
+          <w:color w:val="6AAF19"/>
+          <w:lang w:eastAsia="es-ES"/>
+        </w:rPr>
+        <w:t>parseInt</w:t>
+      </w:r>
+      <w:proofErr w:type="spellEnd"/>
+      <w:r>
+        <w:rPr>
+          <w:rFonts w:ascii="Consolas" w:eastAsia="Times New Roman" w:hAnsi="Consolas" w:cs="Times New Roman"/>
+          <w:b/>
+          <w:bCs/>
+          <w:color w:val="000000"/>
+          <w:lang w:eastAsia="es-ES"/>
+        </w:rPr>
+        <w:t>(</w:t>
+      </w:r>
+      <w:proofErr w:type="spellStart"/>
+      <w:r>
+        <w:rPr>
+          <w:rFonts w:ascii="Consolas" w:eastAsia="Times New Roman" w:hAnsi="Consolas" w:cs="Times New Roman"/>
+          <w:b/>
+          <w:bCs/>
+          <w:i/>
+          <w:iCs/>
+          <w:color w:val="FD971F"/>
+          <w:lang w:eastAsia="es-ES"/>
+        </w:rPr>
+        <w:t>this</w:t>
+      </w:r>
+      <w:r>
+        <w:rPr>
+          <w:rFonts w:ascii="Consolas" w:eastAsia="Times New Roman" w:hAnsi="Consolas" w:cs="Times New Roman"/>
+          <w:b/>
+          <w:bCs/>
+          <w:color w:val="000000"/>
+          <w:lang w:eastAsia="es-ES"/>
+        </w:rPr>
+        <w:t>.cajainicio.nativeElement.value</w:t>
+      </w:r>
+      <w:proofErr w:type="spellEnd"/>
+      <w:r>
+        <w:rPr>
+          <w:rFonts w:ascii="Consolas" w:eastAsia="Times New Roman" w:hAnsi="Consolas" w:cs="Times New Roman"/>
+          <w:b/>
+          <w:bCs/>
+          <w:color w:val="000000"/>
+          <w:lang w:eastAsia="es-ES"/>
+        </w:rPr>
+        <w:t>);</w:t>
+      </w:r>
+    </w:p>
+    <w:p>
+      <w:pPr>
+        <w:shd w:val="clear" w:color="auto" w:fill="FFFFFF"/>
+        <w:spacing w:after="0" w:line="240" w:lineRule="auto"/>
+        <w:rPr>
+          <w:rFonts w:ascii="Consolas" w:eastAsia="Times New Roman" w:hAnsi="Consolas" w:cs="Times New Roman"/>
+          <w:b/>
+          <w:bCs/>
+          <w:color w:val="000000"/>
+          <w:lang w:eastAsia="es-ES"/>
+        </w:rPr>
+      </w:pPr>
+      <w:r>
+        <w:rPr>
+          <w:rFonts w:ascii="Consolas" w:eastAsia="Times New Roman" w:hAnsi="Consolas" w:cs="Times New Roman"/>
+          <w:b/>
+          <w:bCs/>
+          <w:color w:val="000000"/>
+          <w:lang w:eastAsia="es-ES"/>
+        </w:rPr>
+        <w:t xml:space="preserve">    </w:t>
+      </w:r>
+      <w:proofErr w:type="spellStart"/>
+      <w:proofErr w:type="gramStart"/>
+      <w:r>
+        <w:rPr>
+          <w:rFonts w:ascii="Consolas" w:eastAsia="Times New Roman" w:hAnsi="Consolas" w:cs="Times New Roman"/>
+          <w:b/>
+          <w:bCs/>
+          <w:i/>
+          <w:iCs/>
+          <w:color w:val="28C6E4"/>
+          <w:lang w:eastAsia="es-ES"/>
+        </w:rPr>
+        <w:t>let</w:t>
+      </w:r>
+      <w:proofErr w:type="spellEnd"/>
+      <w:proofErr w:type="gramEnd"/>
+      <w:r>
+        <w:rPr>
+          <w:rFonts w:ascii="Consolas" w:eastAsia="Times New Roman" w:hAnsi="Consolas" w:cs="Times New Roman"/>
+          <w:b/>
+          <w:bCs/>
+          <w:color w:val="000000"/>
+          <w:lang w:eastAsia="es-ES"/>
+        </w:rPr>
+        <w:t xml:space="preserve"> fin </w:t>
+      </w:r>
+      <w:r>
+        <w:rPr>
+          <w:rFonts w:ascii="Consolas" w:eastAsia="Times New Roman" w:hAnsi="Consolas" w:cs="Times New Roman"/>
+          <w:b/>
+          <w:bCs/>
+          <w:color w:val="F92672"/>
+          <w:lang w:eastAsia="es-ES"/>
+        </w:rPr>
+        <w:t>=</w:t>
+      </w:r>
+      <w:r>
+        <w:rPr>
+          <w:rFonts w:ascii="Consolas" w:eastAsia="Times New Roman" w:hAnsi="Consolas" w:cs="Times New Roman"/>
+          <w:b/>
+          <w:bCs/>
+          <w:color w:val="000000"/>
+          <w:lang w:eastAsia="es-ES"/>
+        </w:rPr>
+        <w:t xml:space="preserve"> </w:t>
+      </w:r>
+      <w:proofErr w:type="spellStart"/>
+      <w:r>
+        <w:rPr>
+          <w:rFonts w:ascii="Consolas" w:eastAsia="Times New Roman" w:hAnsi="Consolas" w:cs="Times New Roman"/>
+          <w:b/>
+          <w:bCs/>
+          <w:color w:val="6AAF19"/>
+          <w:lang w:eastAsia="es-ES"/>
+        </w:rPr>
+        <w:t>parseInt</w:t>
+      </w:r>
+      <w:proofErr w:type="spellEnd"/>
+      <w:r>
+        <w:rPr>
+          <w:rFonts w:ascii="Consolas" w:eastAsia="Times New Roman" w:hAnsi="Consolas" w:cs="Times New Roman"/>
+          <w:b/>
+          <w:bCs/>
+          <w:color w:val="000000"/>
+          <w:lang w:eastAsia="es-ES"/>
+        </w:rPr>
+        <w:t>(</w:t>
+      </w:r>
+      <w:proofErr w:type="spellStart"/>
+      <w:r>
+        <w:rPr>
+          <w:rFonts w:ascii="Consolas" w:eastAsia="Times New Roman" w:hAnsi="Consolas" w:cs="Times New Roman"/>
+          <w:b/>
+          <w:bCs/>
+          <w:i/>
+          <w:iCs/>
+          <w:color w:val="FD971F"/>
+          <w:lang w:eastAsia="es-ES"/>
+        </w:rPr>
+        <w:t>this</w:t>
+      </w:r>
+      <w:r>
+        <w:rPr>
+          <w:rFonts w:ascii="Consolas" w:eastAsia="Times New Roman" w:hAnsi="Consolas" w:cs="Times New Roman"/>
+          <w:b/>
+          <w:bCs/>
+          <w:color w:val="000000"/>
+          <w:lang w:eastAsia="es-ES"/>
+        </w:rPr>
+        <w:t>.cajafin.nativeElement.value</w:t>
+      </w:r>
+      <w:proofErr w:type="spellEnd"/>
+      <w:r>
+        <w:rPr>
+          <w:rFonts w:ascii="Consolas" w:eastAsia="Times New Roman" w:hAnsi="Consolas" w:cs="Times New Roman"/>
+          <w:b/>
+          <w:bCs/>
+          <w:color w:val="000000"/>
+          <w:lang w:eastAsia="es-ES"/>
+        </w:rPr>
+        <w:t>);</w:t>
+      </w:r>
+    </w:p>
+    <w:p>
+      <w:pPr>
+        <w:shd w:val="clear" w:color="auto" w:fill="FFFFFF"/>
+        <w:spacing w:after="0" w:line="240" w:lineRule="auto"/>
+        <w:rPr>
+          <w:rFonts w:ascii="Consolas" w:eastAsia="Times New Roman" w:hAnsi="Consolas" w:cs="Times New Roman"/>
+          <w:b/>
+          <w:bCs/>
+          <w:color w:val="000000"/>
+          <w:lang w:eastAsia="es-ES"/>
+        </w:rPr>
+      </w:pPr>
+      <w:r>
+        <w:rPr>
+          <w:rFonts w:ascii="Consolas" w:eastAsia="Times New Roman" w:hAnsi="Consolas" w:cs="Times New Roman"/>
+          <w:b/>
+          <w:bCs/>
+          <w:color w:val="000000"/>
+          <w:lang w:eastAsia="es-ES"/>
+        </w:rPr>
+        <w:t xml:space="preserve">    </w:t>
+      </w:r>
+      <w:r>
+        <w:rPr>
+          <w:rFonts w:ascii="Consolas" w:eastAsia="Times New Roman" w:hAnsi="Consolas" w:cs="Times New Roman"/>
+          <w:b/>
+          <w:bCs/>
+          <w:color w:val="9F9F8F"/>
+          <w:lang w:eastAsia="es-ES"/>
+        </w:rPr>
+        <w:t xml:space="preserve">//necesito un bucle </w:t>
+      </w:r>
+      <w:proofErr w:type="spellStart"/>
+      <w:r>
+        <w:rPr>
+          <w:rFonts w:ascii="Consolas" w:eastAsia="Times New Roman" w:hAnsi="Consolas" w:cs="Times New Roman"/>
+          <w:b/>
+          <w:bCs/>
+          <w:color w:val="9F9F8F"/>
+          <w:lang w:eastAsia="es-ES"/>
+        </w:rPr>
+        <w:t>for</w:t>
+      </w:r>
+      <w:proofErr w:type="spellEnd"/>
+      <w:r>
+        <w:rPr>
+          <w:rFonts w:ascii="Consolas" w:eastAsia="Times New Roman" w:hAnsi="Consolas" w:cs="Times New Roman"/>
+          <w:b/>
+          <w:bCs/>
+          <w:color w:val="9F9F8F"/>
+          <w:lang w:eastAsia="es-ES"/>
+        </w:rPr>
+        <w:t xml:space="preserve"> desde el inicio hasta el fin</w:t>
+      </w:r>
+    </w:p>
+    <w:p>
+      <w:pPr>
+        <w:shd w:val="clear" w:color="auto" w:fill="FFFFFF"/>
+        <w:spacing w:after="0" w:line="240" w:lineRule="auto"/>
+        <w:rPr>
+          <w:rFonts w:ascii="Consolas" w:eastAsia="Times New Roman" w:hAnsi="Consolas" w:cs="Times New Roman"/>
+          <w:b/>
+          <w:bCs/>
+          <w:color w:val="000000"/>
+          <w:lang w:eastAsia="es-ES"/>
+        </w:rPr>
+      </w:pPr>
+      <w:r>
+        <w:rPr>
+          <w:rFonts w:ascii="Consolas" w:eastAsia="Times New Roman" w:hAnsi="Consolas" w:cs="Times New Roman"/>
+          <w:b/>
+          <w:bCs/>
+          <w:color w:val="000000"/>
+          <w:lang w:eastAsia="es-ES"/>
+        </w:rPr>
+        <w:t xml:space="preserve">    </w:t>
+      </w:r>
+      <w:proofErr w:type="spellStart"/>
+      <w:proofErr w:type="gramStart"/>
+      <w:r>
+        <w:rPr>
+          <w:rFonts w:ascii="Consolas" w:eastAsia="Times New Roman" w:hAnsi="Consolas" w:cs="Times New Roman"/>
+          <w:b/>
+          <w:bCs/>
+          <w:color w:val="F92672"/>
+          <w:lang w:eastAsia="es-ES"/>
+        </w:rPr>
+        <w:t>for</w:t>
+      </w:r>
+      <w:proofErr w:type="spellEnd"/>
+      <w:proofErr w:type="gramEnd"/>
+      <w:r>
+        <w:rPr>
+          <w:rFonts w:ascii="Consolas" w:eastAsia="Times New Roman" w:hAnsi="Consolas" w:cs="Times New Roman"/>
+          <w:b/>
+          <w:bCs/>
+          <w:color w:val="000000"/>
+          <w:lang w:eastAsia="es-ES"/>
+        </w:rPr>
+        <w:t xml:space="preserve"> (</w:t>
+      </w:r>
+      <w:proofErr w:type="spellStart"/>
+      <w:r>
+        <w:rPr>
+          <w:rFonts w:ascii="Consolas" w:eastAsia="Times New Roman" w:hAnsi="Consolas" w:cs="Times New Roman"/>
+          <w:b/>
+          <w:bCs/>
+          <w:i/>
+          <w:iCs/>
+          <w:color w:val="28C6E4"/>
+          <w:lang w:eastAsia="es-ES"/>
+        </w:rPr>
+        <w:t>let</w:t>
+      </w:r>
+      <w:proofErr w:type="spellEnd"/>
+      <w:r>
+        <w:rPr>
+          <w:rFonts w:ascii="Consolas" w:eastAsia="Times New Roman" w:hAnsi="Consolas" w:cs="Times New Roman"/>
+          <w:b/>
+          <w:bCs/>
+          <w:color w:val="000000"/>
+          <w:lang w:eastAsia="es-ES"/>
+        </w:rPr>
+        <w:t xml:space="preserve"> i </w:t>
+      </w:r>
+      <w:r>
+        <w:rPr>
+          <w:rFonts w:ascii="Consolas" w:eastAsia="Times New Roman" w:hAnsi="Consolas" w:cs="Times New Roman"/>
+          <w:b/>
+          <w:bCs/>
+          <w:color w:val="F92672"/>
+          <w:lang w:eastAsia="es-ES"/>
+        </w:rPr>
+        <w:t>=</w:t>
+      </w:r>
+      <w:r>
+        <w:rPr>
+          <w:rFonts w:ascii="Consolas" w:eastAsia="Times New Roman" w:hAnsi="Consolas" w:cs="Times New Roman"/>
+          <w:b/>
+          <w:bCs/>
+          <w:color w:val="000000"/>
+          <w:lang w:eastAsia="es-ES"/>
+        </w:rPr>
+        <w:t xml:space="preserve"> inicio; i </w:t>
+      </w:r>
+      <w:r>
+        <w:rPr>
+          <w:rFonts w:ascii="Consolas" w:eastAsia="Times New Roman" w:hAnsi="Consolas" w:cs="Times New Roman"/>
+          <w:b/>
+          <w:bCs/>
+          <w:color w:val="F92672"/>
+          <w:lang w:eastAsia="es-ES"/>
+        </w:rPr>
+        <w:t>&lt;=</w:t>
+      </w:r>
+      <w:r>
+        <w:rPr>
+          <w:rFonts w:ascii="Consolas" w:eastAsia="Times New Roman" w:hAnsi="Consolas" w:cs="Times New Roman"/>
+          <w:b/>
+          <w:bCs/>
+          <w:color w:val="000000"/>
+          <w:lang w:eastAsia="es-ES"/>
+        </w:rPr>
+        <w:t xml:space="preserve"> fin; i</w:t>
+      </w:r>
+      <w:r>
+        <w:rPr>
+          <w:rFonts w:ascii="Consolas" w:eastAsia="Times New Roman" w:hAnsi="Consolas" w:cs="Times New Roman"/>
+          <w:b/>
+          <w:bCs/>
+          <w:color w:val="F92672"/>
+          <w:lang w:eastAsia="es-ES"/>
+        </w:rPr>
+        <w:t>++</w:t>
+      </w:r>
+      <w:r>
+        <w:rPr>
+          <w:rFonts w:ascii="Consolas" w:eastAsia="Times New Roman" w:hAnsi="Consolas" w:cs="Times New Roman"/>
+          <w:b/>
+          <w:bCs/>
+          <w:color w:val="000000"/>
+          <w:lang w:eastAsia="es-ES"/>
+        </w:rPr>
+        <w:t>){</w:t>
+      </w:r>
+    </w:p>
+    <w:p>
+      <w:pPr>
+        <w:shd w:val="clear" w:color="auto" w:fill="FFFFFF"/>
+        <w:spacing w:after="0" w:line="240" w:lineRule="auto"/>
+        <w:rPr>
+          <w:rFonts w:ascii="Consolas" w:eastAsia="Times New Roman" w:hAnsi="Consolas" w:cs="Times New Roman"/>
+          <w:b/>
+          <w:bCs/>
+          <w:color w:val="000000"/>
+          <w:lang w:eastAsia="es-ES"/>
+        </w:rPr>
+      </w:pPr>
+      <w:r>
+        <w:rPr>
+          <w:rFonts w:ascii="Consolas" w:eastAsia="Times New Roman" w:hAnsi="Consolas" w:cs="Times New Roman"/>
+          <w:b/>
+          <w:bCs/>
+          <w:color w:val="000000"/>
+          <w:lang w:eastAsia="es-ES"/>
+        </w:rPr>
+        <w:t xml:space="preserve">      </w:t>
+      </w:r>
+      <w:r>
+        <w:rPr>
+          <w:rFonts w:ascii="Consolas" w:eastAsia="Times New Roman" w:hAnsi="Consolas" w:cs="Times New Roman"/>
+          <w:b/>
+          <w:bCs/>
+          <w:color w:val="9F9F8F"/>
+          <w:lang w:eastAsia="es-ES"/>
+        </w:rPr>
+        <w:t xml:space="preserve">//preguntamos si el </w:t>
+      </w:r>
+      <w:proofErr w:type="spellStart"/>
+      <w:r>
+        <w:rPr>
+          <w:rFonts w:ascii="Consolas" w:eastAsia="Times New Roman" w:hAnsi="Consolas" w:cs="Times New Roman"/>
+          <w:b/>
+          <w:bCs/>
+          <w:color w:val="9F9F8F"/>
+          <w:lang w:eastAsia="es-ES"/>
+        </w:rPr>
+        <w:t>numero</w:t>
+      </w:r>
+      <w:proofErr w:type="spellEnd"/>
+      <w:r>
+        <w:rPr>
+          <w:rFonts w:ascii="Consolas" w:eastAsia="Times New Roman" w:hAnsi="Consolas" w:cs="Times New Roman"/>
+          <w:b/>
+          <w:bCs/>
+          <w:color w:val="9F9F8F"/>
+          <w:lang w:eastAsia="es-ES"/>
+        </w:rPr>
+        <w:t xml:space="preserve"> que estamos recorriendo</w:t>
+      </w:r>
+    </w:p>
+    <w:p>
+      <w:pPr>
+        <w:shd w:val="clear" w:color="auto" w:fill="FFFFFF"/>
+        <w:spacing w:after="0" w:line="240" w:lineRule="auto"/>
+        <w:rPr>
+          <w:rFonts w:ascii="Consolas" w:eastAsia="Times New Roman" w:hAnsi="Consolas" w:cs="Times New Roman"/>
+          <w:b/>
+          <w:bCs/>
+          <w:color w:val="000000"/>
+          <w:lang w:eastAsia="es-ES"/>
+        </w:rPr>
+      </w:pPr>
+      <w:r>
+        <w:rPr>
+          <w:rFonts w:ascii="Consolas" w:eastAsia="Times New Roman" w:hAnsi="Consolas" w:cs="Times New Roman"/>
+          <w:b/>
+          <w:bCs/>
+          <w:color w:val="000000"/>
+          <w:lang w:eastAsia="es-ES"/>
+        </w:rPr>
+        <w:t xml:space="preserve">      </w:t>
+      </w:r>
+      <w:r>
+        <w:rPr>
+          <w:rFonts w:ascii="Consolas" w:eastAsia="Times New Roman" w:hAnsi="Consolas" w:cs="Times New Roman"/>
+          <w:b/>
+          <w:bCs/>
+          <w:color w:val="9F9F8F"/>
+          <w:lang w:eastAsia="es-ES"/>
+        </w:rPr>
+        <w:t>//es par</w:t>
+      </w:r>
+    </w:p>
+    <w:p>
+      <w:pPr>
+        <w:shd w:val="clear" w:color="auto" w:fill="FFFFFF"/>
+        <w:spacing w:after="0" w:line="240" w:lineRule="auto"/>
+        <w:rPr>
+          <w:rFonts w:ascii="Consolas" w:eastAsia="Times New Roman" w:hAnsi="Consolas" w:cs="Times New Roman"/>
+          <w:b/>
+          <w:bCs/>
+          <w:color w:val="000000"/>
+          <w:lang w:eastAsia="es-ES"/>
+        </w:rPr>
+      </w:pPr>
+      <w:r>
+        <w:rPr>
+          <w:rFonts w:ascii="Consolas" w:eastAsia="Times New Roman" w:hAnsi="Consolas" w:cs="Times New Roman"/>
+          <w:b/>
+          <w:bCs/>
+          <w:color w:val="000000"/>
+          <w:lang w:eastAsia="es-ES"/>
+        </w:rPr>
+        <w:t xml:space="preserve">      </w:t>
+      </w:r>
+      <w:proofErr w:type="spellStart"/>
+      <w:proofErr w:type="gramStart"/>
+      <w:r>
+        <w:rPr>
+          <w:rFonts w:ascii="Consolas" w:eastAsia="Times New Roman" w:hAnsi="Consolas" w:cs="Times New Roman"/>
+          <w:b/>
+          <w:bCs/>
+          <w:color w:val="F92672"/>
+          <w:lang w:eastAsia="es-ES"/>
+        </w:rPr>
+        <w:t>if</w:t>
+      </w:r>
+      <w:proofErr w:type="spellEnd"/>
+      <w:proofErr w:type="gramEnd"/>
+      <w:r>
+        <w:rPr>
+          <w:rFonts w:ascii="Consolas" w:eastAsia="Times New Roman" w:hAnsi="Consolas" w:cs="Times New Roman"/>
+          <w:b/>
+          <w:bCs/>
+          <w:color w:val="000000"/>
+          <w:lang w:eastAsia="es-ES"/>
+        </w:rPr>
+        <w:t xml:space="preserve"> (i </w:t>
+      </w:r>
+      <w:r>
+        <w:rPr>
+          <w:rFonts w:ascii="Consolas" w:eastAsia="Times New Roman" w:hAnsi="Consolas" w:cs="Times New Roman"/>
+          <w:b/>
+          <w:bCs/>
+          <w:color w:val="F92672"/>
+          <w:lang w:eastAsia="es-ES"/>
+        </w:rPr>
+        <w:t>%</w:t>
+      </w:r>
+      <w:r>
+        <w:rPr>
+          <w:rFonts w:ascii="Consolas" w:eastAsia="Times New Roman" w:hAnsi="Consolas" w:cs="Times New Roman"/>
+          <w:b/>
+          <w:bCs/>
+          <w:color w:val="000000"/>
+          <w:lang w:eastAsia="es-ES"/>
+        </w:rPr>
+        <w:t xml:space="preserve"> </w:t>
+      </w:r>
+      <w:r>
+        <w:rPr>
+          <w:rFonts w:ascii="Consolas" w:eastAsia="Times New Roman" w:hAnsi="Consolas" w:cs="Times New Roman"/>
+          <w:b/>
+          <w:bCs/>
+          <w:color w:val="AE81FF"/>
+          <w:lang w:eastAsia="es-ES"/>
+        </w:rPr>
+        <w:t>2</w:t>
+      </w:r>
+      <w:r>
+        <w:rPr>
+          <w:rFonts w:ascii="Consolas" w:eastAsia="Times New Roman" w:hAnsi="Consolas" w:cs="Times New Roman"/>
+          <w:b/>
+          <w:bCs/>
+          <w:color w:val="000000"/>
+          <w:lang w:eastAsia="es-ES"/>
+        </w:rPr>
+        <w:t xml:space="preserve"> </w:t>
+      </w:r>
+      <w:r>
+        <w:rPr>
+          <w:rFonts w:ascii="Consolas" w:eastAsia="Times New Roman" w:hAnsi="Consolas" w:cs="Times New Roman"/>
+          <w:b/>
+          <w:bCs/>
+          <w:color w:val="F92672"/>
+          <w:lang w:eastAsia="es-ES"/>
+        </w:rPr>
+        <w:t>==</w:t>
+      </w:r>
+      <w:r>
+        <w:rPr>
+          <w:rFonts w:ascii="Consolas" w:eastAsia="Times New Roman" w:hAnsi="Consolas" w:cs="Times New Roman"/>
+          <w:b/>
+          <w:bCs/>
+          <w:color w:val="000000"/>
+          <w:lang w:eastAsia="es-ES"/>
+        </w:rPr>
+        <w:t xml:space="preserve"> </w:t>
+      </w:r>
+      <w:r>
+        <w:rPr>
+          <w:rFonts w:ascii="Consolas" w:eastAsia="Times New Roman" w:hAnsi="Consolas" w:cs="Times New Roman"/>
+          <w:b/>
+          <w:bCs/>
+          <w:color w:val="AE81FF"/>
+          <w:lang w:eastAsia="es-ES"/>
+        </w:rPr>
+        <w:t>0</w:t>
+      </w:r>
+      <w:r>
+        <w:rPr>
+          <w:rFonts w:ascii="Consolas" w:eastAsia="Times New Roman" w:hAnsi="Consolas" w:cs="Times New Roman"/>
+          <w:b/>
+          <w:bCs/>
+          <w:color w:val="000000"/>
+          <w:lang w:eastAsia="es-ES"/>
+        </w:rPr>
+        <w:t>){</w:t>
+      </w:r>
+    </w:p>
+    <w:p>
+      <w:pPr>
+        <w:shd w:val="clear" w:color="auto" w:fill="FFFFFF"/>
+        <w:spacing w:after="0" w:line="240" w:lineRule="auto"/>
+        <w:rPr>
+          <w:rFonts w:ascii="Consolas" w:eastAsia="Times New Roman" w:hAnsi="Consolas" w:cs="Times New Roman"/>
+          <w:b/>
+          <w:bCs/>
+          <w:color w:val="000000"/>
+          <w:lang w:eastAsia="es-ES"/>
+        </w:rPr>
+      </w:pPr>
+      <w:r>
+        <w:rPr>
+          <w:rFonts w:ascii="Consolas" w:eastAsia="Times New Roman" w:hAnsi="Consolas" w:cs="Times New Roman"/>
+          <w:b/>
+          <w:bCs/>
+          <w:color w:val="000000"/>
+          <w:lang w:eastAsia="es-ES"/>
+        </w:rPr>
+        <w:t xml:space="preserve">        </w:t>
+      </w:r>
+      <w:r>
+        <w:rPr>
+          <w:rFonts w:ascii="Consolas" w:eastAsia="Times New Roman" w:hAnsi="Consolas" w:cs="Times New Roman"/>
+          <w:b/>
+          <w:bCs/>
+          <w:color w:val="9F9F8F"/>
+          <w:lang w:eastAsia="es-ES"/>
+        </w:rPr>
+        <w:t xml:space="preserve">//añadimos el </w:t>
+      </w:r>
+      <w:proofErr w:type="gramStart"/>
+      <w:r>
+        <w:rPr>
+          <w:rFonts w:ascii="Consolas" w:eastAsia="Times New Roman" w:hAnsi="Consolas" w:cs="Times New Roman"/>
+          <w:b/>
+          <w:bCs/>
+          <w:color w:val="9F9F8F"/>
+          <w:lang w:eastAsia="es-ES"/>
+        </w:rPr>
+        <w:t>numero</w:t>
+      </w:r>
+      <w:proofErr w:type="gramEnd"/>
+      <w:r>
+        <w:rPr>
+          <w:rFonts w:ascii="Consolas" w:eastAsia="Times New Roman" w:hAnsi="Consolas" w:cs="Times New Roman"/>
+          <w:b/>
+          <w:bCs/>
+          <w:color w:val="9F9F8F"/>
+          <w:lang w:eastAsia="es-ES"/>
+        </w:rPr>
+        <w:t xml:space="preserve"> al </w:t>
+      </w:r>
+      <w:proofErr w:type="spellStart"/>
+      <w:r>
+        <w:rPr>
+          <w:rFonts w:ascii="Consolas" w:eastAsia="Times New Roman" w:hAnsi="Consolas" w:cs="Times New Roman"/>
+          <w:b/>
+          <w:bCs/>
+          <w:color w:val="9F9F8F"/>
+          <w:lang w:eastAsia="es-ES"/>
+        </w:rPr>
+        <w:t>array</w:t>
+      </w:r>
+      <w:proofErr w:type="spellEnd"/>
+    </w:p>
+    <w:p>
+      <w:pPr>
+        <w:shd w:val="clear" w:color="auto" w:fill="FFFFFF"/>
+        <w:spacing w:after="0" w:line="240" w:lineRule="auto"/>
+        <w:rPr>
+          <w:rFonts w:ascii="Consolas" w:eastAsia="Times New Roman" w:hAnsi="Consolas" w:cs="Times New Roman"/>
+          <w:b/>
+          <w:bCs/>
+          <w:color w:val="000000"/>
+          <w:lang w:eastAsia="es-ES"/>
+        </w:rPr>
+      </w:pPr>
+      <w:r>
+        <w:rPr>
+          <w:rFonts w:ascii="Consolas" w:eastAsia="Times New Roman" w:hAnsi="Consolas" w:cs="Times New Roman"/>
+          <w:b/>
+          <w:bCs/>
+          <w:color w:val="000000"/>
+          <w:lang w:eastAsia="es-ES"/>
+        </w:rPr>
+        <w:t xml:space="preserve">        </w:t>
+      </w:r>
+      <w:proofErr w:type="spellStart"/>
+      <w:proofErr w:type="gramStart"/>
+      <w:r>
+        <w:rPr>
+          <w:rFonts w:ascii="Consolas" w:eastAsia="Times New Roman" w:hAnsi="Consolas" w:cs="Times New Roman"/>
+          <w:b/>
+          <w:bCs/>
+          <w:i/>
+          <w:iCs/>
+          <w:color w:val="FD971F"/>
+          <w:lang w:eastAsia="es-ES"/>
+        </w:rPr>
+        <w:t>this</w:t>
+      </w:r>
+      <w:r>
+        <w:rPr>
+          <w:rFonts w:ascii="Consolas" w:eastAsia="Times New Roman" w:hAnsi="Consolas" w:cs="Times New Roman"/>
+          <w:b/>
+          <w:bCs/>
+          <w:color w:val="000000"/>
+          <w:lang w:eastAsia="es-ES"/>
+        </w:rPr>
+        <w:t>.arrayNumeros.</w:t>
+      </w:r>
+      <w:r>
+        <w:rPr>
+          <w:rFonts w:ascii="Consolas" w:eastAsia="Times New Roman" w:hAnsi="Consolas" w:cs="Times New Roman"/>
+          <w:b/>
+          <w:bCs/>
+          <w:color w:val="6AAF19"/>
+          <w:lang w:eastAsia="es-ES"/>
+        </w:rPr>
+        <w:t>push</w:t>
+      </w:r>
+      <w:proofErr w:type="spellEnd"/>
+      <w:r>
+        <w:rPr>
+          <w:rFonts w:ascii="Consolas" w:eastAsia="Times New Roman" w:hAnsi="Consolas" w:cs="Times New Roman"/>
+          <w:b/>
+          <w:bCs/>
+          <w:color w:val="000000"/>
+          <w:lang w:eastAsia="es-ES"/>
+        </w:rPr>
+        <w:t>(</w:t>
+      </w:r>
+      <w:proofErr w:type="gramEnd"/>
+      <w:r>
+        <w:rPr>
+          <w:rFonts w:ascii="Consolas" w:eastAsia="Times New Roman" w:hAnsi="Consolas" w:cs="Times New Roman"/>
+          <w:b/>
+          <w:bCs/>
+          <w:color w:val="000000"/>
+          <w:lang w:eastAsia="es-ES"/>
+        </w:rPr>
+        <w:t>i);</w:t>
+      </w:r>
+    </w:p>
+    <w:p>
+      <w:pPr>
+        <w:shd w:val="clear" w:color="auto" w:fill="FFFFFF"/>
+        <w:spacing w:after="0" w:line="240" w:lineRule="auto"/>
+        <w:rPr>
+          <w:rFonts w:ascii="Consolas" w:eastAsia="Times New Roman" w:hAnsi="Consolas" w:cs="Times New Roman"/>
+          <w:b/>
+          <w:bCs/>
+          <w:color w:val="000000"/>
+          <w:lang w:eastAsia="es-ES"/>
+        </w:rPr>
+      </w:pPr>
+      <w:r>
+        <w:rPr>
+          <w:rFonts w:ascii="Consolas" w:eastAsia="Times New Roman" w:hAnsi="Consolas" w:cs="Times New Roman"/>
+          <w:b/>
+          <w:bCs/>
+          <w:color w:val="000000"/>
+          <w:lang w:eastAsia="es-ES"/>
+        </w:rPr>
+        <w:t>      }</w:t>
+      </w:r>
+    </w:p>
+    <w:p>
+      <w:pPr>
+        <w:shd w:val="clear" w:color="auto" w:fill="FFFFFF"/>
+        <w:spacing w:after="0" w:line="240" w:lineRule="auto"/>
+        <w:rPr>
+          <w:rFonts w:ascii="Consolas" w:eastAsia="Times New Roman" w:hAnsi="Consolas" w:cs="Times New Roman"/>
+          <w:b/>
+          <w:bCs/>
+          <w:color w:val="000000"/>
+          <w:lang w:eastAsia="es-ES"/>
+        </w:rPr>
+      </w:pPr>
+      <w:r>
+        <w:rPr>
+          <w:rFonts w:ascii="Consolas" w:eastAsia="Times New Roman" w:hAnsi="Consolas" w:cs="Times New Roman"/>
+          <w:b/>
+          <w:bCs/>
+          <w:color w:val="000000"/>
+          <w:lang w:eastAsia="es-ES"/>
+        </w:rPr>
+        <w:t>    }</w:t>
+      </w:r>
+    </w:p>
+    <w:p>
+      <w:pPr>
+        <w:shd w:val="clear" w:color="auto" w:fill="FFFFFF"/>
+        <w:spacing w:after="0" w:line="240" w:lineRule="auto"/>
+        <w:rPr>
+          <w:rFonts w:ascii="Consolas" w:eastAsia="Times New Roman" w:hAnsi="Consolas" w:cs="Times New Roman"/>
+          <w:b/>
+          <w:bCs/>
+          <w:color w:val="000000"/>
+          <w:lang w:eastAsia="es-ES"/>
+        </w:rPr>
+      </w:pPr>
+      <w:r>
+        <w:rPr>
+          <w:rFonts w:ascii="Consolas" w:eastAsia="Times New Roman" w:hAnsi="Consolas" w:cs="Times New Roman"/>
+          <w:b/>
+          <w:bCs/>
+          <w:color w:val="000000"/>
+          <w:lang w:eastAsia="es-ES"/>
+        </w:rPr>
+        <w:t>  }</w:t>
+      </w:r>
+    </w:p>
+    <w:p>
+      <w:pPr>
+        <w:shd w:val="clear" w:color="auto" w:fill="FFFFFF"/>
+        <w:spacing w:after="0" w:line="240" w:lineRule="auto"/>
+        <w:rPr>
+          <w:rFonts w:ascii="Consolas" w:eastAsia="Times New Roman" w:hAnsi="Consolas" w:cs="Times New Roman"/>
+          <w:b/>
+          <w:bCs/>
+          <w:color w:val="000000"/>
+          <w:lang w:eastAsia="es-ES"/>
+        </w:rPr>
+      </w:pPr>
+      <w:r>
+        <w:rPr>
+          <w:rFonts w:ascii="Consolas" w:eastAsia="Times New Roman" w:hAnsi="Consolas" w:cs="Times New Roman"/>
+          <w:b/>
+          <w:bCs/>
+          <w:color w:val="000000"/>
+          <w:lang w:eastAsia="es-ES"/>
+        </w:rPr>
+        <w:t>}</w:t>
+      </w:r>
+    </w:p>
+    <w:p>
+      <w:pPr>
+        <w:spacing w:after="0" w:line="240" w:lineRule="auto"/>
+        <w:rPr>
+          <w:rFonts w:ascii="Verdana" w:hAnsi="Verdana"/>
+          <w:sz w:val="28"/>
+          <w:szCs w:val="28"/>
+        </w:rPr>
+      </w:pPr>
+    </w:p>
+    <w:p>
+      <w:pPr>
+        <w:spacing w:after="0" w:line="240" w:lineRule="auto"/>
+        <w:rPr>
+          <w:rFonts w:ascii="Verdana" w:hAnsi="Verdana"/>
+          <w:sz w:val="28"/>
+          <w:szCs w:val="28"/>
+        </w:rPr>
+      </w:pPr>
+      <w:r>
+        <w:rPr>
+          <w:rFonts w:ascii="Verdana" w:hAnsi="Verdana"/>
+          <w:sz w:val="28"/>
+          <w:szCs w:val="28"/>
+        </w:rPr>
+        <w:t>El siguiente paso es diseñar el código HTML</w:t>
+      </w:r>
+    </w:p>
+    <w:p>
+      <w:pPr>
+        <w:spacing w:after="0" w:line="240" w:lineRule="auto"/>
+        <w:rPr>
+          <w:rFonts w:ascii="Verdana" w:hAnsi="Verdana"/>
+          <w:sz w:val="28"/>
+          <w:szCs w:val="28"/>
+        </w:rPr>
+      </w:pPr>
+    </w:p>
+    <w:p>
+      <w:pPr>
+        <w:spacing w:after="0" w:line="240" w:lineRule="auto"/>
+        <w:rPr>
+          <w:rFonts w:ascii="Verdana" w:hAnsi="Verdana"/>
+          <w:b/>
+          <w:sz w:val="28"/>
+          <w:szCs w:val="28"/>
+        </w:rPr>
+      </w:pPr>
+      <w:r>
+        <w:rPr>
+          <w:rFonts w:ascii="Verdana" w:hAnsi="Verdana"/>
+          <w:b/>
+          <w:sz w:val="28"/>
+          <w:szCs w:val="28"/>
+        </w:rPr>
+        <w:t>NUMEROSPARESCOMPONENT.HTML</w:t>
+      </w:r>
+    </w:p>
+    <w:p>
+      <w:pPr>
+        <w:spacing w:after="0" w:line="240" w:lineRule="auto"/>
+        <w:rPr>
+          <w:rFonts w:ascii="Verdana" w:hAnsi="Verdana"/>
+          <w:sz w:val="28"/>
+          <w:szCs w:val="28"/>
+        </w:rPr>
+      </w:pPr>
+    </w:p>
+    <w:p>
+      <w:pPr>
+        <w:shd w:val="clear" w:color="auto" w:fill="FFFFFF"/>
+        <w:spacing w:after="0" w:line="240" w:lineRule="auto"/>
+        <w:rPr>
+          <w:rFonts w:ascii="Consolas" w:eastAsia="Times New Roman" w:hAnsi="Consolas" w:cs="Times New Roman"/>
+          <w:b/>
+          <w:bCs/>
+          <w:color w:val="000000"/>
+          <w:lang w:eastAsia="es-ES"/>
+        </w:rPr>
+      </w:pPr>
+      <w:r>
+        <w:rPr>
+          <w:rFonts w:ascii="Consolas" w:eastAsia="Times New Roman" w:hAnsi="Consolas" w:cs="Times New Roman"/>
+          <w:b/>
+          <w:bCs/>
+          <w:color w:val="000000"/>
+          <w:lang w:eastAsia="es-ES"/>
+        </w:rPr>
+        <w:t>&lt;</w:t>
+      </w:r>
+      <w:r>
+        <w:rPr>
+          <w:rFonts w:ascii="Consolas" w:eastAsia="Times New Roman" w:hAnsi="Consolas" w:cs="Times New Roman"/>
+          <w:b/>
+          <w:bCs/>
+          <w:color w:val="F92672"/>
+          <w:lang w:eastAsia="es-ES"/>
+        </w:rPr>
+        <w:t>h1</w:t>
+      </w:r>
+      <w:r>
+        <w:rPr>
+          <w:rFonts w:ascii="Consolas" w:eastAsia="Times New Roman" w:hAnsi="Consolas" w:cs="Times New Roman"/>
+          <w:b/>
+          <w:bCs/>
+          <w:color w:val="000000"/>
+          <w:lang w:eastAsia="es-ES"/>
+        </w:rPr>
+        <w:t>&gt;</w:t>
+      </w:r>
+      <w:proofErr w:type="spellStart"/>
+      <w:r>
+        <w:rPr>
+          <w:rFonts w:ascii="Consolas" w:eastAsia="Times New Roman" w:hAnsi="Consolas" w:cs="Times New Roman"/>
+          <w:b/>
+          <w:bCs/>
+          <w:color w:val="000000"/>
+          <w:lang w:eastAsia="es-ES"/>
+        </w:rPr>
+        <w:t>Numeros</w:t>
+      </w:r>
+      <w:proofErr w:type="spellEnd"/>
+      <w:r>
+        <w:rPr>
+          <w:rFonts w:ascii="Consolas" w:eastAsia="Times New Roman" w:hAnsi="Consolas" w:cs="Times New Roman"/>
+          <w:b/>
+          <w:bCs/>
+          <w:color w:val="000000"/>
+          <w:lang w:eastAsia="es-ES"/>
+        </w:rPr>
+        <w:t xml:space="preserve"> pares&lt;/</w:t>
+      </w:r>
+      <w:r>
+        <w:rPr>
+          <w:rFonts w:ascii="Consolas" w:eastAsia="Times New Roman" w:hAnsi="Consolas" w:cs="Times New Roman"/>
+          <w:b/>
+          <w:bCs/>
+          <w:color w:val="F92672"/>
+          <w:lang w:eastAsia="es-ES"/>
+        </w:rPr>
+        <w:t>h1</w:t>
+      </w:r>
+      <w:r>
+        <w:rPr>
+          <w:rFonts w:ascii="Consolas" w:eastAsia="Times New Roman" w:hAnsi="Consolas" w:cs="Times New Roman"/>
+          <w:b/>
+          <w:bCs/>
+          <w:color w:val="000000"/>
+          <w:lang w:eastAsia="es-ES"/>
+        </w:rPr>
+        <w:t>&gt;</w:t>
+      </w:r>
+    </w:p>
+    <w:p>
+      <w:pPr>
+        <w:shd w:val="clear" w:color="auto" w:fill="FFFFFF"/>
+        <w:spacing w:after="0" w:line="240" w:lineRule="auto"/>
+        <w:rPr>
+          <w:rFonts w:ascii="Consolas" w:eastAsia="Times New Roman" w:hAnsi="Consolas" w:cs="Times New Roman"/>
+          <w:b/>
+          <w:bCs/>
+          <w:color w:val="000000"/>
+          <w:lang w:eastAsia="es-ES"/>
+        </w:rPr>
+      </w:pPr>
+      <w:r>
+        <w:rPr>
+          <w:rFonts w:ascii="Consolas" w:eastAsia="Times New Roman" w:hAnsi="Consolas" w:cs="Times New Roman"/>
+          <w:b/>
+          <w:bCs/>
+          <w:color w:val="000000"/>
+          <w:lang w:eastAsia="es-ES"/>
+        </w:rPr>
+        <w:t>&lt;</w:t>
+      </w:r>
+      <w:proofErr w:type="spellStart"/>
+      <w:r>
+        <w:rPr>
+          <w:rFonts w:ascii="Consolas" w:eastAsia="Times New Roman" w:hAnsi="Consolas" w:cs="Times New Roman"/>
+          <w:b/>
+          <w:bCs/>
+          <w:color w:val="F92672"/>
+          <w:lang w:eastAsia="es-ES"/>
+        </w:rPr>
+        <w:t>form</w:t>
+      </w:r>
+      <w:proofErr w:type="spellEnd"/>
+      <w:r>
+        <w:rPr>
+          <w:rFonts w:ascii="Consolas" w:eastAsia="Times New Roman" w:hAnsi="Consolas" w:cs="Times New Roman"/>
+          <w:b/>
+          <w:bCs/>
+          <w:color w:val="000000"/>
+          <w:lang w:eastAsia="es-ES"/>
+        </w:rPr>
+        <w:t xml:space="preserve"> </w:t>
+      </w:r>
+      <w:proofErr w:type="spellStart"/>
+      <w:r>
+        <w:rPr>
+          <w:rFonts w:ascii="Consolas" w:eastAsia="Times New Roman" w:hAnsi="Consolas" w:cs="Times New Roman"/>
+          <w:b/>
+          <w:bCs/>
+          <w:color w:val="6AAF19"/>
+          <w:lang w:eastAsia="es-ES"/>
+        </w:rPr>
+        <w:t>form</w:t>
+      </w:r>
+      <w:proofErr w:type="spellEnd"/>
+      <w:r>
+        <w:rPr>
+          <w:rFonts w:ascii="Consolas" w:eastAsia="Times New Roman" w:hAnsi="Consolas" w:cs="Times New Roman"/>
+          <w:b/>
+          <w:bCs/>
+          <w:i/>
+          <w:iCs/>
+          <w:color w:val="CD3704"/>
+          <w:lang w:eastAsia="es-ES"/>
+        </w:rPr>
+        <w:t>=</w:t>
+      </w:r>
+      <w:r>
+        <w:rPr>
+          <w:rFonts w:ascii="Consolas" w:eastAsia="Times New Roman" w:hAnsi="Consolas" w:cs="Times New Roman"/>
+          <w:b/>
+          <w:bCs/>
+          <w:i/>
+          <w:iCs/>
+          <w:color w:val="F25A00"/>
+          <w:lang w:eastAsia="es-ES"/>
+        </w:rPr>
+        <w:t>"</w:t>
+      </w:r>
+      <w:proofErr w:type="spellStart"/>
+      <w:r>
+        <w:rPr>
+          <w:rFonts w:ascii="Consolas" w:eastAsia="Times New Roman" w:hAnsi="Consolas" w:cs="Times New Roman"/>
+          <w:b/>
+          <w:bCs/>
+          <w:i/>
+          <w:iCs/>
+          <w:color w:val="F25A00"/>
+          <w:lang w:eastAsia="es-ES"/>
+        </w:rPr>
+        <w:t>ngForm</w:t>
+      </w:r>
+      <w:proofErr w:type="spellEnd"/>
+      <w:r>
+        <w:rPr>
+          <w:rFonts w:ascii="Consolas" w:eastAsia="Times New Roman" w:hAnsi="Consolas" w:cs="Times New Roman"/>
+          <w:b/>
+          <w:bCs/>
+          <w:i/>
+          <w:iCs/>
+          <w:color w:val="F25A00"/>
+          <w:lang w:eastAsia="es-ES"/>
+        </w:rPr>
+        <w:t>"</w:t>
+      </w:r>
+      <w:r>
+        <w:rPr>
+          <w:rFonts w:ascii="Consolas" w:eastAsia="Times New Roman" w:hAnsi="Consolas" w:cs="Times New Roman"/>
+          <w:b/>
+          <w:bCs/>
+          <w:color w:val="000000"/>
+          <w:lang w:eastAsia="es-ES"/>
+        </w:rPr>
+        <w:t>&gt;</w:t>
+      </w:r>
+    </w:p>
+    <w:p>
+      <w:pPr>
+        <w:shd w:val="clear" w:color="auto" w:fill="FFFFFF"/>
+        <w:spacing w:after="0" w:line="240" w:lineRule="auto"/>
+        <w:rPr>
+          <w:rFonts w:ascii="Consolas" w:eastAsia="Times New Roman" w:hAnsi="Consolas" w:cs="Times New Roman"/>
+          <w:b/>
+          <w:bCs/>
+          <w:color w:val="000000"/>
+          <w:lang w:eastAsia="es-ES"/>
+        </w:rPr>
+      </w:pPr>
+      <w:r>
+        <w:rPr>
+          <w:rFonts w:ascii="Consolas" w:eastAsia="Times New Roman" w:hAnsi="Consolas" w:cs="Times New Roman"/>
+          <w:b/>
+          <w:bCs/>
+          <w:color w:val="000000"/>
+          <w:lang w:eastAsia="es-ES"/>
+        </w:rPr>
+        <w:t xml:space="preserve">    Inicio: </w:t>
+      </w:r>
+    </w:p>
+    <w:p>
+      <w:pPr>
+        <w:shd w:val="clear" w:color="auto" w:fill="FFFFFF"/>
+        <w:spacing w:after="0" w:line="240" w:lineRule="auto"/>
+        <w:rPr>
+          <w:rFonts w:ascii="Consolas" w:eastAsia="Times New Roman" w:hAnsi="Consolas" w:cs="Times New Roman"/>
+          <w:b/>
+          <w:bCs/>
+          <w:color w:val="000000"/>
+          <w:lang w:eastAsia="es-ES"/>
+        </w:rPr>
+      </w:pPr>
+      <w:r>
+        <w:rPr>
+          <w:rFonts w:ascii="Consolas" w:eastAsia="Times New Roman" w:hAnsi="Consolas" w:cs="Times New Roman"/>
+          <w:b/>
+          <w:bCs/>
+          <w:color w:val="000000"/>
+          <w:lang w:eastAsia="es-ES"/>
+        </w:rPr>
+        <w:t>    &lt;</w:t>
+      </w:r>
+      <w:r>
+        <w:rPr>
+          <w:rFonts w:ascii="Consolas" w:eastAsia="Times New Roman" w:hAnsi="Consolas" w:cs="Times New Roman"/>
+          <w:b/>
+          <w:bCs/>
+          <w:color w:val="F92672"/>
+          <w:lang w:eastAsia="es-ES"/>
+        </w:rPr>
+        <w:t>input</w:t>
+      </w:r>
+      <w:r>
+        <w:rPr>
+          <w:rFonts w:ascii="Consolas" w:eastAsia="Times New Roman" w:hAnsi="Consolas" w:cs="Times New Roman"/>
+          <w:b/>
+          <w:bCs/>
+          <w:color w:val="000000"/>
+          <w:lang w:eastAsia="es-ES"/>
+        </w:rPr>
+        <w:t xml:space="preserve"> </w:t>
+      </w:r>
+      <w:proofErr w:type="spellStart"/>
+      <w:r>
+        <w:rPr>
+          <w:rFonts w:ascii="Consolas" w:eastAsia="Times New Roman" w:hAnsi="Consolas" w:cs="Times New Roman"/>
+          <w:b/>
+          <w:bCs/>
+          <w:color w:val="6AAF19"/>
+          <w:lang w:eastAsia="es-ES"/>
+        </w:rPr>
+        <w:t>type</w:t>
+      </w:r>
+      <w:proofErr w:type="spellEnd"/>
+      <w:r>
+        <w:rPr>
+          <w:rFonts w:ascii="Consolas" w:eastAsia="Times New Roman" w:hAnsi="Consolas" w:cs="Times New Roman"/>
+          <w:b/>
+          <w:bCs/>
+          <w:i/>
+          <w:iCs/>
+          <w:color w:val="CD3704"/>
+          <w:lang w:eastAsia="es-ES"/>
+        </w:rPr>
+        <w:t>=</w:t>
+      </w:r>
+      <w:r>
+        <w:rPr>
+          <w:rFonts w:ascii="Consolas" w:eastAsia="Times New Roman" w:hAnsi="Consolas" w:cs="Times New Roman"/>
+          <w:b/>
+          <w:bCs/>
+          <w:i/>
+          <w:iCs/>
+          <w:color w:val="F25A00"/>
+          <w:lang w:eastAsia="es-ES"/>
+        </w:rPr>
+        <w:t>"</w:t>
+      </w:r>
+      <w:proofErr w:type="spellStart"/>
+      <w:r>
+        <w:rPr>
+          <w:rFonts w:ascii="Consolas" w:eastAsia="Times New Roman" w:hAnsi="Consolas" w:cs="Times New Roman"/>
+          <w:b/>
+          <w:bCs/>
+          <w:i/>
+          <w:iCs/>
+          <w:color w:val="F25A00"/>
+          <w:lang w:eastAsia="es-ES"/>
+        </w:rPr>
+        <w:t>number</w:t>
+      </w:r>
+      <w:proofErr w:type="spellEnd"/>
+      <w:r>
+        <w:rPr>
+          <w:rFonts w:ascii="Consolas" w:eastAsia="Times New Roman" w:hAnsi="Consolas" w:cs="Times New Roman"/>
+          <w:b/>
+          <w:bCs/>
+          <w:i/>
+          <w:iCs/>
+          <w:color w:val="F25A00"/>
+          <w:lang w:eastAsia="es-ES"/>
+        </w:rPr>
+        <w:t>"</w:t>
+      </w:r>
+      <w:r>
+        <w:rPr>
+          <w:rFonts w:ascii="Consolas" w:eastAsia="Times New Roman" w:hAnsi="Consolas" w:cs="Times New Roman"/>
+          <w:b/>
+          <w:bCs/>
+          <w:color w:val="000000"/>
+          <w:lang w:eastAsia="es-ES"/>
+        </w:rPr>
+        <w:t xml:space="preserve"> </w:t>
+      </w:r>
+      <w:proofErr w:type="spellStart"/>
+      <w:r>
+        <w:rPr>
+          <w:rFonts w:ascii="Consolas" w:eastAsia="Times New Roman" w:hAnsi="Consolas" w:cs="Times New Roman"/>
+          <w:b/>
+          <w:bCs/>
+          <w:color w:val="6AAF19"/>
+          <w:lang w:eastAsia="es-ES"/>
+        </w:rPr>
+        <w:t>name</w:t>
+      </w:r>
+      <w:proofErr w:type="spellEnd"/>
+      <w:r>
+        <w:rPr>
+          <w:rFonts w:ascii="Consolas" w:eastAsia="Times New Roman" w:hAnsi="Consolas" w:cs="Times New Roman"/>
+          <w:b/>
+          <w:bCs/>
+          <w:i/>
+          <w:iCs/>
+          <w:color w:val="CD3704"/>
+          <w:lang w:eastAsia="es-ES"/>
+        </w:rPr>
+        <w:t>=</w:t>
+      </w:r>
+      <w:r>
+        <w:rPr>
+          <w:rFonts w:ascii="Consolas" w:eastAsia="Times New Roman" w:hAnsi="Consolas" w:cs="Times New Roman"/>
+          <w:b/>
+          <w:bCs/>
+          <w:i/>
+          <w:iCs/>
+          <w:color w:val="F25A00"/>
+          <w:lang w:eastAsia="es-ES"/>
+        </w:rPr>
+        <w:t>"</w:t>
+      </w:r>
+      <w:proofErr w:type="spellStart"/>
+      <w:r>
+        <w:rPr>
+          <w:rFonts w:ascii="Consolas" w:eastAsia="Times New Roman" w:hAnsi="Consolas" w:cs="Times New Roman"/>
+          <w:b/>
+          <w:bCs/>
+          <w:i/>
+          <w:iCs/>
+          <w:color w:val="F25A00"/>
+          <w:lang w:eastAsia="es-ES"/>
+        </w:rPr>
+        <w:t>cajainicio</w:t>
+      </w:r>
+      <w:proofErr w:type="spellEnd"/>
+      <w:r>
+        <w:rPr>
+          <w:rFonts w:ascii="Consolas" w:eastAsia="Times New Roman" w:hAnsi="Consolas" w:cs="Times New Roman"/>
+          <w:b/>
+          <w:bCs/>
+          <w:i/>
+          <w:iCs/>
+          <w:color w:val="F25A00"/>
+          <w:lang w:eastAsia="es-ES"/>
+        </w:rPr>
+        <w:t>"</w:t>
+      </w:r>
+      <w:r>
+        <w:rPr>
+          <w:rFonts w:ascii="Consolas" w:eastAsia="Times New Roman" w:hAnsi="Consolas" w:cs="Times New Roman"/>
+          <w:b/>
+          <w:bCs/>
+          <w:color w:val="000000"/>
+          <w:lang w:eastAsia="es-ES"/>
+        </w:rPr>
+        <w:t xml:space="preserve"> </w:t>
+      </w:r>
+      <w:r>
+        <w:rPr>
+          <w:rFonts w:ascii="Consolas" w:eastAsia="Times New Roman" w:hAnsi="Consolas" w:cs="Times New Roman"/>
+          <w:b/>
+          <w:bCs/>
+          <w:i/>
+          <w:iCs/>
+          <w:color w:val="CD3704"/>
+          <w:lang w:eastAsia="es-ES"/>
+        </w:rPr>
+        <w:t>#</w:t>
+      </w:r>
+      <w:proofErr w:type="spellStart"/>
+      <w:r>
+        <w:rPr>
+          <w:rFonts w:ascii="Consolas" w:eastAsia="Times New Roman" w:hAnsi="Consolas" w:cs="Times New Roman"/>
+          <w:b/>
+          <w:bCs/>
+          <w:color w:val="6AAF19"/>
+          <w:lang w:eastAsia="es-ES"/>
+        </w:rPr>
+        <w:t>cajainicio</w:t>
+      </w:r>
+      <w:proofErr w:type="spellEnd"/>
+      <w:r>
+        <w:rPr>
+          <w:rFonts w:ascii="Consolas" w:eastAsia="Times New Roman" w:hAnsi="Consolas" w:cs="Times New Roman"/>
+          <w:b/>
+          <w:bCs/>
+          <w:color w:val="000000"/>
+          <w:lang w:eastAsia="es-ES"/>
+        </w:rPr>
+        <w:t>/&gt;</w:t>
+      </w:r>
+    </w:p>
+    <w:p>
+      <w:pPr>
+        <w:shd w:val="clear" w:color="auto" w:fill="FFFFFF"/>
+        <w:spacing w:after="0" w:line="240" w:lineRule="auto"/>
+        <w:rPr>
+          <w:rFonts w:ascii="Consolas" w:eastAsia="Times New Roman" w:hAnsi="Consolas" w:cs="Times New Roman"/>
+          <w:b/>
+          <w:bCs/>
+          <w:color w:val="000000"/>
+          <w:lang w:eastAsia="es-ES"/>
+        </w:rPr>
+      </w:pPr>
+      <w:r>
+        <w:rPr>
+          <w:rFonts w:ascii="Consolas" w:eastAsia="Times New Roman" w:hAnsi="Consolas" w:cs="Times New Roman"/>
+          <w:b/>
+          <w:bCs/>
+          <w:color w:val="000000"/>
+          <w:lang w:eastAsia="es-ES"/>
+        </w:rPr>
+        <w:t>    Fin:</w:t>
+      </w:r>
+    </w:p>
+    <w:p>
+      <w:pPr>
+        <w:shd w:val="clear" w:color="auto" w:fill="FFFFFF"/>
+        <w:spacing w:after="0" w:line="240" w:lineRule="auto"/>
+        <w:rPr>
+          <w:rFonts w:ascii="Consolas" w:eastAsia="Times New Roman" w:hAnsi="Consolas" w:cs="Times New Roman"/>
+          <w:b/>
+          <w:bCs/>
+          <w:color w:val="000000"/>
+          <w:lang w:eastAsia="es-ES"/>
+        </w:rPr>
+      </w:pPr>
+      <w:r>
+        <w:rPr>
+          <w:rFonts w:ascii="Consolas" w:eastAsia="Times New Roman" w:hAnsi="Consolas" w:cs="Times New Roman"/>
+          <w:b/>
+          <w:bCs/>
+          <w:color w:val="000000"/>
+          <w:lang w:eastAsia="es-ES"/>
+        </w:rPr>
+        <w:t>    &lt;</w:t>
+      </w:r>
+      <w:r>
+        <w:rPr>
+          <w:rFonts w:ascii="Consolas" w:eastAsia="Times New Roman" w:hAnsi="Consolas" w:cs="Times New Roman"/>
+          <w:b/>
+          <w:bCs/>
+          <w:color w:val="F92672"/>
+          <w:lang w:eastAsia="es-ES"/>
+        </w:rPr>
+        <w:t>input</w:t>
+      </w:r>
+      <w:r>
+        <w:rPr>
+          <w:rFonts w:ascii="Consolas" w:eastAsia="Times New Roman" w:hAnsi="Consolas" w:cs="Times New Roman"/>
+          <w:b/>
+          <w:bCs/>
+          <w:color w:val="000000"/>
+          <w:lang w:eastAsia="es-ES"/>
+        </w:rPr>
+        <w:t xml:space="preserve"> </w:t>
+      </w:r>
+      <w:proofErr w:type="spellStart"/>
+      <w:r>
+        <w:rPr>
+          <w:rFonts w:ascii="Consolas" w:eastAsia="Times New Roman" w:hAnsi="Consolas" w:cs="Times New Roman"/>
+          <w:b/>
+          <w:bCs/>
+          <w:color w:val="6AAF19"/>
+          <w:lang w:eastAsia="es-ES"/>
+        </w:rPr>
+        <w:t>type</w:t>
+      </w:r>
+      <w:proofErr w:type="spellEnd"/>
+      <w:r>
+        <w:rPr>
+          <w:rFonts w:ascii="Consolas" w:eastAsia="Times New Roman" w:hAnsi="Consolas" w:cs="Times New Roman"/>
+          <w:b/>
+          <w:bCs/>
+          <w:i/>
+          <w:iCs/>
+          <w:color w:val="CD3704"/>
+          <w:lang w:eastAsia="es-ES"/>
+        </w:rPr>
+        <w:t>=</w:t>
+      </w:r>
+      <w:r>
+        <w:rPr>
+          <w:rFonts w:ascii="Consolas" w:eastAsia="Times New Roman" w:hAnsi="Consolas" w:cs="Times New Roman"/>
+          <w:b/>
+          <w:bCs/>
+          <w:i/>
+          <w:iCs/>
+          <w:color w:val="F25A00"/>
+          <w:lang w:eastAsia="es-ES"/>
+        </w:rPr>
+        <w:t>"</w:t>
+      </w:r>
+      <w:proofErr w:type="spellStart"/>
+      <w:r>
+        <w:rPr>
+          <w:rFonts w:ascii="Consolas" w:eastAsia="Times New Roman" w:hAnsi="Consolas" w:cs="Times New Roman"/>
+          <w:b/>
+          <w:bCs/>
+          <w:i/>
+          <w:iCs/>
+          <w:color w:val="F25A00"/>
+          <w:lang w:eastAsia="es-ES"/>
+        </w:rPr>
+        <w:t>number</w:t>
+      </w:r>
+      <w:proofErr w:type="spellEnd"/>
+      <w:r>
+        <w:rPr>
+          <w:rFonts w:ascii="Consolas" w:eastAsia="Times New Roman" w:hAnsi="Consolas" w:cs="Times New Roman"/>
+          <w:b/>
+          <w:bCs/>
+          <w:i/>
+          <w:iCs/>
+          <w:color w:val="F25A00"/>
+          <w:lang w:eastAsia="es-ES"/>
+        </w:rPr>
+        <w:t>"</w:t>
+      </w:r>
+      <w:r>
+        <w:rPr>
+          <w:rFonts w:ascii="Consolas" w:eastAsia="Times New Roman" w:hAnsi="Consolas" w:cs="Times New Roman"/>
+          <w:b/>
+          <w:bCs/>
+          <w:color w:val="000000"/>
+          <w:lang w:eastAsia="es-ES"/>
+        </w:rPr>
+        <w:t xml:space="preserve"> </w:t>
+      </w:r>
+      <w:proofErr w:type="spellStart"/>
+      <w:r>
+        <w:rPr>
+          <w:rFonts w:ascii="Consolas" w:eastAsia="Times New Roman" w:hAnsi="Consolas" w:cs="Times New Roman"/>
+          <w:b/>
+          <w:bCs/>
+          <w:color w:val="6AAF19"/>
+          <w:lang w:eastAsia="es-ES"/>
+        </w:rPr>
+        <w:t>name</w:t>
+      </w:r>
+      <w:proofErr w:type="spellEnd"/>
+      <w:r>
+        <w:rPr>
+          <w:rFonts w:ascii="Consolas" w:eastAsia="Times New Roman" w:hAnsi="Consolas" w:cs="Times New Roman"/>
+          <w:b/>
+          <w:bCs/>
+          <w:i/>
+          <w:iCs/>
+          <w:color w:val="CD3704"/>
+          <w:lang w:eastAsia="es-ES"/>
+        </w:rPr>
+        <w:t>=</w:t>
+      </w:r>
+      <w:r>
+        <w:rPr>
+          <w:rFonts w:ascii="Consolas" w:eastAsia="Times New Roman" w:hAnsi="Consolas" w:cs="Times New Roman"/>
+          <w:b/>
+          <w:bCs/>
+          <w:i/>
+          <w:iCs/>
+          <w:color w:val="F25A00"/>
+          <w:lang w:eastAsia="es-ES"/>
+        </w:rPr>
+        <w:t>"</w:t>
+      </w:r>
+      <w:proofErr w:type="spellStart"/>
+      <w:r>
+        <w:rPr>
+          <w:rFonts w:ascii="Consolas" w:eastAsia="Times New Roman" w:hAnsi="Consolas" w:cs="Times New Roman"/>
+          <w:b/>
+          <w:bCs/>
+          <w:i/>
+          <w:iCs/>
+          <w:color w:val="F25A00"/>
+          <w:lang w:eastAsia="es-ES"/>
+        </w:rPr>
+        <w:t>cajafin</w:t>
+      </w:r>
+      <w:proofErr w:type="spellEnd"/>
+      <w:r>
+        <w:rPr>
+          <w:rFonts w:ascii="Consolas" w:eastAsia="Times New Roman" w:hAnsi="Consolas" w:cs="Times New Roman"/>
+          <w:b/>
+          <w:bCs/>
+          <w:i/>
+          <w:iCs/>
+          <w:color w:val="F25A00"/>
+          <w:lang w:eastAsia="es-ES"/>
+        </w:rPr>
+        <w:t>"</w:t>
+      </w:r>
+      <w:r>
+        <w:rPr>
+          <w:rFonts w:ascii="Consolas" w:eastAsia="Times New Roman" w:hAnsi="Consolas" w:cs="Times New Roman"/>
+          <w:b/>
+          <w:bCs/>
+          <w:color w:val="000000"/>
+          <w:lang w:eastAsia="es-ES"/>
+        </w:rPr>
+        <w:t xml:space="preserve"> </w:t>
+      </w:r>
+      <w:r>
+        <w:rPr>
+          <w:rFonts w:ascii="Consolas" w:eastAsia="Times New Roman" w:hAnsi="Consolas" w:cs="Times New Roman"/>
+          <w:b/>
+          <w:bCs/>
+          <w:i/>
+          <w:iCs/>
+          <w:color w:val="CD3704"/>
+          <w:lang w:eastAsia="es-ES"/>
+        </w:rPr>
+        <w:t>#</w:t>
+      </w:r>
+      <w:proofErr w:type="spellStart"/>
+      <w:r>
+        <w:rPr>
+          <w:rFonts w:ascii="Consolas" w:eastAsia="Times New Roman" w:hAnsi="Consolas" w:cs="Times New Roman"/>
+          <w:b/>
+          <w:bCs/>
+          <w:color w:val="6AAF19"/>
+          <w:lang w:eastAsia="es-ES"/>
+        </w:rPr>
+        <w:t>cajafin</w:t>
+      </w:r>
+      <w:proofErr w:type="spellEnd"/>
+      <w:r>
+        <w:rPr>
+          <w:rFonts w:ascii="Consolas" w:eastAsia="Times New Roman" w:hAnsi="Consolas" w:cs="Times New Roman"/>
+          <w:b/>
+          <w:bCs/>
+          <w:color w:val="000000"/>
+          <w:lang w:eastAsia="es-ES"/>
+        </w:rPr>
+        <w:t>/&gt;</w:t>
+      </w:r>
+    </w:p>
+    <w:p>
+      <w:pPr>
+        <w:shd w:val="clear" w:color="auto" w:fill="FFFFFF"/>
+        <w:spacing w:after="0" w:line="240" w:lineRule="auto"/>
+        <w:rPr>
+          <w:rFonts w:ascii="Consolas" w:eastAsia="Times New Roman" w:hAnsi="Consolas" w:cs="Times New Roman"/>
+          <w:b/>
+          <w:bCs/>
+          <w:color w:val="000000"/>
+          <w:lang w:eastAsia="es-ES"/>
+        </w:rPr>
+      </w:pPr>
+      <w:r>
+        <w:rPr>
+          <w:rFonts w:ascii="Consolas" w:eastAsia="Times New Roman" w:hAnsi="Consolas" w:cs="Times New Roman"/>
+          <w:b/>
+          <w:bCs/>
+          <w:color w:val="000000"/>
+          <w:lang w:eastAsia="es-ES"/>
+        </w:rPr>
+        <w:t>    &lt;</w:t>
+      </w:r>
+      <w:proofErr w:type="spellStart"/>
+      <w:r>
+        <w:rPr>
+          <w:rFonts w:ascii="Consolas" w:eastAsia="Times New Roman" w:hAnsi="Consolas" w:cs="Times New Roman"/>
+          <w:b/>
+          <w:bCs/>
+          <w:color w:val="F92672"/>
+          <w:lang w:eastAsia="es-ES"/>
+        </w:rPr>
+        <w:t>button</w:t>
+      </w:r>
+      <w:proofErr w:type="spellEnd"/>
+      <w:r>
+        <w:rPr>
+          <w:rFonts w:ascii="Consolas" w:eastAsia="Times New Roman" w:hAnsi="Consolas" w:cs="Times New Roman"/>
+          <w:b/>
+          <w:bCs/>
+          <w:color w:val="000000"/>
+          <w:lang w:eastAsia="es-ES"/>
+        </w:rPr>
+        <w:t xml:space="preserve"> </w:t>
+      </w:r>
+      <w:r>
+        <w:rPr>
+          <w:rFonts w:ascii="Consolas" w:eastAsia="Times New Roman" w:hAnsi="Consolas" w:cs="Times New Roman"/>
+          <w:b/>
+          <w:bCs/>
+          <w:color w:val="6AAF19"/>
+          <w:lang w:eastAsia="es-ES"/>
+        </w:rPr>
+        <w:t>(</w:t>
+      </w:r>
+      <w:proofErr w:type="spellStart"/>
+      <w:r>
+        <w:rPr>
+          <w:rFonts w:ascii="Consolas" w:eastAsia="Times New Roman" w:hAnsi="Consolas" w:cs="Times New Roman"/>
+          <w:b/>
+          <w:bCs/>
+          <w:color w:val="6AAF19"/>
+          <w:lang w:eastAsia="es-ES"/>
+        </w:rPr>
+        <w:t>click</w:t>
+      </w:r>
+      <w:proofErr w:type="spellEnd"/>
+      <w:r>
+        <w:rPr>
+          <w:rFonts w:ascii="Consolas" w:eastAsia="Times New Roman" w:hAnsi="Consolas" w:cs="Times New Roman"/>
+          <w:b/>
+          <w:bCs/>
+          <w:color w:val="6AAF19"/>
+          <w:lang w:eastAsia="es-ES"/>
+        </w:rPr>
+        <w:t>)</w:t>
+      </w:r>
+      <w:r>
+        <w:rPr>
+          <w:rFonts w:ascii="Consolas" w:eastAsia="Times New Roman" w:hAnsi="Consolas" w:cs="Times New Roman"/>
+          <w:b/>
+          <w:bCs/>
+          <w:color w:val="000000"/>
+          <w:lang w:eastAsia="es-ES"/>
+        </w:rPr>
+        <w:t>=</w:t>
+      </w:r>
+      <w:r>
+        <w:rPr>
+          <w:rFonts w:ascii="Consolas" w:eastAsia="Times New Roman" w:hAnsi="Consolas" w:cs="Times New Roman"/>
+          <w:b/>
+          <w:bCs/>
+          <w:color w:val="F25A00"/>
+          <w:lang w:eastAsia="es-ES"/>
+        </w:rPr>
+        <w:t>"</w:t>
+      </w:r>
+      <w:proofErr w:type="spellStart"/>
+      <w:proofErr w:type="gramStart"/>
+      <w:r>
+        <w:rPr>
+          <w:rFonts w:ascii="Consolas" w:eastAsia="Times New Roman" w:hAnsi="Consolas" w:cs="Times New Roman"/>
+          <w:b/>
+          <w:bCs/>
+          <w:color w:val="6AAF19"/>
+          <w:lang w:eastAsia="es-ES"/>
+        </w:rPr>
+        <w:t>mostrarPares</w:t>
+      </w:r>
+      <w:proofErr w:type="spellEnd"/>
+      <w:r>
+        <w:rPr>
+          <w:rFonts w:ascii="Consolas" w:eastAsia="Times New Roman" w:hAnsi="Consolas" w:cs="Times New Roman"/>
+          <w:b/>
+          <w:bCs/>
+          <w:color w:val="000000"/>
+          <w:lang w:eastAsia="es-ES"/>
+        </w:rPr>
+        <w:t>(</w:t>
+      </w:r>
+      <w:proofErr w:type="gramEnd"/>
+      <w:r>
+        <w:rPr>
+          <w:rFonts w:ascii="Consolas" w:eastAsia="Times New Roman" w:hAnsi="Consolas" w:cs="Times New Roman"/>
+          <w:b/>
+          <w:bCs/>
+          <w:color w:val="000000"/>
+          <w:lang w:eastAsia="es-ES"/>
+        </w:rPr>
+        <w:t>)</w:t>
+      </w:r>
+      <w:r>
+        <w:rPr>
+          <w:rFonts w:ascii="Consolas" w:eastAsia="Times New Roman" w:hAnsi="Consolas" w:cs="Times New Roman"/>
+          <w:b/>
+          <w:bCs/>
+          <w:color w:val="F25A00"/>
+          <w:lang w:eastAsia="es-ES"/>
+        </w:rPr>
+        <w:t>"</w:t>
+      </w:r>
+      <w:r>
+        <w:rPr>
+          <w:rFonts w:ascii="Consolas" w:eastAsia="Times New Roman" w:hAnsi="Consolas" w:cs="Times New Roman"/>
+          <w:b/>
+          <w:bCs/>
+          <w:color w:val="000000"/>
+          <w:lang w:eastAsia="es-ES"/>
+        </w:rPr>
+        <w:t>&gt;</w:t>
+      </w:r>
+    </w:p>
+    <w:p>
+      <w:pPr>
+        <w:shd w:val="clear" w:color="auto" w:fill="FFFFFF"/>
+        <w:spacing w:after="0" w:line="240" w:lineRule="auto"/>
+        <w:rPr>
+          <w:rFonts w:ascii="Consolas" w:eastAsia="Times New Roman" w:hAnsi="Consolas" w:cs="Times New Roman"/>
+          <w:b/>
+          <w:bCs/>
+          <w:color w:val="000000"/>
+          <w:lang w:eastAsia="es-ES"/>
+        </w:rPr>
+      </w:pPr>
+      <w:r>
+        <w:rPr>
+          <w:rFonts w:ascii="Consolas" w:eastAsia="Times New Roman" w:hAnsi="Consolas" w:cs="Times New Roman"/>
+          <w:b/>
+          <w:bCs/>
+          <w:color w:val="000000"/>
+          <w:lang w:eastAsia="es-ES"/>
+        </w:rPr>
+        <w:t>        Ver pares</w:t>
+      </w:r>
+    </w:p>
+    <w:p>
+      <w:pPr>
+        <w:shd w:val="clear" w:color="auto" w:fill="FFFFFF"/>
+        <w:spacing w:after="0" w:line="240" w:lineRule="auto"/>
+        <w:rPr>
+          <w:rFonts w:ascii="Consolas" w:eastAsia="Times New Roman" w:hAnsi="Consolas" w:cs="Times New Roman"/>
+          <w:b/>
+          <w:bCs/>
+          <w:color w:val="000000"/>
+          <w:lang w:eastAsia="es-ES"/>
+        </w:rPr>
+      </w:pPr>
+      <w:r>
+        <w:rPr>
+          <w:rFonts w:ascii="Consolas" w:eastAsia="Times New Roman" w:hAnsi="Consolas" w:cs="Times New Roman"/>
+          <w:b/>
+          <w:bCs/>
+          <w:color w:val="000000"/>
+          <w:lang w:eastAsia="es-ES"/>
+        </w:rPr>
+        <w:t>    &lt;/</w:t>
+      </w:r>
+      <w:proofErr w:type="spellStart"/>
+      <w:proofErr w:type="gramStart"/>
+      <w:r>
+        <w:rPr>
+          <w:rFonts w:ascii="Consolas" w:eastAsia="Times New Roman" w:hAnsi="Consolas" w:cs="Times New Roman"/>
+          <w:b/>
+          <w:bCs/>
+          <w:color w:val="F92672"/>
+          <w:lang w:eastAsia="es-ES"/>
+        </w:rPr>
+        <w:t>button</w:t>
+      </w:r>
+      <w:proofErr w:type="spellEnd"/>
+      <w:proofErr w:type="gramEnd"/>
+      <w:r>
+        <w:rPr>
+          <w:rFonts w:ascii="Consolas" w:eastAsia="Times New Roman" w:hAnsi="Consolas" w:cs="Times New Roman"/>
+          <w:b/>
+          <w:bCs/>
+          <w:color w:val="000000"/>
+          <w:lang w:eastAsia="es-ES"/>
+        </w:rPr>
+        <w:t>&gt;</w:t>
+      </w:r>
+    </w:p>
+    <w:p>
+      <w:pPr>
+        <w:shd w:val="clear" w:color="auto" w:fill="FFFFFF"/>
+        <w:spacing w:after="0" w:line="240" w:lineRule="auto"/>
+        <w:rPr>
+          <w:rFonts w:ascii="Consolas" w:eastAsia="Times New Roman" w:hAnsi="Consolas" w:cs="Times New Roman"/>
+          <w:b/>
+          <w:bCs/>
+          <w:color w:val="000000"/>
+          <w:lang w:eastAsia="es-ES"/>
+        </w:rPr>
+      </w:pPr>
+      <w:r>
+        <w:rPr>
+          <w:rFonts w:ascii="Consolas" w:eastAsia="Times New Roman" w:hAnsi="Consolas" w:cs="Times New Roman"/>
+          <w:b/>
+          <w:bCs/>
+          <w:color w:val="000000"/>
+          <w:lang w:eastAsia="es-ES"/>
+        </w:rPr>
+        <w:t>&lt;/</w:t>
+      </w:r>
+      <w:proofErr w:type="spellStart"/>
+      <w:proofErr w:type="gramStart"/>
+      <w:r>
+        <w:rPr>
+          <w:rFonts w:ascii="Consolas" w:eastAsia="Times New Roman" w:hAnsi="Consolas" w:cs="Times New Roman"/>
+          <w:b/>
+          <w:bCs/>
+          <w:color w:val="F92672"/>
+          <w:lang w:eastAsia="es-ES"/>
+        </w:rPr>
+        <w:t>form</w:t>
+      </w:r>
+      <w:proofErr w:type="spellEnd"/>
+      <w:proofErr w:type="gramEnd"/>
+      <w:r>
+        <w:rPr>
+          <w:rFonts w:ascii="Consolas" w:eastAsia="Times New Roman" w:hAnsi="Consolas" w:cs="Times New Roman"/>
+          <w:b/>
+          <w:bCs/>
+          <w:color w:val="000000"/>
+          <w:lang w:eastAsia="es-ES"/>
+        </w:rPr>
+        <w:t>&gt;</w:t>
+      </w:r>
+    </w:p>
+    <w:p>
+      <w:pPr>
+        <w:shd w:val="clear" w:color="auto" w:fill="FFFFFF"/>
+        <w:spacing w:after="0" w:line="240" w:lineRule="auto"/>
+        <w:rPr>
+          <w:rFonts w:ascii="Consolas" w:eastAsia="Times New Roman" w:hAnsi="Consolas" w:cs="Times New Roman"/>
+          <w:b/>
+          <w:bCs/>
+          <w:color w:val="000000"/>
+          <w:lang w:eastAsia="es-ES"/>
+        </w:rPr>
+      </w:pPr>
+      <w:r>
+        <w:rPr>
+          <w:rFonts w:ascii="Consolas" w:eastAsia="Times New Roman" w:hAnsi="Consolas" w:cs="Times New Roman"/>
+          <w:b/>
+          <w:bCs/>
+          <w:color w:val="000000"/>
+          <w:lang w:eastAsia="es-ES"/>
+        </w:rPr>
+        <w:t>&lt;</w:t>
+      </w:r>
+      <w:proofErr w:type="spellStart"/>
+      <w:proofErr w:type="gramStart"/>
+      <w:r>
+        <w:rPr>
+          <w:rFonts w:ascii="Consolas" w:eastAsia="Times New Roman" w:hAnsi="Consolas" w:cs="Times New Roman"/>
+          <w:b/>
+          <w:bCs/>
+          <w:color w:val="F92672"/>
+          <w:lang w:eastAsia="es-ES"/>
+        </w:rPr>
+        <w:t>ul</w:t>
+      </w:r>
+      <w:proofErr w:type="spellEnd"/>
+      <w:proofErr w:type="gramEnd"/>
+      <w:r>
+        <w:rPr>
+          <w:rFonts w:ascii="Consolas" w:eastAsia="Times New Roman" w:hAnsi="Consolas" w:cs="Times New Roman"/>
+          <w:b/>
+          <w:bCs/>
+          <w:color w:val="000000"/>
+          <w:lang w:eastAsia="es-ES"/>
+        </w:rPr>
+        <w:t>&gt;</w:t>
+      </w:r>
+    </w:p>
+    <w:p>
+      <w:pPr>
+        <w:shd w:val="clear" w:color="auto" w:fill="FFFFFF"/>
+        <w:spacing w:after="0" w:line="240" w:lineRule="auto"/>
+        <w:rPr>
+          <w:rFonts w:ascii="Consolas" w:eastAsia="Times New Roman" w:hAnsi="Consolas" w:cs="Times New Roman"/>
+          <w:b/>
+          <w:bCs/>
+          <w:color w:val="000000"/>
+          <w:lang w:eastAsia="es-ES"/>
+        </w:rPr>
+      </w:pPr>
+      <w:r>
+        <w:rPr>
+          <w:rFonts w:ascii="Consolas" w:eastAsia="Times New Roman" w:hAnsi="Consolas" w:cs="Times New Roman"/>
+          <w:b/>
+          <w:bCs/>
+          <w:color w:val="000000"/>
+          <w:lang w:eastAsia="es-ES"/>
+        </w:rPr>
+        <w:t xml:space="preserve">    </w:t>
+      </w:r>
+      <w:r>
+        <w:rPr>
+          <w:rFonts w:ascii="Consolas" w:eastAsia="Times New Roman" w:hAnsi="Consolas" w:cs="Times New Roman"/>
+          <w:b/>
+          <w:bCs/>
+          <w:color w:val="F92672"/>
+          <w:lang w:eastAsia="es-ES"/>
+        </w:rPr>
+        <w:t>@</w:t>
+      </w:r>
+      <w:proofErr w:type="spellStart"/>
+      <w:r>
+        <w:rPr>
+          <w:rFonts w:ascii="Consolas" w:eastAsia="Times New Roman" w:hAnsi="Consolas" w:cs="Times New Roman"/>
+          <w:b/>
+          <w:bCs/>
+          <w:color w:val="F92672"/>
+          <w:lang w:eastAsia="es-ES"/>
+        </w:rPr>
+        <w:t>for</w:t>
+      </w:r>
+      <w:proofErr w:type="spellEnd"/>
+      <w:r>
+        <w:rPr>
+          <w:rFonts w:ascii="Consolas" w:eastAsia="Times New Roman" w:hAnsi="Consolas" w:cs="Times New Roman"/>
+          <w:b/>
+          <w:bCs/>
+          <w:color w:val="000000"/>
+          <w:lang w:eastAsia="es-ES"/>
+        </w:rPr>
+        <w:t xml:space="preserve"> (</w:t>
+      </w:r>
+      <w:proofErr w:type="spellStart"/>
+      <w:r>
+        <w:rPr>
+          <w:rFonts w:ascii="Consolas" w:eastAsia="Times New Roman" w:hAnsi="Consolas" w:cs="Times New Roman"/>
+          <w:b/>
+          <w:bCs/>
+          <w:color w:val="000000"/>
+          <w:lang w:eastAsia="es-ES"/>
+        </w:rPr>
+        <w:t>num</w:t>
+      </w:r>
+      <w:proofErr w:type="spellEnd"/>
+      <w:r>
+        <w:rPr>
+          <w:rFonts w:ascii="Consolas" w:eastAsia="Times New Roman" w:hAnsi="Consolas" w:cs="Times New Roman"/>
+          <w:b/>
+          <w:bCs/>
+          <w:color w:val="000000"/>
+          <w:lang w:eastAsia="es-ES"/>
+        </w:rPr>
+        <w:t xml:space="preserve"> </w:t>
+      </w:r>
+      <w:r>
+        <w:rPr>
+          <w:rFonts w:ascii="Consolas" w:eastAsia="Times New Roman" w:hAnsi="Consolas" w:cs="Times New Roman"/>
+          <w:b/>
+          <w:bCs/>
+          <w:color w:val="F92672"/>
+          <w:lang w:eastAsia="es-ES"/>
+        </w:rPr>
+        <w:t>of</w:t>
+      </w:r>
+      <w:r>
+        <w:rPr>
+          <w:rFonts w:ascii="Consolas" w:eastAsia="Times New Roman" w:hAnsi="Consolas" w:cs="Times New Roman"/>
+          <w:b/>
+          <w:bCs/>
+          <w:color w:val="000000"/>
+          <w:lang w:eastAsia="es-ES"/>
+        </w:rPr>
+        <w:t xml:space="preserve"> </w:t>
+      </w:r>
+      <w:proofErr w:type="spellStart"/>
+      <w:r>
+        <w:rPr>
+          <w:rFonts w:ascii="Consolas" w:eastAsia="Times New Roman" w:hAnsi="Consolas" w:cs="Times New Roman"/>
+          <w:b/>
+          <w:bCs/>
+          <w:color w:val="000000"/>
+          <w:lang w:eastAsia="es-ES"/>
+        </w:rPr>
+        <w:t>arrayNumeros</w:t>
+      </w:r>
+      <w:proofErr w:type="spellEnd"/>
+      <w:r>
+        <w:rPr>
+          <w:rFonts w:ascii="Consolas" w:eastAsia="Times New Roman" w:hAnsi="Consolas" w:cs="Times New Roman"/>
+          <w:b/>
+          <w:bCs/>
+          <w:color w:val="000000"/>
+          <w:lang w:eastAsia="es-ES"/>
+        </w:rPr>
+        <w:t xml:space="preserve">; </w:t>
+      </w:r>
+      <w:proofErr w:type="spellStart"/>
+      <w:r>
+        <w:rPr>
+          <w:rFonts w:ascii="Consolas" w:eastAsia="Times New Roman" w:hAnsi="Consolas" w:cs="Times New Roman"/>
+          <w:b/>
+          <w:bCs/>
+          <w:color w:val="F92672"/>
+          <w:lang w:eastAsia="es-ES"/>
+        </w:rPr>
+        <w:t>track</w:t>
+      </w:r>
+      <w:proofErr w:type="spellEnd"/>
+      <w:r>
+        <w:rPr>
+          <w:rFonts w:ascii="Consolas" w:eastAsia="Times New Roman" w:hAnsi="Consolas" w:cs="Times New Roman"/>
+          <w:b/>
+          <w:bCs/>
+          <w:color w:val="000000"/>
+          <w:lang w:eastAsia="es-ES"/>
+        </w:rPr>
+        <w:t xml:space="preserve"> </w:t>
+      </w:r>
+      <w:proofErr w:type="spellStart"/>
+      <w:r>
+        <w:rPr>
+          <w:rFonts w:ascii="Consolas" w:eastAsia="Times New Roman" w:hAnsi="Consolas" w:cs="Times New Roman"/>
+          <w:b/>
+          <w:bCs/>
+          <w:color w:val="000000"/>
+          <w:lang w:eastAsia="es-ES"/>
+        </w:rPr>
+        <w:t>num</w:t>
+      </w:r>
+      <w:proofErr w:type="spellEnd"/>
+      <w:proofErr w:type="gramStart"/>
+      <w:r>
+        <w:rPr>
+          <w:rFonts w:ascii="Consolas" w:eastAsia="Times New Roman" w:hAnsi="Consolas" w:cs="Times New Roman"/>
+          <w:b/>
+          <w:bCs/>
+          <w:color w:val="000000"/>
+          <w:lang w:eastAsia="es-ES"/>
+        </w:rPr>
+        <w:t>){</w:t>
+      </w:r>
+      <w:proofErr w:type="gramEnd"/>
+    </w:p>
+    <w:p>
+      <w:pPr>
+        <w:shd w:val="clear" w:color="auto" w:fill="FFFFFF"/>
+        <w:spacing w:after="0" w:line="240" w:lineRule="auto"/>
+        <w:rPr>
+          <w:rFonts w:ascii="Consolas" w:eastAsia="Times New Roman" w:hAnsi="Consolas" w:cs="Times New Roman"/>
+          <w:b/>
+          <w:bCs/>
+          <w:color w:val="000000"/>
+          <w:lang w:eastAsia="es-ES"/>
+        </w:rPr>
+      </w:pPr>
+      <w:r>
+        <w:rPr>
+          <w:rFonts w:ascii="Consolas" w:eastAsia="Times New Roman" w:hAnsi="Consolas" w:cs="Times New Roman"/>
+          <w:b/>
+          <w:bCs/>
+          <w:color w:val="000000"/>
+          <w:lang w:eastAsia="es-ES"/>
+        </w:rPr>
+        <w:t>        &lt;</w:t>
+      </w:r>
+      <w:proofErr w:type="gramStart"/>
+      <w:r>
+        <w:rPr>
+          <w:rFonts w:ascii="Consolas" w:eastAsia="Times New Roman" w:hAnsi="Consolas" w:cs="Times New Roman"/>
+          <w:b/>
+          <w:bCs/>
+          <w:color w:val="F92672"/>
+          <w:lang w:eastAsia="es-ES"/>
+        </w:rPr>
+        <w:t>li</w:t>
+      </w:r>
+      <w:proofErr w:type="gramEnd"/>
+      <w:r>
+        <w:rPr>
+          <w:rFonts w:ascii="Consolas" w:eastAsia="Times New Roman" w:hAnsi="Consolas" w:cs="Times New Roman"/>
+          <w:b/>
+          <w:bCs/>
+          <w:color w:val="000000"/>
+          <w:lang w:eastAsia="es-ES"/>
+        </w:rPr>
+        <w:t>&gt;{{</w:t>
+      </w:r>
+      <w:proofErr w:type="spellStart"/>
+      <w:r>
+        <w:rPr>
+          <w:rFonts w:ascii="Consolas" w:eastAsia="Times New Roman" w:hAnsi="Consolas" w:cs="Times New Roman"/>
+          <w:b/>
+          <w:bCs/>
+          <w:color w:val="000000"/>
+          <w:lang w:eastAsia="es-ES"/>
+        </w:rPr>
+        <w:t>num</w:t>
+      </w:r>
+      <w:proofErr w:type="spellEnd"/>
+      <w:r>
+        <w:rPr>
+          <w:rFonts w:ascii="Consolas" w:eastAsia="Times New Roman" w:hAnsi="Consolas" w:cs="Times New Roman"/>
+          <w:b/>
+          <w:bCs/>
+          <w:color w:val="000000"/>
+          <w:lang w:eastAsia="es-ES"/>
+        </w:rPr>
+        <w:t>}}&lt;/</w:t>
+      </w:r>
+      <w:r>
+        <w:rPr>
+          <w:rFonts w:ascii="Consolas" w:eastAsia="Times New Roman" w:hAnsi="Consolas" w:cs="Times New Roman"/>
+          <w:b/>
+          <w:bCs/>
+          <w:color w:val="F92672"/>
+          <w:lang w:eastAsia="es-ES"/>
+        </w:rPr>
+        <w:t>li</w:t>
+      </w:r>
+      <w:r>
+        <w:rPr>
+          <w:rFonts w:ascii="Consolas" w:eastAsia="Times New Roman" w:hAnsi="Consolas" w:cs="Times New Roman"/>
+          <w:b/>
+          <w:bCs/>
+          <w:color w:val="000000"/>
+          <w:lang w:eastAsia="es-ES"/>
+        </w:rPr>
+        <w:t>&gt;</w:t>
+      </w:r>
+    </w:p>
+    <w:p>
+      <w:pPr>
+        <w:shd w:val="clear" w:color="auto" w:fill="FFFFFF"/>
+        <w:spacing w:after="0" w:line="240" w:lineRule="auto"/>
+        <w:rPr>
+          <w:rFonts w:ascii="Consolas" w:eastAsia="Times New Roman" w:hAnsi="Consolas" w:cs="Times New Roman"/>
+          <w:b/>
+          <w:bCs/>
+          <w:color w:val="000000"/>
+          <w:lang w:eastAsia="es-ES"/>
+        </w:rPr>
+      </w:pPr>
+      <w:r>
+        <w:rPr>
+          <w:rFonts w:ascii="Consolas" w:eastAsia="Times New Roman" w:hAnsi="Consolas" w:cs="Times New Roman"/>
+          <w:b/>
+          <w:bCs/>
+          <w:color w:val="000000"/>
+          <w:lang w:eastAsia="es-ES"/>
+        </w:rPr>
+        <w:t>    }</w:t>
+      </w:r>
+    </w:p>
+    <w:p>
+      <w:pPr>
+        <w:shd w:val="clear" w:color="auto" w:fill="FFFFFF"/>
+        <w:spacing w:after="0" w:line="240" w:lineRule="auto"/>
+        <w:rPr>
+          <w:rFonts w:ascii="Consolas" w:eastAsia="Times New Roman" w:hAnsi="Consolas" w:cs="Times New Roman"/>
+          <w:b/>
+          <w:bCs/>
+          <w:color w:val="000000"/>
+          <w:lang w:eastAsia="es-ES"/>
+        </w:rPr>
+      </w:pPr>
+      <w:r>
+        <w:rPr>
+          <w:rFonts w:ascii="Consolas" w:eastAsia="Times New Roman" w:hAnsi="Consolas" w:cs="Times New Roman"/>
+          <w:b/>
+          <w:bCs/>
+          <w:color w:val="000000"/>
+          <w:lang w:eastAsia="es-ES"/>
+        </w:rPr>
+        <w:t>&lt;/</w:t>
+      </w:r>
+      <w:proofErr w:type="spellStart"/>
+      <w:proofErr w:type="gramStart"/>
+      <w:r>
+        <w:rPr>
+          <w:rFonts w:ascii="Consolas" w:eastAsia="Times New Roman" w:hAnsi="Consolas" w:cs="Times New Roman"/>
+          <w:b/>
+          <w:bCs/>
+          <w:color w:val="F92672"/>
+          <w:lang w:eastAsia="es-ES"/>
+        </w:rPr>
+        <w:t>ul</w:t>
+      </w:r>
+      <w:proofErr w:type="spellEnd"/>
+      <w:proofErr w:type="gramEnd"/>
+      <w:r>
+        <w:rPr>
+          <w:rFonts w:ascii="Consolas" w:eastAsia="Times New Roman" w:hAnsi="Consolas" w:cs="Times New Roman"/>
+          <w:b/>
+          <w:bCs/>
+          <w:color w:val="000000"/>
+          <w:lang w:eastAsia="es-ES"/>
+        </w:rPr>
+        <w:t>&gt;</w:t>
+      </w:r>
+    </w:p>
+    <w:p>
+      <w:pPr>
+        <w:spacing w:after="0" w:line="240" w:lineRule="auto"/>
+        <w:rPr>
+          <w:rFonts w:ascii="Verdana" w:hAnsi="Verdana"/>
+          <w:sz w:val="28"/>
+          <w:szCs w:val="28"/>
+        </w:rPr>
+      </w:pPr>
+    </w:p>
+    <w:p>
+      <w:pPr>
+        <w:spacing w:after="0" w:line="240" w:lineRule="auto"/>
+        <w:rPr>
+          <w:rFonts w:ascii="Verdana" w:hAnsi="Verdana"/>
+          <w:sz w:val="28"/>
+          <w:szCs w:val="28"/>
+        </w:rPr>
+      </w:pPr>
+      <w:r>
+        <w:rPr>
+          <w:rFonts w:ascii="Verdana" w:hAnsi="Verdana"/>
+          <w:sz w:val="28"/>
+          <w:szCs w:val="28"/>
+        </w:rPr>
+        <w:t>Necesito una página para la tabla de multiplicar.</w:t>
+      </w:r>
+    </w:p>
+    <w:p>
+      <w:pPr>
+        <w:spacing w:after="0" w:line="240" w:lineRule="auto"/>
+        <w:rPr>
+          <w:rFonts w:ascii="Verdana" w:hAnsi="Verdana"/>
+          <w:sz w:val="28"/>
+          <w:szCs w:val="28"/>
+        </w:rPr>
+      </w:pPr>
+      <w:r>
+        <w:rPr>
+          <w:rFonts w:ascii="Verdana" w:hAnsi="Verdana"/>
+          <w:sz w:val="28"/>
+          <w:szCs w:val="28"/>
+        </w:rPr>
+        <w:t>Una caja para introducir un número y un botón para mostrar los resultados en una lista.</w:t>
+      </w:r>
+    </w:p>
+    <w:p>
+      <w:pPr>
+        <w:spacing w:after="0" w:line="240" w:lineRule="auto"/>
+        <w:rPr>
+          <w:rFonts w:ascii="Verdana" w:hAnsi="Verdana"/>
+          <w:sz w:val="28"/>
+          <w:szCs w:val="28"/>
+        </w:rPr>
+      </w:pPr>
+    </w:p>
+    <w:p>
+      <w:pPr>
+        <w:spacing w:after="0" w:line="240" w:lineRule="auto"/>
+        <w:rPr>
+          <w:rFonts w:ascii="Verdana" w:hAnsi="Verdana"/>
+          <w:b/>
+          <w:sz w:val="28"/>
+          <w:szCs w:val="28"/>
+        </w:rPr>
+      </w:pPr>
+      <w:r>
+        <w:rPr>
+          <w:rFonts w:ascii="Verdana" w:hAnsi="Verdana"/>
+          <w:sz w:val="28"/>
+          <w:szCs w:val="28"/>
+        </w:rPr>
+        <w:t xml:space="preserve">Creamos un nuevo </w:t>
+      </w:r>
+      <w:proofErr w:type="spellStart"/>
+      <w:r>
+        <w:rPr>
+          <w:rFonts w:ascii="Verdana" w:hAnsi="Verdana"/>
+          <w:sz w:val="28"/>
+          <w:szCs w:val="28"/>
+        </w:rPr>
+        <w:t>component</w:t>
+      </w:r>
+      <w:proofErr w:type="spellEnd"/>
+      <w:r>
+        <w:rPr>
+          <w:rFonts w:ascii="Verdana" w:hAnsi="Verdana"/>
+          <w:sz w:val="28"/>
+          <w:szCs w:val="28"/>
+        </w:rPr>
+        <w:t xml:space="preserve"> llamado </w:t>
+      </w:r>
+      <w:proofErr w:type="spellStart"/>
+      <w:r>
+        <w:rPr>
+          <w:rFonts w:ascii="Verdana" w:hAnsi="Verdana"/>
+          <w:b/>
+          <w:sz w:val="28"/>
+          <w:szCs w:val="28"/>
+        </w:rPr>
+        <w:t>tablaMultiplicarComponent</w:t>
+      </w:r>
+      <w:proofErr w:type="spellEnd"/>
+    </w:p>
+    <w:p>
+      <w:pPr>
+        <w:spacing w:after="0" w:line="240" w:lineRule="auto"/>
+        <w:rPr>
+          <w:rFonts w:ascii="Verdana" w:hAnsi="Verdana"/>
+          <w:sz w:val="28"/>
+          <w:szCs w:val="28"/>
+        </w:rPr>
+      </w:pPr>
+    </w:p>
+    <w:p>
+      <w:pPr>
+        <w:spacing w:after="0" w:line="240" w:lineRule="auto"/>
+        <w:rPr>
+          <w:rFonts w:ascii="Verdana" w:hAnsi="Verdana"/>
           <w:sz w:val="28"/>
           <w:szCs w:val="28"/>
         </w:rPr>
@@ -40905,29 +44840,9 @@
         </w:rPr>
       </w:pPr>
     </w:p>
-    <w:p>
-      <w:pPr>
-        <w:spacing w:after="0" w:line="240" w:lineRule="auto"/>
-        <w:rPr>
-          <w:rFonts w:ascii="Verdana" w:hAnsi="Verdana"/>
-          <w:sz w:val="28"/>
-          <w:szCs w:val="28"/>
-        </w:rPr>
-      </w:pPr>
-    </w:p>
-    <w:p>
-      <w:pPr>
-        <w:spacing w:after="0" w:line="240" w:lineRule="auto"/>
-        <w:rPr>
-          <w:rFonts w:ascii="Verdana" w:hAnsi="Verdana"/>
-          <w:sz w:val="28"/>
-          <w:szCs w:val="28"/>
-        </w:rPr>
-      </w:pPr>
-    </w:p>
     <w:sectPr>
-      <w:headerReference w:type="default" r:id="rId85"/>
-      <w:footerReference w:type="default" r:id="rId86"/>
+      <w:headerReference w:type="default" r:id="rId86"/>
+      <w:footerReference w:type="default" r:id="rId87"/>
       <w:pgSz w:w="11906" w:h="16838"/>
       <w:pgMar w:top="1417" w:right="1701" w:bottom="1417" w:left="1701" w:header="708" w:footer="708" w:gutter="0"/>
       <w:cols w:space="708"/>
@@ -40994,7 +44909,7 @@
           <w:rPr>
             <w:noProof/>
           </w:rPr>
-          <w:t>47</w:t>
+          <w:t>49</w:t>
         </w:r>
         <w:r>
           <w:fldChar w:fldCharType="end"/>
@@ -44902,7 +48817,7 @@
 </file>
 
 <file path=customXml/itemProps1.xml><?xml version="1.0" encoding="utf-8"?>
-<ds:datastoreItem xmlns:ds="http://schemas.openxmlformats.org/officeDocument/2006/customXml" ds:itemID="{4FB03899-32AD-4037-B81E-9EA7955239E3}">
+<ds:datastoreItem xmlns:ds="http://schemas.openxmlformats.org/officeDocument/2006/customXml" ds:itemID="{D5DC4CAB-B46B-416E-A2BB-E18377839577}">
   <ds:schemaRefs>
     <ds:schemaRef ds:uri="http://schemas.openxmlformats.org/officeDocument/2006/bibliography"/>
   </ds:schemaRefs>
